--- a/docs/package/06_Support/BrokerVerse_Release_Notes_and_Roadmap.docx
+++ b/docs/package/06_Support/BrokerVerse_Release_Notes_and_Roadmap.docx
@@ -789,7 +789,7 @@
             </w:rPr>
             <w:fldChar w:fldCharType="separate"/>
           </w:r>
-          <w:hyperlink w:anchor="__RefHeading___Toc154709_4049217194">
+          <w:hyperlink w:anchor="__RefHeading___Toc154709_3199679052">
             <w:r>
               <w:rPr>
                 <w:webHidden/>
@@ -824,7 +824,7 @@
             </w:tabs>
             <w:rPr/>
           </w:pPr>
-          <w:hyperlink w:anchor="__RefHeading___Toc154711_4049217194">
+          <w:hyperlink w:anchor="__RefHeading___Toc154711_3199679052">
             <w:r>
               <w:rPr>
                 <w:webHidden/>
@@ -853,7 +853,7 @@
             </w:tabs>
             <w:rPr/>
           </w:pPr>
-          <w:hyperlink w:anchor="__RefHeading___Toc154713_4049217194">
+          <w:hyperlink w:anchor="__RefHeading___Toc154713_3199679052">
             <w:r>
               <w:rPr>
                 <w:webHidden/>
@@ -875,7 +875,7 @@
             </w:tabs>
             <w:rPr/>
           </w:pPr>
-          <w:hyperlink w:anchor="__RefHeading___Toc154715_4049217194">
+          <w:hyperlink w:anchor="__RefHeading___Toc154715_3199679052">
             <w:r>
               <w:rPr>
                 <w:webHidden/>
@@ -897,7 +897,7 @@
             </w:tabs>
             <w:rPr/>
           </w:pPr>
-          <w:hyperlink w:anchor="__RefHeading___Toc154717_4049217194">
+          <w:hyperlink w:anchor="__RefHeading___Toc154717_3199679052">
             <w:r>
               <w:rPr>
                 <w:webHidden/>
@@ -919,7 +919,7 @@
             </w:tabs>
             <w:rPr/>
           </w:pPr>
-          <w:hyperlink w:anchor="__RefHeading___Toc154719_4049217194">
+          <w:hyperlink w:anchor="__RefHeading___Toc154719_3199679052">
             <w:r>
               <w:rPr>
                 <w:webHidden/>
@@ -941,7 +941,7 @@
             </w:tabs>
             <w:rPr/>
           </w:pPr>
-          <w:hyperlink w:anchor="__RefHeading___Toc154721_4049217194">
+          <w:hyperlink w:anchor="__RefHeading___Toc154721_3199679052">
             <w:r>
               <w:rPr>
                 <w:webHidden/>
@@ -963,7 +963,7 @@
             </w:tabs>
             <w:rPr/>
           </w:pPr>
-          <w:hyperlink w:anchor="__RefHeading___Toc154723_4049217194">
+          <w:hyperlink w:anchor="__RefHeading___Toc154723_3199679052">
             <w:r>
               <w:rPr>
                 <w:webHidden/>
@@ -985,7 +985,7 @@
             </w:tabs>
             <w:rPr/>
           </w:pPr>
-          <w:hyperlink w:anchor="__RefHeading___Toc154725_4049217194">
+          <w:hyperlink w:anchor="__RefHeading___Toc154725_3199679052">
             <w:r>
               <w:rPr>
                 <w:webHidden/>
@@ -1007,7 +1007,7 @@
             </w:tabs>
             <w:rPr/>
           </w:pPr>
-          <w:hyperlink w:anchor="__RefHeading___Toc154727_4049217194">
+          <w:hyperlink w:anchor="__RefHeading___Toc154727_3199679052">
             <w:r>
               <w:rPr>
                 <w:webHidden/>
@@ -1029,7 +1029,7 @@
             </w:tabs>
             <w:rPr/>
           </w:pPr>
-          <w:hyperlink w:anchor="__RefHeading___Toc154729_4049217194">
+          <w:hyperlink w:anchor="__RefHeading___Toc154729_3199679052">
             <w:r>
               <w:rPr>
                 <w:webHidden/>
@@ -1051,7 +1051,7 @@
             </w:tabs>
             <w:rPr/>
           </w:pPr>
-          <w:hyperlink w:anchor="__RefHeading___Toc154731_4049217194">
+          <w:hyperlink w:anchor="__RefHeading___Toc154731_3199679052">
             <w:r>
               <w:rPr>
                 <w:webHidden/>
@@ -1073,7 +1073,7 @@
             </w:tabs>
             <w:rPr/>
           </w:pPr>
-          <w:hyperlink w:anchor="__RefHeading___Toc154733_4049217194">
+          <w:hyperlink w:anchor="__RefHeading___Toc154733_3199679052">
             <w:r>
               <w:rPr>
                 <w:webHidden/>
@@ -1095,7 +1095,7 @@
             </w:tabs>
             <w:rPr/>
           </w:pPr>
-          <w:hyperlink w:anchor="__RefHeading___Toc154735_4049217194">
+          <w:hyperlink w:anchor="__RefHeading___Toc154735_3199679052">
             <w:r>
               <w:rPr>
                 <w:webHidden/>
@@ -1117,7 +1117,7 @@
             </w:tabs>
             <w:rPr/>
           </w:pPr>
-          <w:hyperlink w:anchor="__RefHeading___Toc154737_4049217194">
+          <w:hyperlink w:anchor="__RefHeading___Toc154737_3199679052">
             <w:r>
               <w:rPr>
                 <w:webHidden/>
@@ -1139,7 +1139,7 @@
             </w:tabs>
             <w:rPr/>
           </w:pPr>
-          <w:hyperlink w:anchor="__RefHeading___Toc154739_4049217194">
+          <w:hyperlink w:anchor="__RefHeading___Toc154739_3199679052">
             <w:r>
               <w:rPr>
                 <w:webHidden/>
@@ -1161,7 +1161,7 @@
             </w:tabs>
             <w:rPr/>
           </w:pPr>
-          <w:hyperlink w:anchor="__RefHeading___Toc154741_4049217194">
+          <w:hyperlink w:anchor="__RefHeading___Toc154741_3199679052">
             <w:r>
               <w:rPr>
                 <w:webHidden/>
@@ -1183,7 +1183,7 @@
             </w:tabs>
             <w:rPr/>
           </w:pPr>
-          <w:hyperlink w:anchor="__RefHeading___Toc154743_4049217194">
+          <w:hyperlink w:anchor="__RefHeading___Toc154743_3199679052">
             <w:r>
               <w:rPr>
                 <w:webHidden/>
@@ -1205,7 +1205,7 @@
             </w:tabs>
             <w:rPr/>
           </w:pPr>
-          <w:hyperlink w:anchor="__RefHeading___Toc154745_4049217194">
+          <w:hyperlink w:anchor="__RefHeading___Toc154745_3199679052">
             <w:r>
               <w:rPr>
                 <w:webHidden/>
@@ -1227,7 +1227,7 @@
             </w:tabs>
             <w:rPr/>
           </w:pPr>
-          <w:hyperlink w:anchor="__RefHeading___Toc154747_4049217194">
+          <w:hyperlink w:anchor="__RefHeading___Toc154747_3199679052">
             <w:r>
               <w:rPr>
                 <w:webHidden/>
@@ -1249,7 +1249,7 @@
             </w:tabs>
             <w:rPr/>
           </w:pPr>
-          <w:hyperlink w:anchor="__RefHeading___Toc154749_4049217194">
+          <w:hyperlink w:anchor="__RefHeading___Toc154749_3199679052">
             <w:r>
               <w:rPr>
                 <w:webHidden/>
@@ -1271,7 +1271,7 @@
             </w:tabs>
             <w:rPr/>
           </w:pPr>
-          <w:hyperlink w:anchor="__RefHeading___Toc154751_4049217194">
+          <w:hyperlink w:anchor="__RefHeading___Toc154751_3199679052">
             <w:r>
               <w:rPr>
                 <w:webHidden/>
@@ -1293,7 +1293,7 @@
             </w:tabs>
             <w:rPr/>
           </w:pPr>
-          <w:hyperlink w:anchor="__RefHeading___Toc154753_4049217194">
+          <w:hyperlink w:anchor="__RefHeading___Toc154753_3199679052">
             <w:r>
               <w:rPr>
                 <w:webHidden/>
@@ -1315,7 +1315,7 @@
             </w:tabs>
             <w:rPr/>
           </w:pPr>
-          <w:hyperlink w:anchor="__RefHeading___Toc154755_4049217194">
+          <w:hyperlink w:anchor="__RefHeading___Toc154755_3199679052">
             <w:r>
               <w:rPr>
                 <w:webHidden/>
@@ -1337,7 +1337,7 @@
             </w:tabs>
             <w:rPr/>
           </w:pPr>
-          <w:hyperlink w:anchor="__RefHeading___Toc154757_4049217194">
+          <w:hyperlink w:anchor="__RefHeading___Toc154757_3199679052">
             <w:r>
               <w:rPr>
                 <w:webHidden/>
@@ -1385,7 +1385,7 @@
       <w:r>
         <w:br w:type="page"/>
       </w:r>
-      <w:bookmarkStart w:id="0" w:name="__RefHeading___Toc154709_4049217194"/>
+      <w:bookmarkStart w:id="0" w:name="__RefHeading___Toc154709_3199679052"/>
       <w:bookmarkStart w:id="1" w:name="_Toc48319687"/>
       <w:bookmarkStart w:id="2" w:name="_Toc11824118"/>
       <w:bookmarkEnd w:id="0"/>
@@ -2028,7 +2028,7 @@
           <w:spacing w:val="0"/>
         </w:rPr>
       </w:pPr>
-      <w:bookmarkStart w:id="4" w:name="__RefHeading___Toc154711_4049217194"/>
+      <w:bookmarkStart w:id="4" w:name="__RefHeading___Toc154711_3199679052"/>
       <w:bookmarkStart w:id="5" w:name="_Toc233203388"/>
       <w:bookmarkEnd w:id="4"/>
       <w:r>
@@ -4834,7 +4834,7 @@
         <w:pageBreakBefore w:val="false"/>
         <w:rPr/>
       </w:pPr>
-      <w:bookmarkStart w:id="6" w:name="__RefHeading___Toc154713_4049217194"/>
+      <w:bookmarkStart w:id="6" w:name="__RefHeading___Toc154713_3199679052"/>
       <w:bookmarkEnd w:id="6"/>
       <w:r>
         <w:rPr>
@@ -4851,7 +4851,7 @@
         <w:pStyle w:val="Heading2"/>
         <w:rPr/>
       </w:pPr>
-      <w:bookmarkStart w:id="7" w:name="__RefHeading___Toc154715_4049217194"/>
+      <w:bookmarkStart w:id="7" w:name="__RefHeading___Toc154715_3199679052"/>
       <w:bookmarkEnd w:id="7"/>
       <w:r>
         <w:rPr>
@@ -5487,7 +5487,7 @@
         <w:pStyle w:val="Heading2"/>
         <w:rPr/>
       </w:pPr>
-      <w:bookmarkStart w:id="8" w:name="__RefHeading___Toc154717_4049217194"/>
+      <w:bookmarkStart w:id="8" w:name="__RefHeading___Toc154717_3199679052"/>
       <w:bookmarkEnd w:id="8"/>
       <w:r>
         <w:rPr>
@@ -6380,7 +6380,7 @@
       <w:r>
         <w:br w:type="page"/>
       </w:r>
-      <w:bookmarkStart w:id="9" w:name="__RefHeading___Toc154719_4049217194"/>
+      <w:bookmarkStart w:id="9" w:name="__RefHeading___Toc154719_3199679052"/>
       <w:bookmarkEnd w:id="9"/>
       <w:r>
         <w:rPr>
@@ -6397,7 +6397,7 @@
         <w:pStyle w:val="Heading2"/>
         <w:rPr/>
       </w:pPr>
-      <w:bookmarkStart w:id="10" w:name="__RefHeading___Toc154721_4049217194"/>
+      <w:bookmarkStart w:id="10" w:name="__RefHeading___Toc154721_3199679052"/>
       <w:bookmarkEnd w:id="10"/>
       <w:r>
         <w:rPr>
@@ -7011,7 +7011,7 @@
         <w:pStyle w:val="Heading2"/>
         <w:rPr/>
       </w:pPr>
-      <w:bookmarkStart w:id="11" w:name="__RefHeading___Toc154723_4049217194"/>
+      <w:bookmarkStart w:id="11" w:name="__RefHeading___Toc154723_3199679052"/>
       <w:bookmarkEnd w:id="11"/>
       <w:r>
         <w:rPr>
@@ -7526,7 +7526,7 @@
         <w:pStyle w:val="Heading2"/>
         <w:rPr/>
       </w:pPr>
-      <w:bookmarkStart w:id="12" w:name="__RefHeading___Toc154725_4049217194"/>
+      <w:bookmarkStart w:id="12" w:name="__RefHeading___Toc154725_3199679052"/>
       <w:bookmarkEnd w:id="12"/>
       <w:r>
         <w:rPr>
@@ -8602,7 +8602,7 @@
         <w:pStyle w:val="Heading2"/>
         <w:rPr/>
       </w:pPr>
-      <w:bookmarkStart w:id="13" w:name="__RefHeading___Toc154727_4049217194"/>
+      <w:bookmarkStart w:id="13" w:name="__RefHeading___Toc154727_3199679052"/>
       <w:bookmarkEnd w:id="13"/>
       <w:r>
         <w:rPr>
@@ -9447,7 +9447,7 @@
         <w:pStyle w:val="Heading2"/>
         <w:rPr/>
       </w:pPr>
-      <w:bookmarkStart w:id="14" w:name="__RefHeading___Toc154729_4049217194"/>
+      <w:bookmarkStart w:id="14" w:name="__RefHeading___Toc154729_3199679052"/>
       <w:bookmarkEnd w:id="14"/>
       <w:r>
         <w:rPr>
@@ -10193,7 +10193,7 @@
         <w:pStyle w:val="Heading2"/>
         <w:rPr/>
       </w:pPr>
-      <w:bookmarkStart w:id="15" w:name="__RefHeading___Toc154731_4049217194"/>
+      <w:bookmarkStart w:id="15" w:name="__RefHeading___Toc154731_3199679052"/>
       <w:bookmarkEnd w:id="15"/>
       <w:r>
         <w:rPr>
@@ -10991,7 +10991,7 @@
       <w:r>
         <w:br w:type="page"/>
       </w:r>
-      <w:bookmarkStart w:id="16" w:name="__RefHeading___Toc154733_4049217194"/>
+      <w:bookmarkStart w:id="16" w:name="__RefHeading___Toc154733_3199679052"/>
       <w:bookmarkEnd w:id="16"/>
       <w:r>
         <w:rPr>
@@ -11008,7 +11008,7 @@
         <w:pStyle w:val="Heading2"/>
         <w:rPr/>
       </w:pPr>
-      <w:bookmarkStart w:id="17" w:name="__RefHeading___Toc154735_4049217194"/>
+      <w:bookmarkStart w:id="17" w:name="__RefHeading___Toc154735_3199679052"/>
       <w:bookmarkEnd w:id="17"/>
       <w:r>
         <w:rPr>
@@ -12777,7 +12777,7 @@
         <w:pStyle w:val="Heading2"/>
         <w:rPr/>
       </w:pPr>
-      <w:bookmarkStart w:id="18" w:name="__RefHeading___Toc154737_4049217194"/>
+      <w:bookmarkStart w:id="18" w:name="__RefHeading___Toc154737_3199679052"/>
       <w:bookmarkEnd w:id="18"/>
       <w:r>
         <w:rPr>
@@ -14543,7 +14543,7 @@
         <w:pStyle w:val="Heading2"/>
         <w:rPr/>
       </w:pPr>
-      <w:bookmarkStart w:id="19" w:name="__RefHeading___Toc154739_4049217194"/>
+      <w:bookmarkStart w:id="19" w:name="__RefHeading___Toc154739_3199679052"/>
       <w:bookmarkEnd w:id="19"/>
       <w:r>
         <w:rPr>
@@ -14693,7 +14693,7 @@
         <w:pStyle w:val="Heading1"/>
         <w:rPr/>
       </w:pPr>
-      <w:bookmarkStart w:id="20" w:name="__RefHeading___Toc154741_4049217194"/>
+      <w:bookmarkStart w:id="20" w:name="__RefHeading___Toc154741_3199679052"/>
       <w:bookmarkEnd w:id="20"/>
       <w:r>
         <w:rPr>
@@ -14710,7 +14710,7 @@
         <w:pStyle w:val="Heading2"/>
         <w:rPr/>
       </w:pPr>
-      <w:bookmarkStart w:id="21" w:name="__RefHeading___Toc154743_4049217194"/>
+      <w:bookmarkStart w:id="21" w:name="__RefHeading___Toc154743_3199679052"/>
       <w:bookmarkEnd w:id="21"/>
       <w:r>
         <w:rPr>
@@ -15420,7 +15420,7 @@
         <w:pStyle w:val="Heading2"/>
         <w:rPr/>
       </w:pPr>
-      <w:bookmarkStart w:id="22" w:name="__RefHeading___Toc154745_4049217194"/>
+      <w:bookmarkStart w:id="22" w:name="__RefHeading___Toc154745_3199679052"/>
       <w:bookmarkEnd w:id="22"/>
       <w:r>
         <w:rPr>
@@ -15532,7 +15532,7 @@
         <w:pStyle w:val="Heading2"/>
         <w:rPr/>
       </w:pPr>
-      <w:bookmarkStart w:id="23" w:name="__RefHeading___Toc154747_4049217194"/>
+      <w:bookmarkStart w:id="23" w:name="__RefHeading___Toc154747_3199679052"/>
       <w:bookmarkEnd w:id="23"/>
       <w:r>
         <w:rPr>
@@ -15609,7 +15609,7 @@
         <w:pStyle w:val="Heading1"/>
         <w:rPr/>
       </w:pPr>
-      <w:bookmarkStart w:id="24" w:name="__RefHeading___Toc154749_4049217194"/>
+      <w:bookmarkStart w:id="24" w:name="__RefHeading___Toc154749_3199679052"/>
       <w:bookmarkEnd w:id="24"/>
       <w:r>
         <w:rPr>
@@ -15652,7 +15652,7 @@
         <w:pStyle w:val="Heading2"/>
         <w:rPr/>
       </w:pPr>
-      <w:bookmarkStart w:id="25" w:name="__RefHeading___Toc154751_4049217194"/>
+      <w:bookmarkStart w:id="25" w:name="__RefHeading___Toc154751_3199679052"/>
       <w:bookmarkEnd w:id="25"/>
       <w:r>
         <w:rPr>
@@ -16167,7 +16167,7 @@
         <w:pStyle w:val="Heading2"/>
         <w:rPr/>
       </w:pPr>
-      <w:bookmarkStart w:id="26" w:name="__RefHeading___Toc154753_4049217194"/>
+      <w:bookmarkStart w:id="26" w:name="__RefHeading___Toc154753_3199679052"/>
       <w:bookmarkEnd w:id="26"/>
       <w:r>
         <w:rPr>
@@ -16836,7 +16836,7 @@
         <w:pStyle w:val="Heading2"/>
         <w:rPr/>
       </w:pPr>
-      <w:bookmarkStart w:id="27" w:name="__RefHeading___Toc154755_4049217194"/>
+      <w:bookmarkStart w:id="27" w:name="__RefHeading___Toc154755_3199679052"/>
       <w:bookmarkEnd w:id="27"/>
       <w:r>
         <w:rPr>
@@ -17537,7 +17537,7 @@
           <w:spacing w:val="0"/>
         </w:rPr>
       </w:pPr>
-      <w:bookmarkStart w:id="28" w:name="__RefHeading___Toc154757_4049217194"/>
+      <w:bookmarkStart w:id="28" w:name="__RefHeading___Toc154757_3199679052"/>
       <w:bookmarkStart w:id="29" w:name="_Toc233203395"/>
       <w:bookmarkEnd w:id="28"/>
       <w:r>

--- a/docs/package/06_Support/BrokerVerse_Release_Notes_and_Roadmap.docx
+++ b/docs/package/06_Support/BrokerVerse_Release_Notes_and_Roadmap.docx
@@ -10,7 +10,7 @@
       <w:r>
         <w:rPr/>
         <w:drawing>
-          <wp:anchor behindDoc="1" distT="0" distB="0" distL="0" distR="0" simplePos="0" locked="0" layoutInCell="0" allowOverlap="1" relativeHeight="23">
+          <wp:anchor behindDoc="1" distT="0" distB="0" distL="0" distR="0" simplePos="0" locked="0" layoutInCell="0" allowOverlap="1" relativeHeight="24">
             <wp:simplePos x="0" y="0"/>
             <wp:positionH relativeFrom="margin">
               <wp:posOffset>-914400</wp:posOffset>
@@ -55,7 +55,7 @@
           </wp:anchor>
         </w:drawing>
         <w:drawing>
-          <wp:anchor behindDoc="1" distT="0" distB="0" distL="0" distR="0" simplePos="0" locked="0" layoutInCell="0" allowOverlap="1" relativeHeight="34">
+          <wp:anchor behindDoc="1" distT="0" distB="0" distL="0" distR="0" simplePos="0" locked="0" layoutInCell="0" allowOverlap="1" relativeHeight="35">
             <wp:simplePos x="0" y="0"/>
             <wp:positionH relativeFrom="margin">
               <wp:align>center</wp:align>
@@ -111,7 +111,7 @@
         <mc:AlternateContent>
           <mc:Choice Requires="wps">
             <w:drawing>
-              <wp:anchor behindDoc="0" distT="45720" distB="45720" distL="114300" distR="114300" simplePos="0" locked="0" layoutInCell="0" allowOverlap="1" relativeHeight="24" wp14:anchorId="3D43415C">
+              <wp:anchor behindDoc="0" distT="45720" distB="45720" distL="114300" distR="114300" simplePos="0" locked="0" layoutInCell="0" allowOverlap="1" relativeHeight="25" wp14:anchorId="3D43415C">
                 <wp:simplePos x="0" y="0"/>
                 <wp:positionH relativeFrom="page">
                   <wp:posOffset>194310</wp:posOffset>
@@ -226,7 +226,7 @@
         <mc:AlternateContent>
           <mc:Choice Requires="wps">
             <w:drawing>
-              <wp:anchor behindDoc="0" distT="45720" distB="45720" distL="113030" distR="114935" simplePos="0" locked="0" layoutInCell="0" allowOverlap="1" relativeHeight="26" wp14:anchorId="58C23128">
+              <wp:anchor behindDoc="0" distT="45720" distB="45720" distL="113030" distR="114935" simplePos="0" locked="0" layoutInCell="0" allowOverlap="1" relativeHeight="27" wp14:anchorId="58C23128">
                 <wp:simplePos x="0" y="0"/>
                 <wp:positionH relativeFrom="page">
                   <wp:posOffset>3094990</wp:posOffset>
@@ -341,7 +341,7 @@
         <mc:AlternateContent>
           <mc:Choice Requires="wps">
             <w:drawing>
-              <wp:anchor behindDoc="0" distT="45720" distB="45720" distL="114300" distR="113665" simplePos="0" locked="0" layoutInCell="0" allowOverlap="1" relativeHeight="28" wp14:anchorId="1BF25123">
+              <wp:anchor behindDoc="0" distT="45720" distB="45720" distL="114300" distR="113665" simplePos="0" locked="0" layoutInCell="0" allowOverlap="1" relativeHeight="29" wp14:anchorId="1BF25123">
                 <wp:simplePos x="0" y="0"/>
                 <wp:positionH relativeFrom="page">
                   <wp:posOffset>4992370</wp:posOffset>
@@ -456,7 +456,7 @@
         <mc:AlternateContent>
           <mc:Choice Requires="wps">
             <w:drawing>
-              <wp:anchor behindDoc="0" distT="45720" distB="46355" distL="114300" distR="114300" simplePos="0" locked="0" layoutInCell="0" allowOverlap="1" relativeHeight="30" wp14:anchorId="01DE2BF4">
+              <wp:anchor behindDoc="0" distT="45720" distB="46355" distL="114300" distR="114300" simplePos="0" locked="0" layoutInCell="0" allowOverlap="1" relativeHeight="31" wp14:anchorId="01DE2BF4">
                 <wp:simplePos x="0" y="0"/>
                 <wp:positionH relativeFrom="margin">
                   <wp:align>center</wp:align>
@@ -601,7 +601,7 @@
         <mc:AlternateContent>
           <mc:Choice Requires="wps">
             <w:drawing>
-              <wp:anchor behindDoc="0" distT="45720" distB="50800" distL="114300" distR="114300" simplePos="0" locked="0" layoutInCell="0" allowOverlap="1" relativeHeight="32" wp14:anchorId="204C02CC">
+              <wp:anchor behindDoc="0" distT="45720" distB="50800" distL="114300" distR="114300" simplePos="0" locked="0" layoutInCell="0" allowOverlap="1" relativeHeight="33" wp14:anchorId="204C02CC">
                 <wp:simplePos x="0" y="0"/>
                 <wp:positionH relativeFrom="margin">
                   <wp:align>center</wp:align>
@@ -789,7 +789,7 @@
             </w:rPr>
             <w:fldChar w:fldCharType="separate"/>
           </w:r>
-          <w:hyperlink w:anchor="__RefHeading___Toc3741_1879725379">
+          <w:hyperlink w:anchor="__RefHeading___Toc3789_1225279311">
             <w:r>
               <w:rPr>
                 <w:webHidden/>
@@ -824,7 +824,7 @@
             </w:tabs>
             <w:rPr/>
           </w:pPr>
-          <w:hyperlink w:anchor="__RefHeading___Toc3743_1879725379">
+          <w:hyperlink w:anchor="__RefHeading___Toc3791_1225279311">
             <w:r>
               <w:rPr>
                 <w:webHidden/>
@@ -853,7 +853,7 @@
             </w:tabs>
             <w:rPr/>
           </w:pPr>
-          <w:hyperlink w:anchor="__RefHeading___Toc3745_1879725379">
+          <w:hyperlink w:anchor="__RefHeading___Toc3793_1225279311">
             <w:r>
               <w:rPr>
                 <w:webHidden/>
@@ -875,7 +875,7 @@
             </w:tabs>
             <w:rPr/>
           </w:pPr>
-          <w:hyperlink w:anchor="__RefHeading___Toc3747_1879725379">
+          <w:hyperlink w:anchor="__RefHeading___Toc3795_1225279311">
             <w:r>
               <w:rPr>
                 <w:webHidden/>
@@ -897,7 +897,7 @@
             </w:tabs>
             <w:rPr/>
           </w:pPr>
-          <w:hyperlink w:anchor="__RefHeading___Toc3749_1879725379">
+          <w:hyperlink w:anchor="__RefHeading___Toc3797_1225279311">
             <w:r>
               <w:rPr>
                 <w:webHidden/>
@@ -905,7 +905,7 @@
               </w:rPr>
               <w:t>3.2 Release in figures</w:t>
               <w:tab/>
-              <w:t>5</w:t>
+              <w:t>6</w:t>
             </w:r>
           </w:hyperlink>
         </w:p>
@@ -919,7 +919,7 @@
             </w:tabs>
             <w:rPr/>
           </w:pPr>
-          <w:hyperlink w:anchor="__RefHeading___Toc3751_1879725379">
+          <w:hyperlink w:anchor="__RefHeading___Toc3799_1225279311">
             <w:r>
               <w:rPr>
                 <w:webHidden/>
@@ -941,7 +941,7 @@
             </w:tabs>
             <w:rPr/>
           </w:pPr>
-          <w:hyperlink w:anchor="__RefHeading___Toc3753_1879725379">
+          <w:hyperlink w:anchor="__RefHeading___Toc3801_1225279311">
             <w:r>
               <w:rPr>
                 <w:webHidden/>
@@ -963,7 +963,7 @@
             </w:tabs>
             <w:rPr/>
           </w:pPr>
-          <w:hyperlink w:anchor="__RefHeading___Toc3755_1879725379">
+          <w:hyperlink w:anchor="__RefHeading___Toc3803_1225279311">
             <w:r>
               <w:rPr>
                 <w:webHidden/>
@@ -985,7 +985,7 @@
             </w:tabs>
             <w:rPr/>
           </w:pPr>
-          <w:hyperlink w:anchor="__RefHeading___Toc3757_1879725379">
+          <w:hyperlink w:anchor="__RefHeading___Toc3805_1225279311">
             <w:r>
               <w:rPr>
                 <w:webHidden/>
@@ -1007,7 +1007,7 @@
             </w:tabs>
             <w:rPr/>
           </w:pPr>
-          <w:hyperlink w:anchor="__RefHeading___Toc3759_1879725379">
+          <w:hyperlink w:anchor="__RefHeading___Toc3807_1225279311">
             <w:r>
               <w:rPr>
                 <w:webHidden/>
@@ -1029,7 +1029,7 @@
             </w:tabs>
             <w:rPr/>
           </w:pPr>
-          <w:hyperlink w:anchor="__RefHeading___Toc3761_1879725379">
+          <w:hyperlink w:anchor="__RefHeading___Toc3809_1225279311">
             <w:r>
               <w:rPr>
                 <w:webHidden/>
@@ -1051,7 +1051,7 @@
             </w:tabs>
             <w:rPr/>
           </w:pPr>
-          <w:hyperlink w:anchor="__RefHeading___Toc3763_1879725379">
+          <w:hyperlink w:anchor="__RefHeading___Toc3811_1225279311">
             <w:r>
               <w:rPr>
                 <w:webHidden/>
@@ -1073,7 +1073,7 @@
             </w:tabs>
             <w:rPr/>
           </w:pPr>
-          <w:hyperlink w:anchor="__RefHeading___Toc3765_1879725379">
+          <w:hyperlink w:anchor="__RefHeading___Toc3813_1225279311">
             <w:r>
               <w:rPr>
                 <w:webHidden/>
@@ -1095,7 +1095,7 @@
             </w:tabs>
             <w:rPr/>
           </w:pPr>
-          <w:hyperlink w:anchor="__RefHeading___Toc3767_1879725379">
+          <w:hyperlink w:anchor="__RefHeading___Toc3815_1225279311">
             <w:r>
               <w:rPr>
                 <w:webHidden/>
@@ -1117,7 +1117,7 @@
             </w:tabs>
             <w:rPr/>
           </w:pPr>
-          <w:hyperlink w:anchor="__RefHeading___Toc3769_1879725379">
+          <w:hyperlink w:anchor="__RefHeading___Toc3817_1225279311">
             <w:r>
               <w:rPr>
                 <w:webHidden/>
@@ -1139,7 +1139,7 @@
             </w:tabs>
             <w:rPr/>
           </w:pPr>
-          <w:hyperlink w:anchor="__RefHeading___Toc3771_1879725379">
+          <w:hyperlink w:anchor="__RefHeading___Toc3819_1225279311">
             <w:r>
               <w:rPr>
                 <w:webHidden/>
@@ -1161,7 +1161,7 @@
             </w:tabs>
             <w:rPr/>
           </w:pPr>
-          <w:hyperlink w:anchor="__RefHeading___Toc3773_1879725379">
+          <w:hyperlink w:anchor="__RefHeading___Toc3821_1225279311">
             <w:r>
               <w:rPr>
                 <w:webHidden/>
@@ -1183,7 +1183,7 @@
             </w:tabs>
             <w:rPr/>
           </w:pPr>
-          <w:hyperlink w:anchor="__RefHeading___Toc3775_1879725379">
+          <w:hyperlink w:anchor="__RefHeading___Toc3823_1225279311">
             <w:r>
               <w:rPr>
                 <w:webHidden/>
@@ -1205,7 +1205,7 @@
             </w:tabs>
             <w:rPr/>
           </w:pPr>
-          <w:hyperlink w:anchor="__RefHeading___Toc3777_1879725379">
+          <w:hyperlink w:anchor="__RefHeading___Toc3825_1225279311">
             <w:r>
               <w:rPr>
                 <w:webHidden/>
@@ -1213,7 +1213,7 @@
               </w:rPr>
               <w:t>5.5 Before the release is tagged</w:t>
               <w:tab/>
-              <w:t>12</w:t>
+              <w:t>13</w:t>
             </w:r>
           </w:hyperlink>
         </w:p>
@@ -1227,7 +1227,7 @@
             </w:tabs>
             <w:rPr/>
           </w:pPr>
-          <w:hyperlink w:anchor="__RefHeading___Toc3779_1879725379">
+          <w:hyperlink w:anchor="__RefHeading___Toc3827_1225279311">
             <w:r>
               <w:rPr>
                 <w:webHidden/>
@@ -1249,7 +1249,7 @@
             </w:tabs>
             <w:rPr/>
           </w:pPr>
-          <w:hyperlink w:anchor="__RefHeading___Toc3781_1879725379">
+          <w:hyperlink w:anchor="__RefHeading___Toc3829_1225279311">
             <w:r>
               <w:rPr>
                 <w:webHidden/>
@@ -1271,7 +1271,7 @@
             </w:tabs>
             <w:rPr/>
           </w:pPr>
-          <w:hyperlink w:anchor="__RefHeading___Toc3783_1879725379">
+          <w:hyperlink w:anchor="__RefHeading___Toc3831_1225279311">
             <w:r>
               <w:rPr>
                 <w:webHidden/>
@@ -1293,7 +1293,7 @@
             </w:tabs>
             <w:rPr/>
           </w:pPr>
-          <w:hyperlink w:anchor="__RefHeading___Toc3785_1879725379">
+          <w:hyperlink w:anchor="__RefHeading___Toc3833_1225279311">
             <w:r>
               <w:rPr>
                 <w:webHidden/>
@@ -1315,7 +1315,7 @@
             </w:tabs>
             <w:rPr/>
           </w:pPr>
-          <w:hyperlink w:anchor="__RefHeading___Toc3787_1879725379">
+          <w:hyperlink w:anchor="__RefHeading___Toc3835_1225279311">
             <w:r>
               <w:rPr>
                 <w:webHidden/>
@@ -1323,7 +1323,7 @@
               </w:rPr>
               <w:t>7. Known limitations and open items</w:t>
               <w:tab/>
-              <w:t>15</w:t>
+              <w:t>16</w:t>
             </w:r>
           </w:hyperlink>
         </w:p>
@@ -1337,7 +1337,7 @@
             </w:tabs>
             <w:rPr/>
           </w:pPr>
-          <w:hyperlink w:anchor="__RefHeading___Toc3789_1879725379">
+          <w:hyperlink w:anchor="__RefHeading___Toc3837_1225279311">
             <w:r>
               <w:rPr>
                 <w:webHidden/>
@@ -1345,7 +1345,7 @@
               </w:rPr>
               <w:t>7.1 Limits of the OOTB scope in release 1.1</w:t>
               <w:tab/>
-              <w:t>15</w:t>
+              <w:t>16</w:t>
             </w:r>
           </w:hyperlink>
         </w:p>
@@ -1359,7 +1359,7 @@
             </w:tabs>
             <w:rPr/>
           </w:pPr>
-          <w:hyperlink w:anchor="__RefHeading___Toc3791_1879725379">
+          <w:hyperlink w:anchor="__RefHeading___Toc3839_1225279311">
             <w:r>
               <w:rPr>
                 <w:webHidden/>
@@ -1367,7 +1367,7 @@
               </w:rPr>
               <w:t>7.2 Before go-live at a broker</w:t>
               <w:tab/>
-              <w:t>15</w:t>
+              <w:t>16</w:t>
             </w:r>
           </w:hyperlink>
         </w:p>
@@ -1381,7 +1381,7 @@
             </w:tabs>
             <w:rPr/>
           </w:pPr>
-          <w:hyperlink w:anchor="__RefHeading___Toc3793_1879725379">
+          <w:hyperlink w:anchor="__RefHeading___Toc3841_1225279311">
             <w:r>
               <w:rPr>
                 <w:webHidden/>
@@ -1389,7 +1389,7 @@
               </w:rPr>
               <w:t>8. Upgrade and versioning policy</w:t>
               <w:tab/>
-              <w:t>16</w:t>
+              <w:t>17</w:t>
             </w:r>
           </w:hyperlink>
         </w:p>
@@ -1403,7 +1403,7 @@
             </w:tabs>
             <w:rPr/>
           </w:pPr>
-          <w:hyperlink w:anchor="__RefHeading___Toc3795_1879725379">
+          <w:hyperlink w:anchor="__RefHeading___Toc3843_1225279311">
             <w:r>
               <w:rPr>
                 <w:webHidden/>
@@ -1411,7 +1411,7 @@
               </w:rPr>
               <w:t>8.1 Version numbers</w:t>
               <w:tab/>
-              <w:t>16</w:t>
+              <w:t>17</w:t>
             </w:r>
           </w:hyperlink>
         </w:p>
@@ -1425,7 +1425,7 @@
             </w:tabs>
             <w:rPr/>
           </w:pPr>
-          <w:hyperlink w:anchor="__RefHeading___Toc3797_1879725379">
+          <w:hyperlink w:anchor="__RefHeading___Toc3845_1225279311">
             <w:r>
               <w:rPr>
                 <w:webHidden/>
@@ -1433,7 +1433,7 @@
               </w:rPr>
               <w:t>8.2 Rules for every release</w:t>
               <w:tab/>
-              <w:t>16</w:t>
+              <w:t>17</w:t>
             </w:r>
           </w:hyperlink>
         </w:p>
@@ -1447,7 +1447,7 @@
             </w:tabs>
             <w:rPr/>
           </w:pPr>
-          <w:hyperlink w:anchor="__RefHeading___Toc3799_1879725379">
+          <w:hyperlink w:anchor="__RefHeading___Toc3847_1225279311">
             <w:r>
               <w:rPr>
                 <w:webHidden/>
@@ -1455,7 +1455,7 @@
               </w:rPr>
               <w:t>8.3 Entitlement and support of versions</w:t>
               <w:tab/>
-              <w:t>16</w:t>
+              <w:t>17</w:t>
             </w:r>
           </w:hyperlink>
         </w:p>
@@ -1469,7 +1469,7 @@
             </w:tabs>
             <w:rPr/>
           </w:pPr>
-          <w:hyperlink w:anchor="__RefHeading___Toc3801_1879725379">
+          <w:hyperlink w:anchor="__RefHeading___Toc3849_1225279311">
             <w:r>
               <w:rPr>
                 <w:webHidden/>
@@ -1477,7 +1477,7 @@
               </w:rPr>
               <w:t>9. Product roadmap</w:t>
               <w:tab/>
-              <w:t>17</w:t>
+              <w:t>18</w:t>
             </w:r>
           </w:hyperlink>
         </w:p>
@@ -1491,7 +1491,7 @@
             </w:tabs>
             <w:rPr/>
           </w:pPr>
-          <w:hyperlink w:anchor="__RefHeading___Toc3803_1879725379">
+          <w:hyperlink w:anchor="__RefHeading___Toc3851_1225279311">
             <w:r>
               <w:rPr>
                 <w:webHidden/>
@@ -1499,7 +1499,7 @@
               </w:rPr>
               <w:t>9.1 Partner certifications (what remains for live connectors)</w:t>
               <w:tab/>
-              <w:t>17</w:t>
+              <w:t>18</w:t>
             </w:r>
           </w:hyperlink>
         </w:p>
@@ -1513,7 +1513,7 @@
             </w:tabs>
             <w:rPr/>
           </w:pPr>
-          <w:hyperlink w:anchor="__RefHeading___Toc3805_1879725379">
+          <w:hyperlink w:anchor="__RefHeading___Toc3853_1225279311">
             <w:r>
               <w:rPr>
                 <w:webHidden/>
@@ -1521,7 +1521,7 @@
               </w:rPr>
               <w:t>9.2 Near term (indicative: within 3 months)</w:t>
               <w:tab/>
-              <w:t>17</w:t>
+              <w:t>18</w:t>
             </w:r>
           </w:hyperlink>
         </w:p>
@@ -1535,7 +1535,7 @@
             </w:tabs>
             <w:rPr/>
           </w:pPr>
-          <w:hyperlink w:anchor="__RefHeading___Toc3807_1879725379">
+          <w:hyperlink w:anchor="__RefHeading___Toc3855_1225279311">
             <w:r>
               <w:rPr>
                 <w:webHidden/>
@@ -1543,7 +1543,7 @@
               </w:rPr>
               <w:t>9.3 Mid term (indicative: 3 to 9 months)</w:t>
               <w:tab/>
-              <w:t>17</w:t>
+              <w:t>18</w:t>
             </w:r>
           </w:hyperlink>
         </w:p>
@@ -1557,7 +1557,7 @@
             </w:tabs>
             <w:rPr/>
           </w:pPr>
-          <w:hyperlink w:anchor="__RefHeading___Toc3809_1879725379">
+          <w:hyperlink w:anchor="__RefHeading___Toc3857_1225279311">
             <w:r>
               <w:rPr>
                 <w:webHidden/>
@@ -1565,7 +1565,7 @@
               </w:rPr>
               <w:t>9.4 Later (indicative: beyond 9 months)</w:t>
               <w:tab/>
-              <w:t>18</w:t>
+              <w:t>19</w:t>
             </w:r>
           </w:hyperlink>
         </w:p>
@@ -1579,7 +1579,7 @@
             </w:tabs>
             <w:rPr/>
           </w:pPr>
-          <w:hyperlink w:anchor="__RefHeading___Toc3811_1879725379">
+          <w:hyperlink w:anchor="__RefHeading___Toc3859_1225279311">
             <w:r>
               <w:rPr>
                 <w:webHidden/>
@@ -1594,7 +1594,7 @@
                 <w:rStyle w:val="IndexLink"/>
               </w:rPr>
               <w:tab/>
-              <w:t>19</w:t>
+              <w:t>20</w:t>
             </w:r>
           </w:hyperlink>
           <w:r>
@@ -1627,7 +1627,7 @@
       <w:r>
         <w:br w:type="page"/>
       </w:r>
-      <w:bookmarkStart w:id="0" w:name="__RefHeading___Toc3741_1879725379"/>
+      <w:bookmarkStart w:id="0" w:name="__RefHeading___Toc3789_1225279311"/>
       <w:bookmarkStart w:id="1" w:name="_Toc48319687"/>
       <w:bookmarkStart w:id="2" w:name="_Toc11824118"/>
       <w:bookmarkEnd w:id="0"/>
@@ -2021,7 +2021,7 @@
                 <w:szCs w:val="24"/>
                 <w:lang w:val="en-US" w:eastAsia="ja-JP" w:bidi="ar-SA"/>
               </w:rPr>
-              <w:t>1.1</w:t>
+              <w:t>1.1.1</w:t>
             </w:r>
           </w:p>
         </w:tc>
@@ -2167,7 +2167,7 @@
                 <w:szCs w:val="24"/>
                 <w:lang w:val="en-US" w:eastAsia="ja-JP" w:bidi="ar-SA"/>
               </w:rPr>
-              <w:t>Release 1.1 entry (migrations 0243 to 0329): Philippine masters, enterprise menu and help, My Work, Product Configurator in the flow, audit trail, go-live workbench, release pipeline, AML/CFT, IC and NPC compliance, BIR, operations and accounting, distribution, integrations, branding and e-signatures; upgrade notes; roadmap of partner certifications</w:t>
+              <w:t>Version 1.1.1: release figures aligned with the release verification of 04 October 2026 (packages B and G merged, migrations to 0331, 1,113 backend tests in 104 files, 175 front-end tests in 33 suites, UAT cycle of 433 steps, rehearsal of 52 checks, defects BV-DEF-009 to 014 closed). Version 1.1: release 1.1 entry (migrations 0243 to 0329): Philippine masters, enterprise menu and help, My Work, Product Configurator in the flow, audit trail, go-live workbench, release pipeline, AML/CFT, IC and NPC compliance, BIR, operations and accounting, distribution, integrations, branding and e-signatures; upgrade notes; roadmap of partner certifications</w:t>
             </w:r>
           </w:p>
         </w:tc>
@@ -2270,7 +2270,7 @@
           <w:spacing w:val="0"/>
         </w:rPr>
       </w:pPr>
-      <w:bookmarkStart w:id="4" w:name="__RefHeading___Toc3743_1879725379"/>
+      <w:bookmarkStart w:id="4" w:name="__RefHeading___Toc3791_1225279311"/>
       <w:bookmarkStart w:id="5" w:name="_Toc233203388"/>
       <w:bookmarkEnd w:id="4"/>
       <w:r>
@@ -6024,7 +6024,7 @@
         <w:pageBreakBefore w:val="false"/>
         <w:rPr/>
       </w:pPr>
-      <w:bookmarkStart w:id="6" w:name="__RefHeading___Toc3745_1879725379"/>
+      <w:bookmarkStart w:id="6" w:name="__RefHeading___Toc3793_1225279311"/>
       <w:bookmarkEnd w:id="6"/>
       <w:r>
         <w:rPr>
@@ -6041,7 +6041,7 @@
         <w:pStyle w:val="Heading2"/>
         <w:rPr/>
       </w:pPr>
-      <w:bookmarkStart w:id="7" w:name="__RefHeading___Toc3747_1879725379"/>
+      <w:bookmarkStart w:id="7" w:name="__RefHeading___Toc3795_1225279311"/>
       <w:bookmarkEnd w:id="7"/>
       <w:r>
         <w:rPr>
@@ -6403,7 +6403,7 @@
                 <w:szCs w:val="24"/>
                 <w:lang w:val="en-US" w:eastAsia="ja-JP" w:bidi="ar-SA"/>
               </w:rPr>
-              <w:t xml:space="preserve"> of 04 October 2026 (commit "E-signature consent IP in the personal data catalogue"), plus package B (Insurance Commission and data privacy compliance) and package G (sales activities, quote covers and risk fields, supplier BIR Form 2307, fixed asset disposal) once merged. The release tag </w:t>
+              <w:t xml:space="preserve"> of 04 October 2026 with package B (Insurance Commission and data privacy compliance) and package G (sales activities, quote covers and risk fields, supplier BIR Form 2307, fixed asset disposal) merged, verified end to end on the final code (Test Summary Report 1.3). The release tag </w:t>
             </w:r>
             <w:r>
               <w:rPr>
@@ -6601,6 +6601,446 @@
                 <w:szCs w:val="24"/>
                 <w:lang w:val="en-US" w:eastAsia="ja-JP" w:bidi="ar-SA"/>
               </w:rPr>
+              <w:t>0331</w:t>
+            </w:r>
+            <w:r>
+              <w:rPr>
+                <w:rFonts w:eastAsia="Segoe UI" w:cs="Segoe UI" w:ascii="Segoe UI" w:hAnsi="Segoe UI"/>
+                <w:color w:val="101820"/>
+                <w:kern w:val="0"/>
+                <w:sz w:val="18"/>
+                <w:szCs w:val="24"/>
+                <w:lang w:val="en-US" w:eastAsia="ja-JP" w:bidi="ar-SA"/>
+              </w:rPr>
+              <w:t xml:space="preserve">: </w:t>
+            </w:r>
+            <w:r>
+              <w:rPr>
+                <w:rFonts w:eastAsia="Consolas" w:cs="Consolas" w:ascii="Consolas" w:hAnsi="Consolas"/>
+                <w:color w:val="101820"/>
+                <w:kern w:val="0"/>
+                <w:sz w:val="16"/>
+                <w:szCs w:val="24"/>
+                <w:lang w:val="en-US" w:eastAsia="ja-JP" w:bidi="ar-SA"/>
+              </w:rPr>
+              <w:t>0243</w:t>
+            </w:r>
+            <w:r>
+              <w:rPr>
+                <w:rFonts w:eastAsia="Segoe UI" w:cs="Segoe UI" w:ascii="Segoe UI" w:hAnsi="Segoe UI"/>
+                <w:color w:val="101820"/>
+                <w:kern w:val="0"/>
+                <w:sz w:val="18"/>
+                <w:szCs w:val="24"/>
+                <w:lang w:val="en-US" w:eastAsia="ja-JP" w:bidi="ar-SA"/>
+              </w:rPr>
+              <w:t xml:space="preserve"> to </w:t>
+            </w:r>
+            <w:r>
+              <w:rPr>
+                <w:rFonts w:eastAsia="Consolas" w:cs="Consolas" w:ascii="Consolas" w:hAnsi="Consolas"/>
+                <w:color w:val="101820"/>
+                <w:kern w:val="0"/>
+                <w:sz w:val="16"/>
+                <w:szCs w:val="24"/>
+                <w:lang w:val="en-US" w:eastAsia="ja-JP" w:bidi="ar-SA"/>
+              </w:rPr>
+              <w:t>0254</w:t>
+            </w:r>
+            <w:r>
+              <w:rPr>
+                <w:rFonts w:eastAsia="Segoe UI" w:cs="Segoe UI" w:ascii="Segoe UI" w:hAnsi="Segoe UI"/>
+                <w:color w:val="101820"/>
+                <w:kern w:val="0"/>
+                <w:sz w:val="18"/>
+                <w:szCs w:val="24"/>
+                <w:lang w:val="en-US" w:eastAsia="ja-JP" w:bidi="ar-SA"/>
+              </w:rPr>
+              <w:t xml:space="preserve"> platform and go-live, </w:t>
+            </w:r>
+            <w:r>
+              <w:rPr>
+                <w:rFonts w:eastAsia="Consolas" w:cs="Consolas" w:ascii="Consolas" w:hAnsi="Consolas"/>
+                <w:color w:val="101820"/>
+                <w:kern w:val="0"/>
+                <w:sz w:val="16"/>
+                <w:szCs w:val="24"/>
+                <w:lang w:val="en-US" w:eastAsia="ja-JP" w:bidi="ar-SA"/>
+              </w:rPr>
+              <w:t>0260</w:t>
+            </w:r>
+            <w:r>
+              <w:rPr>
+                <w:rFonts w:eastAsia="Segoe UI" w:cs="Segoe UI" w:ascii="Segoe UI" w:hAnsi="Segoe UI"/>
+                <w:color w:val="101820"/>
+                <w:kern w:val="0"/>
+                <w:sz w:val="18"/>
+                <w:szCs w:val="24"/>
+                <w:lang w:val="en-US" w:eastAsia="ja-JP" w:bidi="ar-SA"/>
+              </w:rPr>
+              <w:t xml:space="preserve"> to </w:t>
+            </w:r>
+            <w:r>
+              <w:rPr>
+                <w:rFonts w:eastAsia="Consolas" w:cs="Consolas" w:ascii="Consolas" w:hAnsi="Consolas"/>
+                <w:color w:val="101820"/>
+                <w:kern w:val="0"/>
+                <w:sz w:val="16"/>
+                <w:szCs w:val="24"/>
+                <w:lang w:val="en-US" w:eastAsia="ja-JP" w:bidi="ar-SA"/>
+              </w:rPr>
+              <w:t>0263</w:t>
+            </w:r>
+            <w:r>
+              <w:rPr>
+                <w:rFonts w:eastAsia="Segoe UI" w:cs="Segoe UI" w:ascii="Segoe UI" w:hAnsi="Segoe UI"/>
+                <w:color w:val="101820"/>
+                <w:kern w:val="0"/>
+                <w:sz w:val="18"/>
+                <w:szCs w:val="24"/>
+                <w:lang w:val="en-US" w:eastAsia="ja-JP" w:bidi="ar-SA"/>
+              </w:rPr>
+              <w:t xml:space="preserve"> AML/CFT, </w:t>
+            </w:r>
+            <w:r>
+              <w:rPr>
+                <w:rFonts w:eastAsia="Consolas" w:cs="Consolas" w:ascii="Consolas" w:hAnsi="Consolas"/>
+                <w:color w:val="101820"/>
+                <w:kern w:val="0"/>
+                <w:sz w:val="16"/>
+                <w:szCs w:val="24"/>
+                <w:lang w:val="en-US" w:eastAsia="ja-JP" w:bidi="ar-SA"/>
+              </w:rPr>
+              <w:t>0270</w:t>
+            </w:r>
+            <w:r>
+              <w:rPr>
+                <w:rFonts w:eastAsia="Segoe UI" w:cs="Segoe UI" w:ascii="Segoe UI" w:hAnsi="Segoe UI"/>
+                <w:color w:val="101820"/>
+                <w:kern w:val="0"/>
+                <w:sz w:val="18"/>
+                <w:szCs w:val="24"/>
+                <w:lang w:val="en-US" w:eastAsia="ja-JP" w:bidi="ar-SA"/>
+              </w:rPr>
+              <w:t xml:space="preserve"> to </w:t>
+            </w:r>
+            <w:r>
+              <w:rPr>
+                <w:rFonts w:eastAsia="Consolas" w:cs="Consolas" w:ascii="Consolas" w:hAnsi="Consolas"/>
+                <w:color w:val="101820"/>
+                <w:kern w:val="0"/>
+                <w:sz w:val="16"/>
+                <w:szCs w:val="24"/>
+                <w:lang w:val="en-US" w:eastAsia="ja-JP" w:bidi="ar-SA"/>
+              </w:rPr>
+              <w:t>0277</w:t>
+            </w:r>
+            <w:r>
+              <w:rPr>
+                <w:rFonts w:eastAsia="Segoe UI" w:cs="Segoe UI" w:ascii="Segoe UI" w:hAnsi="Segoe UI"/>
+                <w:color w:val="101820"/>
+                <w:kern w:val="0"/>
+                <w:sz w:val="18"/>
+                <w:szCs w:val="24"/>
+                <w:lang w:val="en-US" w:eastAsia="ja-JP" w:bidi="ar-SA"/>
+              </w:rPr>
+              <w:t xml:space="preserve"> package B, </w:t>
+            </w:r>
+            <w:r>
+              <w:rPr>
+                <w:rFonts w:eastAsia="Consolas" w:cs="Consolas" w:ascii="Consolas" w:hAnsi="Consolas"/>
+                <w:color w:val="101820"/>
+                <w:kern w:val="0"/>
+                <w:sz w:val="16"/>
+                <w:szCs w:val="24"/>
+                <w:lang w:val="en-US" w:eastAsia="ja-JP" w:bidi="ar-SA"/>
+              </w:rPr>
+              <w:t>0280</w:t>
+            </w:r>
+            <w:r>
+              <w:rPr>
+                <w:rFonts w:eastAsia="Segoe UI" w:cs="Segoe UI" w:ascii="Segoe UI" w:hAnsi="Segoe UI"/>
+                <w:color w:val="101820"/>
+                <w:kern w:val="0"/>
+                <w:sz w:val="18"/>
+                <w:szCs w:val="24"/>
+                <w:lang w:val="en-US" w:eastAsia="ja-JP" w:bidi="ar-SA"/>
+              </w:rPr>
+              <w:t xml:space="preserve"> to </w:t>
+            </w:r>
+            <w:r>
+              <w:rPr>
+                <w:rFonts w:eastAsia="Consolas" w:cs="Consolas" w:ascii="Consolas" w:hAnsi="Consolas"/>
+                <w:color w:val="101820"/>
+                <w:kern w:val="0"/>
+                <w:sz w:val="16"/>
+                <w:szCs w:val="24"/>
+                <w:lang w:val="en-US" w:eastAsia="ja-JP" w:bidi="ar-SA"/>
+              </w:rPr>
+              <w:t>0284</w:t>
+            </w:r>
+            <w:r>
+              <w:rPr>
+                <w:rFonts w:eastAsia="Segoe UI" w:cs="Segoe UI" w:ascii="Segoe UI" w:hAnsi="Segoe UI"/>
+                <w:color w:val="101820"/>
+                <w:kern w:val="0"/>
+                <w:sz w:val="18"/>
+                <w:szCs w:val="24"/>
+                <w:lang w:val="en-US" w:eastAsia="ja-JP" w:bidi="ar-SA"/>
+              </w:rPr>
+              <w:t xml:space="preserve"> BIR, </w:t>
+            </w:r>
+            <w:r>
+              <w:rPr>
+                <w:rFonts w:eastAsia="Consolas" w:cs="Consolas" w:ascii="Consolas" w:hAnsi="Consolas"/>
+                <w:color w:val="101820"/>
+                <w:kern w:val="0"/>
+                <w:sz w:val="16"/>
+                <w:szCs w:val="24"/>
+                <w:lang w:val="en-US" w:eastAsia="ja-JP" w:bidi="ar-SA"/>
+              </w:rPr>
+              <w:t>0290</w:t>
+            </w:r>
+            <w:r>
+              <w:rPr>
+                <w:rFonts w:eastAsia="Segoe UI" w:cs="Segoe UI" w:ascii="Segoe UI" w:hAnsi="Segoe UI"/>
+                <w:color w:val="101820"/>
+                <w:kern w:val="0"/>
+                <w:sz w:val="18"/>
+                <w:szCs w:val="24"/>
+                <w:lang w:val="en-US" w:eastAsia="ja-JP" w:bidi="ar-SA"/>
+              </w:rPr>
+              <w:t xml:space="preserve"> to </w:t>
+            </w:r>
+            <w:r>
+              <w:rPr>
+                <w:rFonts w:eastAsia="Consolas" w:cs="Consolas" w:ascii="Consolas" w:hAnsi="Consolas"/>
+                <w:color w:val="101820"/>
+                <w:kern w:val="0"/>
+                <w:sz w:val="16"/>
+                <w:szCs w:val="24"/>
+                <w:lang w:val="en-US" w:eastAsia="ja-JP" w:bidi="ar-SA"/>
+              </w:rPr>
+              <w:t>0298</w:t>
+            </w:r>
+            <w:r>
+              <w:rPr>
+                <w:rFonts w:eastAsia="Segoe UI" w:cs="Segoe UI" w:ascii="Segoe UI" w:hAnsi="Segoe UI"/>
+                <w:color w:val="101820"/>
+                <w:kern w:val="0"/>
+                <w:sz w:val="18"/>
+                <w:szCs w:val="24"/>
+                <w:lang w:val="en-US" w:eastAsia="ja-JP" w:bidi="ar-SA"/>
+              </w:rPr>
+              <w:t xml:space="preserve"> operations and accounting, </w:t>
+            </w:r>
+            <w:r>
+              <w:rPr>
+                <w:rFonts w:eastAsia="Consolas" w:cs="Consolas" w:ascii="Consolas" w:hAnsi="Consolas"/>
+                <w:color w:val="101820"/>
+                <w:kern w:val="0"/>
+                <w:sz w:val="16"/>
+                <w:szCs w:val="24"/>
+                <w:lang w:val="en-US" w:eastAsia="ja-JP" w:bidi="ar-SA"/>
+              </w:rPr>
+              <w:t>0300</w:t>
+            </w:r>
+            <w:r>
+              <w:rPr>
+                <w:rFonts w:eastAsia="Segoe UI" w:cs="Segoe UI" w:ascii="Segoe UI" w:hAnsi="Segoe UI"/>
+                <w:color w:val="101820"/>
+                <w:kern w:val="0"/>
+                <w:sz w:val="18"/>
+                <w:szCs w:val="24"/>
+                <w:lang w:val="en-US" w:eastAsia="ja-JP" w:bidi="ar-SA"/>
+              </w:rPr>
+              <w:t xml:space="preserve"> to </w:t>
+            </w:r>
+            <w:r>
+              <w:rPr>
+                <w:rFonts w:eastAsia="Consolas" w:cs="Consolas" w:ascii="Consolas" w:hAnsi="Consolas"/>
+                <w:color w:val="101820"/>
+                <w:kern w:val="0"/>
+                <w:sz w:val="16"/>
+                <w:szCs w:val="24"/>
+                <w:lang w:val="en-US" w:eastAsia="ja-JP" w:bidi="ar-SA"/>
+              </w:rPr>
+              <w:t>0308</w:t>
+            </w:r>
+            <w:r>
+              <w:rPr>
+                <w:rFonts w:eastAsia="Segoe UI" w:cs="Segoe UI" w:ascii="Segoe UI" w:hAnsi="Segoe UI"/>
+                <w:color w:val="101820"/>
+                <w:kern w:val="0"/>
+                <w:sz w:val="18"/>
+                <w:szCs w:val="24"/>
+                <w:lang w:val="en-US" w:eastAsia="ja-JP" w:bidi="ar-SA"/>
+              </w:rPr>
+              <w:t xml:space="preserve"> distribution, </w:t>
+            </w:r>
+            <w:r>
+              <w:rPr>
+                <w:rFonts w:eastAsia="Consolas" w:cs="Consolas" w:ascii="Consolas" w:hAnsi="Consolas"/>
+                <w:color w:val="101820"/>
+                <w:kern w:val="0"/>
+                <w:sz w:val="16"/>
+                <w:szCs w:val="24"/>
+                <w:lang w:val="en-US" w:eastAsia="ja-JP" w:bidi="ar-SA"/>
+              </w:rPr>
+              <w:t>0310</w:t>
+            </w:r>
+            <w:r>
+              <w:rPr>
+                <w:rFonts w:eastAsia="Segoe UI" w:cs="Segoe UI" w:ascii="Segoe UI" w:hAnsi="Segoe UI"/>
+                <w:color w:val="101820"/>
+                <w:kern w:val="0"/>
+                <w:sz w:val="18"/>
+                <w:szCs w:val="24"/>
+                <w:lang w:val="en-US" w:eastAsia="ja-JP" w:bidi="ar-SA"/>
+              </w:rPr>
+              <w:t xml:space="preserve"> to </w:t>
+            </w:r>
+            <w:r>
+              <w:rPr>
+                <w:rFonts w:eastAsia="Consolas" w:cs="Consolas" w:ascii="Consolas" w:hAnsi="Consolas"/>
+                <w:color w:val="101820"/>
+                <w:kern w:val="0"/>
+                <w:sz w:val="16"/>
+                <w:szCs w:val="24"/>
+                <w:lang w:val="en-US" w:eastAsia="ja-JP" w:bidi="ar-SA"/>
+              </w:rPr>
+              <w:t>0314</w:t>
+            </w:r>
+            <w:r>
+              <w:rPr>
+                <w:rFonts w:eastAsia="Segoe UI" w:cs="Segoe UI" w:ascii="Segoe UI" w:hAnsi="Segoe UI"/>
+                <w:color w:val="101820"/>
+                <w:kern w:val="0"/>
+                <w:sz w:val="18"/>
+                <w:szCs w:val="24"/>
+                <w:lang w:val="en-US" w:eastAsia="ja-JP" w:bidi="ar-SA"/>
+              </w:rPr>
+              <w:t xml:space="preserve"> integrations, </w:t>
+            </w:r>
+            <w:r>
+              <w:rPr>
+                <w:rFonts w:eastAsia="Consolas" w:cs="Consolas" w:ascii="Consolas" w:hAnsi="Consolas"/>
+                <w:color w:val="101820"/>
+                <w:kern w:val="0"/>
+                <w:sz w:val="16"/>
+                <w:szCs w:val="24"/>
+                <w:lang w:val="en-US" w:eastAsia="ja-JP" w:bidi="ar-SA"/>
+              </w:rPr>
+              <w:t>0320</w:t>
+            </w:r>
+            <w:r>
+              <w:rPr>
+                <w:rFonts w:eastAsia="Segoe UI" w:cs="Segoe UI" w:ascii="Segoe UI" w:hAnsi="Segoe UI"/>
+                <w:color w:val="101820"/>
+                <w:kern w:val="0"/>
+                <w:sz w:val="18"/>
+                <w:szCs w:val="24"/>
+                <w:lang w:val="en-US" w:eastAsia="ja-JP" w:bidi="ar-SA"/>
+              </w:rPr>
+              <w:t xml:space="preserve"> to </w:t>
+            </w:r>
+            <w:r>
+              <w:rPr>
+                <w:rFonts w:eastAsia="Consolas" w:cs="Consolas" w:ascii="Consolas" w:hAnsi="Consolas"/>
+                <w:color w:val="101820"/>
+                <w:kern w:val="0"/>
+                <w:sz w:val="16"/>
+                <w:szCs w:val="24"/>
+                <w:lang w:val="en-US" w:eastAsia="ja-JP" w:bidi="ar-SA"/>
+              </w:rPr>
+              <w:t>0322</w:t>
+            </w:r>
+            <w:r>
+              <w:rPr>
+                <w:rFonts w:eastAsia="Segoe UI" w:cs="Segoe UI" w:ascii="Segoe UI" w:hAnsi="Segoe UI"/>
+                <w:color w:val="101820"/>
+                <w:kern w:val="0"/>
+                <w:sz w:val="18"/>
+                <w:szCs w:val="24"/>
+                <w:lang w:val="en-US" w:eastAsia="ja-JP" w:bidi="ar-SA"/>
+              </w:rPr>
+              <w:t xml:space="preserve"> package G, </w:t>
+            </w:r>
+            <w:r>
+              <w:rPr>
+                <w:rFonts w:eastAsia="Consolas" w:cs="Consolas" w:ascii="Consolas" w:hAnsi="Consolas"/>
+                <w:color w:val="101820"/>
+                <w:kern w:val="0"/>
+                <w:sz w:val="16"/>
+                <w:szCs w:val="24"/>
+                <w:lang w:val="en-US" w:eastAsia="ja-JP" w:bidi="ar-SA"/>
+              </w:rPr>
+              <w:t>0330</w:t>
+            </w:r>
+            <w:r>
+              <w:rPr>
+                <w:rFonts w:eastAsia="Segoe UI" w:cs="Segoe UI" w:ascii="Segoe UI" w:hAnsi="Segoe UI"/>
+                <w:color w:val="101820"/>
+                <w:kern w:val="0"/>
+                <w:sz w:val="18"/>
+                <w:szCs w:val="24"/>
+                <w:lang w:val="en-US" w:eastAsia="ja-JP" w:bidi="ar-SA"/>
+              </w:rPr>
+              <w:t xml:space="preserve"> and </w:t>
+            </w:r>
+            <w:r>
+              <w:rPr>
+                <w:rFonts w:eastAsia="Consolas" w:cs="Consolas" w:ascii="Consolas" w:hAnsi="Consolas"/>
+                <w:color w:val="101820"/>
+                <w:kern w:val="0"/>
+                <w:sz w:val="16"/>
+                <w:szCs w:val="24"/>
+                <w:lang w:val="en-US" w:eastAsia="ja-JP" w:bidi="ar-SA"/>
+              </w:rPr>
+              <w:t>0331</w:t>
+            </w:r>
+            <w:r>
+              <w:rPr>
+                <w:rFonts w:eastAsia="Segoe UI" w:cs="Segoe UI" w:ascii="Segoe UI" w:hAnsi="Segoe UI"/>
+                <w:color w:val="101820"/>
+                <w:kern w:val="0"/>
+                <w:sz w:val="18"/>
+                <w:szCs w:val="24"/>
+                <w:lang w:val="en-US" w:eastAsia="ja-JP" w:bidi="ar-SA"/>
+              </w:rPr>
+              <w:t xml:space="preserve"> release verification fixes (EIS outbox restart safety; encryption of the client identifiers of the AML/CFT onboarding); </w:t>
+            </w:r>
+            <w:r>
+              <w:rPr>
+                <w:rFonts w:eastAsia="Consolas" w:cs="Consolas" w:ascii="Consolas" w:hAnsi="Consolas"/>
+                <w:color w:val="101820"/>
+                <w:kern w:val="0"/>
+                <w:sz w:val="16"/>
+                <w:szCs w:val="24"/>
+                <w:lang w:val="en-US" w:eastAsia="ja-JP" w:bidi="ar-SA"/>
+              </w:rPr>
+              <w:t>0323</w:t>
+            </w:r>
+            <w:r>
+              <w:rPr>
+                <w:rFonts w:eastAsia="Segoe UI" w:cs="Segoe UI" w:ascii="Segoe UI" w:hAnsi="Segoe UI"/>
+                <w:color w:val="101820"/>
+                <w:kern w:val="0"/>
+                <w:sz w:val="18"/>
+                <w:szCs w:val="24"/>
+                <w:lang w:val="en-US" w:eastAsia="ja-JP" w:bidi="ar-SA"/>
+              </w:rPr>
+              <w:t xml:space="preserve"> to </w:t>
+            </w:r>
+            <w:r>
+              <w:rPr>
+                <w:rFonts w:eastAsia="Consolas" w:cs="Consolas" w:ascii="Consolas" w:hAnsi="Consolas"/>
+                <w:color w:val="101820"/>
+                <w:kern w:val="0"/>
+                <w:sz w:val="16"/>
+                <w:szCs w:val="24"/>
+                <w:lang w:val="en-US" w:eastAsia="ja-JP" w:bidi="ar-SA"/>
+              </w:rPr>
               <w:t>0329</w:t>
             </w:r>
             <w:r>
@@ -6612,403 +7052,7 @@
                 <w:szCs w:val="24"/>
                 <w:lang w:val="en-US" w:eastAsia="ja-JP" w:bidi="ar-SA"/>
               </w:rPr>
-              <w:t xml:space="preserve">: </w:t>
-            </w:r>
-            <w:r>
-              <w:rPr>
-                <w:rFonts w:eastAsia="Consolas" w:cs="Consolas" w:ascii="Consolas" w:hAnsi="Consolas"/>
-                <w:color w:val="101820"/>
-                <w:kern w:val="0"/>
-                <w:sz w:val="16"/>
-                <w:szCs w:val="24"/>
-                <w:lang w:val="en-US" w:eastAsia="ja-JP" w:bidi="ar-SA"/>
-              </w:rPr>
-              <w:t>0243</w:t>
-            </w:r>
-            <w:r>
-              <w:rPr>
-                <w:rFonts w:eastAsia="Segoe UI" w:cs="Segoe UI" w:ascii="Segoe UI" w:hAnsi="Segoe UI"/>
-                <w:color w:val="101820"/>
-                <w:kern w:val="0"/>
-                <w:sz w:val="18"/>
-                <w:szCs w:val="24"/>
-                <w:lang w:val="en-US" w:eastAsia="ja-JP" w:bidi="ar-SA"/>
-              </w:rPr>
-              <w:t xml:space="preserve"> to </w:t>
-            </w:r>
-            <w:r>
-              <w:rPr>
-                <w:rFonts w:eastAsia="Consolas" w:cs="Consolas" w:ascii="Consolas" w:hAnsi="Consolas"/>
-                <w:color w:val="101820"/>
-                <w:kern w:val="0"/>
-                <w:sz w:val="16"/>
-                <w:szCs w:val="24"/>
-                <w:lang w:val="en-US" w:eastAsia="ja-JP" w:bidi="ar-SA"/>
-              </w:rPr>
-              <w:t>0254</w:t>
-            </w:r>
-            <w:r>
-              <w:rPr>
-                <w:rFonts w:eastAsia="Segoe UI" w:cs="Segoe UI" w:ascii="Segoe UI" w:hAnsi="Segoe UI"/>
-                <w:color w:val="101820"/>
-                <w:kern w:val="0"/>
-                <w:sz w:val="18"/>
-                <w:szCs w:val="24"/>
-                <w:lang w:val="en-US" w:eastAsia="ja-JP" w:bidi="ar-SA"/>
-              </w:rPr>
-              <w:t xml:space="preserve"> platform and go-live, </w:t>
-            </w:r>
-            <w:r>
-              <w:rPr>
-                <w:rFonts w:eastAsia="Consolas" w:cs="Consolas" w:ascii="Consolas" w:hAnsi="Consolas"/>
-                <w:color w:val="101820"/>
-                <w:kern w:val="0"/>
-                <w:sz w:val="16"/>
-                <w:szCs w:val="24"/>
-                <w:lang w:val="en-US" w:eastAsia="ja-JP" w:bidi="ar-SA"/>
-              </w:rPr>
-              <w:t>0260</w:t>
-            </w:r>
-            <w:r>
-              <w:rPr>
-                <w:rFonts w:eastAsia="Segoe UI" w:cs="Segoe UI" w:ascii="Segoe UI" w:hAnsi="Segoe UI"/>
-                <w:color w:val="101820"/>
-                <w:kern w:val="0"/>
-                <w:sz w:val="18"/>
-                <w:szCs w:val="24"/>
-                <w:lang w:val="en-US" w:eastAsia="ja-JP" w:bidi="ar-SA"/>
-              </w:rPr>
-              <w:t xml:space="preserve"> to </w:t>
-            </w:r>
-            <w:r>
-              <w:rPr>
-                <w:rFonts w:eastAsia="Consolas" w:cs="Consolas" w:ascii="Consolas" w:hAnsi="Consolas"/>
-                <w:color w:val="101820"/>
-                <w:kern w:val="0"/>
-                <w:sz w:val="16"/>
-                <w:szCs w:val="24"/>
-                <w:lang w:val="en-US" w:eastAsia="ja-JP" w:bidi="ar-SA"/>
-              </w:rPr>
-              <w:t>0263</w:t>
-            </w:r>
-            <w:r>
-              <w:rPr>
-                <w:rFonts w:eastAsia="Segoe UI" w:cs="Segoe UI" w:ascii="Segoe UI" w:hAnsi="Segoe UI"/>
-                <w:color w:val="101820"/>
-                <w:kern w:val="0"/>
-                <w:sz w:val="18"/>
-                <w:szCs w:val="24"/>
-                <w:lang w:val="en-US" w:eastAsia="ja-JP" w:bidi="ar-SA"/>
-              </w:rPr>
-              <w:t xml:space="preserve"> AML/CFT, </w:t>
-            </w:r>
-            <w:r>
-              <w:rPr>
-                <w:rFonts w:eastAsia="Consolas" w:cs="Consolas" w:ascii="Consolas" w:hAnsi="Consolas"/>
-                <w:color w:val="101820"/>
-                <w:kern w:val="0"/>
-                <w:sz w:val="16"/>
-                <w:szCs w:val="24"/>
-                <w:lang w:val="en-US" w:eastAsia="ja-JP" w:bidi="ar-SA"/>
-              </w:rPr>
-              <w:t>0270</w:t>
-            </w:r>
-            <w:r>
-              <w:rPr>
-                <w:rFonts w:eastAsia="Segoe UI" w:cs="Segoe UI" w:ascii="Segoe UI" w:hAnsi="Segoe UI"/>
-                <w:color w:val="101820"/>
-                <w:kern w:val="0"/>
-                <w:sz w:val="18"/>
-                <w:szCs w:val="24"/>
-                <w:lang w:val="en-US" w:eastAsia="ja-JP" w:bidi="ar-SA"/>
-              </w:rPr>
-              <w:t xml:space="preserve"> to </w:t>
-            </w:r>
-            <w:r>
-              <w:rPr>
-                <w:rFonts w:eastAsia="Consolas" w:cs="Consolas" w:ascii="Consolas" w:hAnsi="Consolas"/>
-                <w:color w:val="101820"/>
-                <w:kern w:val="0"/>
-                <w:sz w:val="16"/>
-                <w:szCs w:val="24"/>
-                <w:lang w:val="en-US" w:eastAsia="ja-JP" w:bidi="ar-SA"/>
-              </w:rPr>
-              <w:t>0277</w:t>
-            </w:r>
-            <w:r>
-              <w:rPr>
-                <w:rFonts w:eastAsia="Segoe UI" w:cs="Segoe UI" w:ascii="Segoe UI" w:hAnsi="Segoe UI"/>
-                <w:color w:val="101820"/>
-                <w:kern w:val="0"/>
-                <w:sz w:val="18"/>
-                <w:szCs w:val="24"/>
-                <w:lang w:val="en-US" w:eastAsia="ja-JP" w:bidi="ar-SA"/>
-              </w:rPr>
-              <w:t xml:space="preserve"> package B, </w:t>
-            </w:r>
-            <w:r>
-              <w:rPr>
-                <w:rFonts w:eastAsia="Consolas" w:cs="Consolas" w:ascii="Consolas" w:hAnsi="Consolas"/>
-                <w:color w:val="101820"/>
-                <w:kern w:val="0"/>
-                <w:sz w:val="16"/>
-                <w:szCs w:val="24"/>
-                <w:lang w:val="en-US" w:eastAsia="ja-JP" w:bidi="ar-SA"/>
-              </w:rPr>
-              <w:t>0280</w:t>
-            </w:r>
-            <w:r>
-              <w:rPr>
-                <w:rFonts w:eastAsia="Segoe UI" w:cs="Segoe UI" w:ascii="Segoe UI" w:hAnsi="Segoe UI"/>
-                <w:color w:val="101820"/>
-                <w:kern w:val="0"/>
-                <w:sz w:val="18"/>
-                <w:szCs w:val="24"/>
-                <w:lang w:val="en-US" w:eastAsia="ja-JP" w:bidi="ar-SA"/>
-              </w:rPr>
-              <w:t xml:space="preserve"> to </w:t>
-            </w:r>
-            <w:r>
-              <w:rPr>
-                <w:rFonts w:eastAsia="Consolas" w:cs="Consolas" w:ascii="Consolas" w:hAnsi="Consolas"/>
-                <w:color w:val="101820"/>
-                <w:kern w:val="0"/>
-                <w:sz w:val="16"/>
-                <w:szCs w:val="24"/>
-                <w:lang w:val="en-US" w:eastAsia="ja-JP" w:bidi="ar-SA"/>
-              </w:rPr>
-              <w:t>0284</w:t>
-            </w:r>
-            <w:r>
-              <w:rPr>
-                <w:rFonts w:eastAsia="Segoe UI" w:cs="Segoe UI" w:ascii="Segoe UI" w:hAnsi="Segoe UI"/>
-                <w:color w:val="101820"/>
-                <w:kern w:val="0"/>
-                <w:sz w:val="18"/>
-                <w:szCs w:val="24"/>
-                <w:lang w:val="en-US" w:eastAsia="ja-JP" w:bidi="ar-SA"/>
-              </w:rPr>
-              <w:t xml:space="preserve"> BIR, </w:t>
-            </w:r>
-            <w:r>
-              <w:rPr>
-                <w:rFonts w:eastAsia="Consolas" w:cs="Consolas" w:ascii="Consolas" w:hAnsi="Consolas"/>
-                <w:color w:val="101820"/>
-                <w:kern w:val="0"/>
-                <w:sz w:val="16"/>
-                <w:szCs w:val="24"/>
-                <w:lang w:val="en-US" w:eastAsia="ja-JP" w:bidi="ar-SA"/>
-              </w:rPr>
-              <w:t>0290</w:t>
-            </w:r>
-            <w:r>
-              <w:rPr>
-                <w:rFonts w:eastAsia="Segoe UI" w:cs="Segoe UI" w:ascii="Segoe UI" w:hAnsi="Segoe UI"/>
-                <w:color w:val="101820"/>
-                <w:kern w:val="0"/>
-                <w:sz w:val="18"/>
-                <w:szCs w:val="24"/>
-                <w:lang w:val="en-US" w:eastAsia="ja-JP" w:bidi="ar-SA"/>
-              </w:rPr>
-              <w:t xml:space="preserve"> to </w:t>
-            </w:r>
-            <w:r>
-              <w:rPr>
-                <w:rFonts w:eastAsia="Consolas" w:cs="Consolas" w:ascii="Consolas" w:hAnsi="Consolas"/>
-                <w:color w:val="101820"/>
-                <w:kern w:val="0"/>
-                <w:sz w:val="16"/>
-                <w:szCs w:val="24"/>
-                <w:lang w:val="en-US" w:eastAsia="ja-JP" w:bidi="ar-SA"/>
-              </w:rPr>
-              <w:t>0298</w:t>
-            </w:r>
-            <w:r>
-              <w:rPr>
-                <w:rFonts w:eastAsia="Segoe UI" w:cs="Segoe UI" w:ascii="Segoe UI" w:hAnsi="Segoe UI"/>
-                <w:color w:val="101820"/>
-                <w:kern w:val="0"/>
-                <w:sz w:val="18"/>
-                <w:szCs w:val="24"/>
-                <w:lang w:val="en-US" w:eastAsia="ja-JP" w:bidi="ar-SA"/>
-              </w:rPr>
-              <w:t xml:space="preserve"> operations and accounting, </w:t>
-            </w:r>
-            <w:r>
-              <w:rPr>
-                <w:rFonts w:eastAsia="Consolas" w:cs="Consolas" w:ascii="Consolas" w:hAnsi="Consolas"/>
-                <w:color w:val="101820"/>
-                <w:kern w:val="0"/>
-                <w:sz w:val="16"/>
-                <w:szCs w:val="24"/>
-                <w:lang w:val="en-US" w:eastAsia="ja-JP" w:bidi="ar-SA"/>
-              </w:rPr>
-              <w:t>0300</w:t>
-            </w:r>
-            <w:r>
-              <w:rPr>
-                <w:rFonts w:eastAsia="Segoe UI" w:cs="Segoe UI" w:ascii="Segoe UI" w:hAnsi="Segoe UI"/>
-                <w:color w:val="101820"/>
-                <w:kern w:val="0"/>
-                <w:sz w:val="18"/>
-                <w:szCs w:val="24"/>
-                <w:lang w:val="en-US" w:eastAsia="ja-JP" w:bidi="ar-SA"/>
-              </w:rPr>
-              <w:t xml:space="preserve"> to </w:t>
-            </w:r>
-            <w:r>
-              <w:rPr>
-                <w:rFonts w:eastAsia="Consolas" w:cs="Consolas" w:ascii="Consolas" w:hAnsi="Consolas"/>
-                <w:color w:val="101820"/>
-                <w:kern w:val="0"/>
-                <w:sz w:val="16"/>
-                <w:szCs w:val="24"/>
-                <w:lang w:val="en-US" w:eastAsia="ja-JP" w:bidi="ar-SA"/>
-              </w:rPr>
-              <w:t>0308</w:t>
-            </w:r>
-            <w:r>
-              <w:rPr>
-                <w:rFonts w:eastAsia="Segoe UI" w:cs="Segoe UI" w:ascii="Segoe UI" w:hAnsi="Segoe UI"/>
-                <w:color w:val="101820"/>
-                <w:kern w:val="0"/>
-                <w:sz w:val="18"/>
-                <w:szCs w:val="24"/>
-                <w:lang w:val="en-US" w:eastAsia="ja-JP" w:bidi="ar-SA"/>
-              </w:rPr>
-              <w:t xml:space="preserve"> distribution, </w:t>
-            </w:r>
-            <w:r>
-              <w:rPr>
-                <w:rFonts w:eastAsia="Consolas" w:cs="Consolas" w:ascii="Consolas" w:hAnsi="Consolas"/>
-                <w:color w:val="101820"/>
-                <w:kern w:val="0"/>
-                <w:sz w:val="16"/>
-                <w:szCs w:val="24"/>
-                <w:lang w:val="en-US" w:eastAsia="ja-JP" w:bidi="ar-SA"/>
-              </w:rPr>
-              <w:t>0310</w:t>
-            </w:r>
-            <w:r>
-              <w:rPr>
-                <w:rFonts w:eastAsia="Segoe UI" w:cs="Segoe UI" w:ascii="Segoe UI" w:hAnsi="Segoe UI"/>
-                <w:color w:val="101820"/>
-                <w:kern w:val="0"/>
-                <w:sz w:val="18"/>
-                <w:szCs w:val="24"/>
-                <w:lang w:val="en-US" w:eastAsia="ja-JP" w:bidi="ar-SA"/>
-              </w:rPr>
-              <w:t xml:space="preserve"> to </w:t>
-            </w:r>
-            <w:r>
-              <w:rPr>
-                <w:rFonts w:eastAsia="Consolas" w:cs="Consolas" w:ascii="Consolas" w:hAnsi="Consolas"/>
-                <w:color w:val="101820"/>
-                <w:kern w:val="0"/>
-                <w:sz w:val="16"/>
-                <w:szCs w:val="24"/>
-                <w:lang w:val="en-US" w:eastAsia="ja-JP" w:bidi="ar-SA"/>
-              </w:rPr>
-              <w:t>0314</w:t>
-            </w:r>
-            <w:r>
-              <w:rPr>
-                <w:rFonts w:eastAsia="Segoe UI" w:cs="Segoe UI" w:ascii="Segoe UI" w:hAnsi="Segoe UI"/>
-                <w:color w:val="101820"/>
-                <w:kern w:val="0"/>
-                <w:sz w:val="18"/>
-                <w:szCs w:val="24"/>
-                <w:lang w:val="en-US" w:eastAsia="ja-JP" w:bidi="ar-SA"/>
-              </w:rPr>
-              <w:t xml:space="preserve"> integrations, </w:t>
-            </w:r>
-            <w:r>
-              <w:rPr>
-                <w:rFonts w:eastAsia="Consolas" w:cs="Consolas" w:ascii="Consolas" w:hAnsi="Consolas"/>
-                <w:color w:val="101820"/>
-                <w:kern w:val="0"/>
-                <w:sz w:val="16"/>
-                <w:szCs w:val="24"/>
-                <w:lang w:val="en-US" w:eastAsia="ja-JP" w:bidi="ar-SA"/>
-              </w:rPr>
-              <w:t>0320</w:t>
-            </w:r>
-            <w:r>
-              <w:rPr>
-                <w:rFonts w:eastAsia="Segoe UI" w:cs="Segoe UI" w:ascii="Segoe UI" w:hAnsi="Segoe UI"/>
-                <w:color w:val="101820"/>
-                <w:kern w:val="0"/>
-                <w:sz w:val="18"/>
-                <w:szCs w:val="24"/>
-                <w:lang w:val="en-US" w:eastAsia="ja-JP" w:bidi="ar-SA"/>
-              </w:rPr>
-              <w:t xml:space="preserve"> to </w:t>
-            </w:r>
-            <w:r>
-              <w:rPr>
-                <w:rFonts w:eastAsia="Consolas" w:cs="Consolas" w:ascii="Consolas" w:hAnsi="Consolas"/>
-                <w:color w:val="101820"/>
-                <w:kern w:val="0"/>
-                <w:sz w:val="16"/>
-                <w:szCs w:val="24"/>
-                <w:lang w:val="en-US" w:eastAsia="ja-JP" w:bidi="ar-SA"/>
-              </w:rPr>
-              <w:t>0322</w:t>
-            </w:r>
-            <w:r>
-              <w:rPr>
-                <w:rFonts w:eastAsia="Segoe UI" w:cs="Segoe UI" w:ascii="Segoe UI" w:hAnsi="Segoe UI"/>
-                <w:color w:val="101820"/>
-                <w:kern w:val="0"/>
-                <w:sz w:val="18"/>
-                <w:szCs w:val="24"/>
-                <w:lang w:val="en-US" w:eastAsia="ja-JP" w:bidi="ar-SA"/>
-              </w:rPr>
-              <w:t xml:space="preserve"> package G (</w:t>
-            </w:r>
-            <w:r>
-              <w:rPr>
-                <w:rFonts w:eastAsia="Consolas" w:cs="Consolas" w:ascii="Consolas" w:hAnsi="Consolas"/>
-                <w:color w:val="101820"/>
-                <w:kern w:val="0"/>
-                <w:sz w:val="16"/>
-                <w:szCs w:val="24"/>
-                <w:lang w:val="en-US" w:eastAsia="ja-JP" w:bidi="ar-SA"/>
-              </w:rPr>
-              <w:t>0323</w:t>
-            </w:r>
-            <w:r>
-              <w:rPr>
-                <w:rFonts w:eastAsia="Segoe UI" w:cs="Segoe UI" w:ascii="Segoe UI" w:hAnsi="Segoe UI"/>
-                <w:color w:val="101820"/>
-                <w:kern w:val="0"/>
-                <w:sz w:val="18"/>
-                <w:szCs w:val="24"/>
-                <w:lang w:val="en-US" w:eastAsia="ja-JP" w:bidi="ar-SA"/>
-              </w:rPr>
-              <w:t xml:space="preserve"> to </w:t>
-            </w:r>
-            <w:r>
-              <w:rPr>
-                <w:rFonts w:eastAsia="Consolas" w:cs="Consolas" w:ascii="Consolas" w:hAnsi="Consolas"/>
-                <w:color w:val="101820"/>
-                <w:kern w:val="0"/>
-                <w:sz w:val="16"/>
-                <w:szCs w:val="24"/>
-                <w:lang w:val="en-US" w:eastAsia="ja-JP" w:bidi="ar-SA"/>
-              </w:rPr>
-              <w:t>0329</w:t>
-            </w:r>
-            <w:r>
-              <w:rPr>
-                <w:rFonts w:eastAsia="Segoe UI" w:cs="Segoe UI" w:ascii="Segoe UI" w:hAnsi="Segoe UI"/>
-                <w:color w:val="101820"/>
-                <w:kern w:val="0"/>
-                <w:sz w:val="18"/>
-                <w:szCs w:val="24"/>
-                <w:lang w:val="en-US" w:eastAsia="ja-JP" w:bidi="ar-SA"/>
-              </w:rPr>
-              <w:t xml:space="preserve"> kept for the rest of package G)</w:t>
+              <w:t xml:space="preserve"> unused</w:t>
             </w:r>
           </w:p>
         </w:tc>
@@ -7183,7 +7227,7 @@
         <w:pStyle w:val="Heading2"/>
         <w:rPr/>
       </w:pPr>
-      <w:bookmarkStart w:id="8" w:name="__RefHeading___Toc3749_1879725379"/>
+      <w:bookmarkStart w:id="8" w:name="__RefHeading___Toc3797_1225279311"/>
       <w:bookmarkEnd w:id="8"/>
       <w:r>
         <w:rPr>
@@ -7198,7 +7242,7 @@
     <w:tbl>
       <w:tblPr>
         <w:tblStyle w:val="TableGrid"/>
-        <w:tblW w:w="9015" w:type="dxa"/>
+        <w:tblW w:w="9014" w:type="dxa"/>
         <w:jc w:val="left"/>
         <w:tblInd w:w="0" w:type="dxa"/>
         <w:tblLayout w:type="fixed"/>
@@ -7211,9 +7255,9 @@
         <w:tblLook w:val="04a0" w:noHBand="0" w:noVBand="1" w:firstColumn="1" w:lastRow="0" w:lastColumn="0" w:firstRow="1"/>
       </w:tblPr>
       <w:tblGrid>
-        <w:gridCol w:w="3415"/>
-        <w:gridCol w:w="1044"/>
-        <w:gridCol w:w="4556"/>
+        <w:gridCol w:w="3739"/>
+        <w:gridCol w:w="1003"/>
+        <w:gridCol w:w="4272"/>
       </w:tblGrid>
       <w:tr>
         <w:trPr>
@@ -7221,7 +7265,7 @@
         </w:trPr>
         <w:tc>
           <w:tcPr>
-            <w:tcW w:w="3415" w:type="dxa"/>
+            <w:tcW w:w="3739" w:type="dxa"/>
             <w:tcBorders>
               <w:top w:val="single" w:sz="4" w:space="0" w:color="BFC7D1"/>
               <w:left w:val="single" w:sz="4" w:space="0" w:color="BFC7D1"/>
@@ -7260,7 +7304,7 @@
         </w:tc>
         <w:tc>
           <w:tcPr>
-            <w:tcW w:w="1044" w:type="dxa"/>
+            <w:tcW w:w="1003" w:type="dxa"/>
             <w:tcBorders>
               <w:top w:val="single" w:sz="4" w:space="0" w:color="BFC7D1"/>
               <w:left w:val="single" w:sz="4" w:space="0" w:color="BFC7D1"/>
@@ -7299,7 +7343,7 @@
         </w:tc>
         <w:tc>
           <w:tcPr>
-            <w:tcW w:w="4556" w:type="dxa"/>
+            <w:tcW w:w="4272" w:type="dxa"/>
             <w:tcBorders>
               <w:top w:val="single" w:sz="4" w:space="0" w:color="BFC7D1"/>
               <w:left w:val="single" w:sz="4" w:space="0" w:color="BFC7D1"/>
@@ -7341,7 +7385,7 @@
         <w:trPr/>
         <w:tc>
           <w:tcPr>
-            <w:tcW w:w="3415" w:type="dxa"/>
+            <w:tcW w:w="3739" w:type="dxa"/>
             <w:tcBorders>
               <w:top w:val="single" w:sz="4" w:space="0" w:color="BFC7D1"/>
               <w:left w:val="single" w:sz="4" w:space="0" w:color="BFC7D1"/>
@@ -7378,7 +7422,7 @@
         </w:tc>
         <w:tc>
           <w:tcPr>
-            <w:tcW w:w="1044" w:type="dxa"/>
+            <w:tcW w:w="1003" w:type="dxa"/>
             <w:tcBorders>
               <w:top w:val="single" w:sz="4" w:space="0" w:color="BFC7D1"/>
               <w:left w:val="single" w:sz="4" w:space="0" w:color="BFC7D1"/>
@@ -7415,7 +7459,7 @@
         </w:tc>
         <w:tc>
           <w:tcPr>
-            <w:tcW w:w="4556" w:type="dxa"/>
+            <w:tcW w:w="4272" w:type="dxa"/>
             <w:tcBorders>
               <w:top w:val="single" w:sz="4" w:space="0" w:color="BFC7D1"/>
               <w:left w:val="single" w:sz="4" w:space="0" w:color="BFC7D1"/>
@@ -7455,7 +7499,7 @@
         <w:trPr/>
         <w:tc>
           <w:tcPr>
-            <w:tcW w:w="3415" w:type="dxa"/>
+            <w:tcW w:w="3739" w:type="dxa"/>
             <w:tcBorders>
               <w:top w:val="single" w:sz="4" w:space="0" w:color="BFC7D1"/>
               <w:left w:val="single" w:sz="4" w:space="0" w:color="BFC7D1"/>
@@ -7492,7 +7536,7 @@
         </w:tc>
         <w:tc>
           <w:tcPr>
-            <w:tcW w:w="1044" w:type="dxa"/>
+            <w:tcW w:w="1003" w:type="dxa"/>
             <w:tcBorders>
               <w:top w:val="single" w:sz="4" w:space="0" w:color="BFC7D1"/>
               <w:left w:val="single" w:sz="4" w:space="0" w:color="BFC7D1"/>
@@ -7529,38 +7573,38 @@
         </w:tc>
         <w:tc>
           <w:tcPr>
-            <w:tcW w:w="4556" w:type="dxa"/>
-            <w:tcBorders>
-              <w:top w:val="single" w:sz="4" w:space="0" w:color="BFC7D1"/>
-              <w:left w:val="single" w:sz="4" w:space="0" w:color="BFC7D1"/>
-              <w:bottom w:val="single" w:sz="4" w:space="0" w:color="BFC7D1"/>
-              <w:right w:val="single" w:sz="4" w:space="0" w:color="BFC7D1"/>
-            </w:tcBorders>
-          </w:tcPr>
-          <w:p>
-            <w:pPr>
-              <w:pStyle w:val="Normal"/>
-              <w:widowControl/>
-              <w:spacing w:lineRule="auto" w:line="240" w:before="0" w:after="20"/>
-              <w:jc w:val="left"/>
-              <w:rPr>
-                <w:rFonts w:ascii="Aptos" w:hAnsi="Aptos" w:eastAsia="ＭＳ 明朝" w:cs="Arial"/>
-                <w:kern w:val="0"/>
-                <w:sz w:val="24"/>
-                <w:szCs w:val="24"/>
-                <w:lang w:val="en-US" w:eastAsia="ja-JP" w:bidi="ar-SA"/>
-              </w:rPr>
-            </w:pPr>
-            <w:r>
-              <w:rPr>
-                <w:rFonts w:eastAsia="Segoe UI" w:cs="Segoe UI" w:ascii="Segoe UI" w:hAnsi="Segoe UI"/>
-                <w:color w:val="101820"/>
-                <w:kern w:val="0"/>
-                <w:sz w:val="18"/>
-                <w:szCs w:val="24"/>
-                <w:lang w:val="en-US" w:eastAsia="ja-JP" w:bidi="ar-SA"/>
-              </w:rPr>
-              <w:t>70 (73 with packages B and G)</w:t>
+            <w:tcW w:w="4272" w:type="dxa"/>
+            <w:tcBorders>
+              <w:top w:val="single" w:sz="4" w:space="0" w:color="BFC7D1"/>
+              <w:left w:val="single" w:sz="4" w:space="0" w:color="BFC7D1"/>
+              <w:bottom w:val="single" w:sz="4" w:space="0" w:color="BFC7D1"/>
+              <w:right w:val="single" w:sz="4" w:space="0" w:color="BFC7D1"/>
+            </w:tcBorders>
+          </w:tcPr>
+          <w:p>
+            <w:pPr>
+              <w:pStyle w:val="Normal"/>
+              <w:widowControl/>
+              <w:spacing w:lineRule="auto" w:line="240" w:before="0" w:after="20"/>
+              <w:jc w:val="left"/>
+              <w:rPr>
+                <w:rFonts w:ascii="Aptos" w:hAnsi="Aptos" w:eastAsia="ＭＳ 明朝" w:cs="Arial"/>
+                <w:kern w:val="0"/>
+                <w:sz w:val="24"/>
+                <w:szCs w:val="24"/>
+                <w:lang w:val="en-US" w:eastAsia="ja-JP" w:bidi="ar-SA"/>
+              </w:rPr>
+            </w:pPr>
+            <w:r>
+              <w:rPr>
+                <w:rFonts w:eastAsia="Segoe UI" w:cs="Segoe UI" w:ascii="Segoe UI" w:hAnsi="Segoe UI"/>
+                <w:color w:val="101820"/>
+                <w:kern w:val="0"/>
+                <w:sz w:val="18"/>
+                <w:szCs w:val="24"/>
+                <w:lang w:val="en-US" w:eastAsia="ja-JP" w:bidi="ar-SA"/>
+              </w:rPr>
+              <w:t>73</w:t>
             </w:r>
           </w:p>
         </w:tc>
@@ -7569,7 +7613,7 @@
         <w:trPr/>
         <w:tc>
           <w:tcPr>
-            <w:tcW w:w="3415" w:type="dxa"/>
+            <w:tcW w:w="3739" w:type="dxa"/>
             <w:tcBorders>
               <w:top w:val="single" w:sz="4" w:space="0" w:color="BFC7D1"/>
               <w:left w:val="single" w:sz="4" w:space="0" w:color="BFC7D1"/>
@@ -7606,7 +7650,7 @@
         </w:tc>
         <w:tc>
           <w:tcPr>
-            <w:tcW w:w="1044" w:type="dxa"/>
+            <w:tcW w:w="1003" w:type="dxa"/>
             <w:tcBorders>
               <w:top w:val="single" w:sz="4" w:space="0" w:color="BFC7D1"/>
               <w:left w:val="single" w:sz="4" w:space="0" w:color="BFC7D1"/>
@@ -7643,38 +7687,38 @@
         </w:tc>
         <w:tc>
           <w:tcPr>
-            <w:tcW w:w="4556" w:type="dxa"/>
-            <w:tcBorders>
-              <w:top w:val="single" w:sz="4" w:space="0" w:color="BFC7D1"/>
-              <w:left w:val="single" w:sz="4" w:space="0" w:color="BFC7D1"/>
-              <w:bottom w:val="single" w:sz="4" w:space="0" w:color="BFC7D1"/>
-              <w:right w:val="single" w:sz="4" w:space="0" w:color="BFC7D1"/>
-            </w:tcBorders>
-          </w:tcPr>
-          <w:p>
-            <w:pPr>
-              <w:pStyle w:val="Normal"/>
-              <w:widowControl/>
-              <w:spacing w:lineRule="auto" w:line="240" w:before="0" w:after="20"/>
-              <w:jc w:val="left"/>
-              <w:rPr>
-                <w:rFonts w:ascii="Aptos" w:hAnsi="Aptos" w:eastAsia="ＭＳ 明朝" w:cs="Arial"/>
-                <w:kern w:val="0"/>
-                <w:sz w:val="24"/>
-                <w:szCs w:val="24"/>
-                <w:lang w:val="en-US" w:eastAsia="ja-JP" w:bidi="ar-SA"/>
-              </w:rPr>
-            </w:pPr>
-            <w:r>
-              <w:rPr>
-                <w:rFonts w:eastAsia="Segoe UI" w:cs="Segoe UI" w:ascii="Segoe UI" w:hAnsi="Segoe UI"/>
-                <w:color w:val="101820"/>
-                <w:kern w:val="0"/>
-                <w:sz w:val="18"/>
-                <w:szCs w:val="24"/>
-                <w:lang w:val="en-US" w:eastAsia="ja-JP" w:bidi="ar-SA"/>
-              </w:rPr>
-              <w:t>1,291 (1,356 with packages B and G)</w:t>
+            <w:tcW w:w="4272" w:type="dxa"/>
+            <w:tcBorders>
+              <w:top w:val="single" w:sz="4" w:space="0" w:color="BFC7D1"/>
+              <w:left w:val="single" w:sz="4" w:space="0" w:color="BFC7D1"/>
+              <w:bottom w:val="single" w:sz="4" w:space="0" w:color="BFC7D1"/>
+              <w:right w:val="single" w:sz="4" w:space="0" w:color="BFC7D1"/>
+            </w:tcBorders>
+          </w:tcPr>
+          <w:p>
+            <w:pPr>
+              <w:pStyle w:val="Normal"/>
+              <w:widowControl/>
+              <w:spacing w:lineRule="auto" w:line="240" w:before="0" w:after="20"/>
+              <w:jc w:val="left"/>
+              <w:rPr>
+                <w:rFonts w:ascii="Aptos" w:hAnsi="Aptos" w:eastAsia="ＭＳ 明朝" w:cs="Arial"/>
+                <w:kern w:val="0"/>
+                <w:sz w:val="24"/>
+                <w:szCs w:val="24"/>
+                <w:lang w:val="en-US" w:eastAsia="ja-JP" w:bidi="ar-SA"/>
+              </w:rPr>
+            </w:pPr>
+            <w:r>
+              <w:rPr>
+                <w:rFonts w:eastAsia="Segoe UI" w:cs="Segoe UI" w:ascii="Segoe UI" w:hAnsi="Segoe UI"/>
+                <w:color w:val="101820"/>
+                <w:kern w:val="0"/>
+                <w:sz w:val="18"/>
+                <w:szCs w:val="24"/>
+                <w:lang w:val="en-US" w:eastAsia="ja-JP" w:bidi="ar-SA"/>
+              </w:rPr>
+              <w:t>1,356</w:t>
             </w:r>
           </w:p>
         </w:tc>
@@ -7683,7 +7727,7 @@
         <w:trPr/>
         <w:tc>
           <w:tcPr>
-            <w:tcW w:w="3415" w:type="dxa"/>
+            <w:tcW w:w="3739" w:type="dxa"/>
             <w:tcBorders>
               <w:top w:val="single" w:sz="4" w:space="0" w:color="BFC7D1"/>
               <w:left w:val="single" w:sz="4" w:space="0" w:color="BFC7D1"/>
@@ -7720,7 +7764,7 @@
         </w:tc>
         <w:tc>
           <w:tcPr>
-            <w:tcW w:w="1044" w:type="dxa"/>
+            <w:tcW w:w="1003" w:type="dxa"/>
             <w:tcBorders>
               <w:top w:val="single" w:sz="4" w:space="0" w:color="BFC7D1"/>
               <w:left w:val="single" w:sz="4" w:space="0" w:color="BFC7D1"/>
@@ -7757,7 +7801,7 @@
         </w:tc>
         <w:tc>
           <w:tcPr>
-            <w:tcW w:w="4556" w:type="dxa"/>
+            <w:tcW w:w="4272" w:type="dxa"/>
             <w:tcBorders>
               <w:top w:val="single" w:sz="4" w:space="0" w:color="BFC7D1"/>
               <w:left w:val="single" w:sz="4" w:space="0" w:color="BFC7D1"/>
@@ -7797,7 +7841,7 @@
         <w:trPr/>
         <w:tc>
           <w:tcPr>
-            <w:tcW w:w="3415" w:type="dxa"/>
+            <w:tcW w:w="3739" w:type="dxa"/>
             <w:tcBorders>
               <w:top w:val="single" w:sz="4" w:space="0" w:color="BFC7D1"/>
               <w:left w:val="single" w:sz="4" w:space="0" w:color="BFC7D1"/>
@@ -7834,7 +7878,7 @@
         </w:tc>
         <w:tc>
           <w:tcPr>
-            <w:tcW w:w="1044" w:type="dxa"/>
+            <w:tcW w:w="1003" w:type="dxa"/>
             <w:tcBorders>
               <w:top w:val="single" w:sz="4" w:space="0" w:color="BFC7D1"/>
               <w:left w:val="single" w:sz="4" w:space="0" w:color="BFC7D1"/>
@@ -7871,38 +7915,38 @@
         </w:tc>
         <w:tc>
           <w:tcPr>
-            <w:tcW w:w="4556" w:type="dxa"/>
-            <w:tcBorders>
-              <w:top w:val="single" w:sz="4" w:space="0" w:color="BFC7D1"/>
-              <w:left w:val="single" w:sz="4" w:space="0" w:color="BFC7D1"/>
-              <w:bottom w:val="single" w:sz="4" w:space="0" w:color="BFC7D1"/>
-              <w:right w:val="single" w:sz="4" w:space="0" w:color="BFC7D1"/>
-            </w:tcBorders>
-          </w:tcPr>
-          <w:p>
-            <w:pPr>
-              <w:pStyle w:val="Normal"/>
-              <w:widowControl/>
-              <w:spacing w:lineRule="auto" w:line="240" w:before="0" w:after="20"/>
-              <w:jc w:val="left"/>
-              <w:rPr>
-                <w:rFonts w:ascii="Aptos" w:hAnsi="Aptos" w:eastAsia="ＭＳ 明朝" w:cs="Arial"/>
-                <w:kern w:val="0"/>
-                <w:sz w:val="24"/>
-                <w:szCs w:val="24"/>
-                <w:lang w:val="en-US" w:eastAsia="ja-JP" w:bidi="ar-SA"/>
-              </w:rPr>
-            </w:pPr>
-            <w:r>
-              <w:rPr>
-                <w:rFonts w:eastAsia="Segoe UI" w:cs="Segoe UI" w:ascii="Segoe UI" w:hAnsi="Segoe UI"/>
-                <w:color w:val="101820"/>
-                <w:kern w:val="0"/>
-                <w:sz w:val="18"/>
-                <w:szCs w:val="24"/>
-                <w:lang w:val="en-US" w:eastAsia="ja-JP" w:bidi="ar-SA"/>
-              </w:rPr>
-              <w:t>250 (260 with packages B and G)</w:t>
+            <w:tcW w:w="4272" w:type="dxa"/>
+            <w:tcBorders>
+              <w:top w:val="single" w:sz="4" w:space="0" w:color="BFC7D1"/>
+              <w:left w:val="single" w:sz="4" w:space="0" w:color="BFC7D1"/>
+              <w:bottom w:val="single" w:sz="4" w:space="0" w:color="BFC7D1"/>
+              <w:right w:val="single" w:sz="4" w:space="0" w:color="BFC7D1"/>
+            </w:tcBorders>
+          </w:tcPr>
+          <w:p>
+            <w:pPr>
+              <w:pStyle w:val="Normal"/>
+              <w:widowControl/>
+              <w:spacing w:lineRule="auto" w:line="240" w:before="0" w:after="20"/>
+              <w:jc w:val="left"/>
+              <w:rPr>
+                <w:rFonts w:ascii="Aptos" w:hAnsi="Aptos" w:eastAsia="ＭＳ 明朝" w:cs="Arial"/>
+                <w:kern w:val="0"/>
+                <w:sz w:val="24"/>
+                <w:szCs w:val="24"/>
+                <w:lang w:val="en-US" w:eastAsia="ja-JP" w:bidi="ar-SA"/>
+              </w:rPr>
+            </w:pPr>
+            <w:r>
+              <w:rPr>
+                <w:rFonts w:eastAsia="Segoe UI" w:cs="Segoe UI" w:ascii="Segoe UI" w:hAnsi="Segoe UI"/>
+                <w:color w:val="101820"/>
+                <w:kern w:val="0"/>
+                <w:sz w:val="18"/>
+                <w:szCs w:val="24"/>
+                <w:lang w:val="en-US" w:eastAsia="ja-JP" w:bidi="ar-SA"/>
+              </w:rPr>
+              <w:t>260</w:t>
             </w:r>
           </w:p>
         </w:tc>
@@ -7911,7 +7955,7 @@
         <w:trPr/>
         <w:tc>
           <w:tcPr>
-            <w:tcW w:w="3415" w:type="dxa"/>
+            <w:tcW w:w="3739" w:type="dxa"/>
             <w:tcBorders>
               <w:top w:val="single" w:sz="4" w:space="0" w:color="BFC7D1"/>
               <w:left w:val="single" w:sz="4" w:space="0" w:color="BFC7D1"/>
@@ -7948,7 +7992,7 @@
         </w:tc>
         <w:tc>
           <w:tcPr>
-            <w:tcW w:w="1044" w:type="dxa"/>
+            <w:tcW w:w="1003" w:type="dxa"/>
             <w:tcBorders>
               <w:top w:val="single" w:sz="4" w:space="0" w:color="BFC7D1"/>
               <w:left w:val="single" w:sz="4" w:space="0" w:color="BFC7D1"/>
@@ -7985,38 +8029,38 @@
         </w:tc>
         <w:tc>
           <w:tcPr>
-            <w:tcW w:w="4556" w:type="dxa"/>
-            <w:tcBorders>
-              <w:top w:val="single" w:sz="4" w:space="0" w:color="BFC7D1"/>
-              <w:left w:val="single" w:sz="4" w:space="0" w:color="BFC7D1"/>
-              <w:bottom w:val="single" w:sz="4" w:space="0" w:color="BFC7D1"/>
-              <w:right w:val="single" w:sz="4" w:space="0" w:color="BFC7D1"/>
-            </w:tcBorders>
-          </w:tcPr>
-          <w:p>
-            <w:pPr>
-              <w:pStyle w:val="Normal"/>
-              <w:widowControl/>
-              <w:spacing w:lineRule="auto" w:line="240" w:before="0" w:after="20"/>
-              <w:jc w:val="left"/>
-              <w:rPr>
-                <w:rFonts w:ascii="Aptos" w:hAnsi="Aptos" w:eastAsia="ＭＳ 明朝" w:cs="Arial"/>
-                <w:kern w:val="0"/>
-                <w:sz w:val="24"/>
-                <w:szCs w:val="24"/>
-                <w:lang w:val="en-US" w:eastAsia="ja-JP" w:bidi="ar-SA"/>
-              </w:rPr>
-            </w:pPr>
-            <w:r>
-              <w:rPr>
-                <w:rFonts w:eastAsia="Segoe UI" w:cs="Segoe UI" w:ascii="Segoe UI" w:hAnsi="Segoe UI"/>
-                <w:color w:val="101820"/>
-                <w:kern w:val="0"/>
-                <w:sz w:val="18"/>
-                <w:szCs w:val="24"/>
-                <w:lang w:val="en-US" w:eastAsia="ja-JP" w:bidi="ar-SA"/>
-              </w:rPr>
-              <w:t>659 (with packages B and G)</w:t>
+            <w:tcW w:w="4272" w:type="dxa"/>
+            <w:tcBorders>
+              <w:top w:val="single" w:sz="4" w:space="0" w:color="BFC7D1"/>
+              <w:left w:val="single" w:sz="4" w:space="0" w:color="BFC7D1"/>
+              <w:bottom w:val="single" w:sz="4" w:space="0" w:color="BFC7D1"/>
+              <w:right w:val="single" w:sz="4" w:space="0" w:color="BFC7D1"/>
+            </w:tcBorders>
+          </w:tcPr>
+          <w:p>
+            <w:pPr>
+              <w:pStyle w:val="Normal"/>
+              <w:widowControl/>
+              <w:spacing w:lineRule="auto" w:line="240" w:before="0" w:after="20"/>
+              <w:jc w:val="left"/>
+              <w:rPr>
+                <w:rFonts w:ascii="Aptos" w:hAnsi="Aptos" w:eastAsia="ＭＳ 明朝" w:cs="Arial"/>
+                <w:kern w:val="0"/>
+                <w:sz w:val="24"/>
+                <w:szCs w:val="24"/>
+                <w:lang w:val="en-US" w:eastAsia="ja-JP" w:bidi="ar-SA"/>
+              </w:rPr>
+            </w:pPr>
+            <w:r>
+              <w:rPr>
+                <w:rFonts w:eastAsia="Segoe UI" w:cs="Segoe UI" w:ascii="Segoe UI" w:hAnsi="Segoe UI"/>
+                <w:color w:val="101820"/>
+                <w:kern w:val="0"/>
+                <w:sz w:val="18"/>
+                <w:szCs w:val="24"/>
+                <w:lang w:val="en-US" w:eastAsia="ja-JP" w:bidi="ar-SA"/>
+              </w:rPr>
+              <w:t>660</w:t>
             </w:r>
           </w:p>
         </w:tc>
@@ -8025,7 +8069,7 @@
         <w:trPr/>
         <w:tc>
           <w:tcPr>
-            <w:tcW w:w="3415" w:type="dxa"/>
+            <w:tcW w:w="3739" w:type="dxa"/>
             <w:tcBorders>
               <w:top w:val="single" w:sz="4" w:space="0" w:color="BFC7D1"/>
               <w:left w:val="single" w:sz="4" w:space="0" w:color="BFC7D1"/>
@@ -8062,7 +8106,7 @@
         </w:tc>
         <w:tc>
           <w:tcPr>
-            <w:tcW w:w="1044" w:type="dxa"/>
+            <w:tcW w:w="1003" w:type="dxa"/>
             <w:tcBorders>
               <w:top w:val="single" w:sz="4" w:space="0" w:color="BFC7D1"/>
               <w:left w:val="single" w:sz="4" w:space="0" w:color="BFC7D1"/>
@@ -8099,38 +8143,38 @@
         </w:tc>
         <w:tc>
           <w:tcPr>
-            <w:tcW w:w="4556" w:type="dxa"/>
-            <w:tcBorders>
-              <w:top w:val="single" w:sz="4" w:space="0" w:color="BFC7D1"/>
-              <w:left w:val="single" w:sz="4" w:space="0" w:color="BFC7D1"/>
-              <w:bottom w:val="single" w:sz="4" w:space="0" w:color="BFC7D1"/>
-              <w:right w:val="single" w:sz="4" w:space="0" w:color="BFC7D1"/>
-            </w:tcBorders>
-          </w:tcPr>
-          <w:p>
-            <w:pPr>
-              <w:pStyle w:val="Normal"/>
-              <w:widowControl/>
-              <w:spacing w:lineRule="auto" w:line="240" w:before="0" w:after="20"/>
-              <w:jc w:val="left"/>
-              <w:rPr>
-                <w:rFonts w:ascii="Aptos" w:hAnsi="Aptos" w:eastAsia="ＭＳ 明朝" w:cs="Arial"/>
-                <w:kern w:val="0"/>
-                <w:sz w:val="24"/>
-                <w:szCs w:val="24"/>
-                <w:lang w:val="en-US" w:eastAsia="ja-JP" w:bidi="ar-SA"/>
-              </w:rPr>
-            </w:pPr>
-            <w:r>
-              <w:rPr>
-                <w:rFonts w:eastAsia="Segoe UI" w:cs="Segoe UI" w:ascii="Segoe UI" w:hAnsi="Segoe UI"/>
-                <w:color w:val="101820"/>
-                <w:kern w:val="0"/>
-                <w:sz w:val="18"/>
-                <w:szCs w:val="24"/>
-                <w:lang w:val="en-US" w:eastAsia="ja-JP" w:bidi="ar-SA"/>
-              </w:rPr>
-              <w:t>32, 35 with package B; 14 delivered switched off</w:t>
+            <w:tcW w:w="4272" w:type="dxa"/>
+            <w:tcBorders>
+              <w:top w:val="single" w:sz="4" w:space="0" w:color="BFC7D1"/>
+              <w:left w:val="single" w:sz="4" w:space="0" w:color="BFC7D1"/>
+              <w:bottom w:val="single" w:sz="4" w:space="0" w:color="BFC7D1"/>
+              <w:right w:val="single" w:sz="4" w:space="0" w:color="BFC7D1"/>
+            </w:tcBorders>
+          </w:tcPr>
+          <w:p>
+            <w:pPr>
+              <w:pStyle w:val="Normal"/>
+              <w:widowControl/>
+              <w:spacing w:lineRule="auto" w:line="240" w:before="0" w:after="20"/>
+              <w:jc w:val="left"/>
+              <w:rPr>
+                <w:rFonts w:ascii="Aptos" w:hAnsi="Aptos" w:eastAsia="ＭＳ 明朝" w:cs="Arial"/>
+                <w:kern w:val="0"/>
+                <w:sz w:val="24"/>
+                <w:szCs w:val="24"/>
+                <w:lang w:val="en-US" w:eastAsia="ja-JP" w:bidi="ar-SA"/>
+              </w:rPr>
+            </w:pPr>
+            <w:r>
+              <w:rPr>
+                <w:rFonts w:eastAsia="Segoe UI" w:cs="Segoe UI" w:ascii="Segoe UI" w:hAnsi="Segoe UI"/>
+                <w:color w:val="101820"/>
+                <w:kern w:val="0"/>
+                <w:sz w:val="18"/>
+                <w:szCs w:val="24"/>
+                <w:lang w:val="en-US" w:eastAsia="ja-JP" w:bidi="ar-SA"/>
+              </w:rPr>
+              <w:t>35; 14 delivered switched off</w:t>
             </w:r>
           </w:p>
         </w:tc>
@@ -8139,7 +8183,7 @@
         <w:trPr/>
         <w:tc>
           <w:tcPr>
-            <w:tcW w:w="3415" w:type="dxa"/>
+            <w:tcW w:w="3739" w:type="dxa"/>
             <w:tcBorders>
               <w:top w:val="single" w:sz="4" w:space="0" w:color="BFC7D1"/>
               <w:left w:val="single" w:sz="4" w:space="0" w:color="BFC7D1"/>
@@ -8176,7 +8220,7 @@
         </w:tc>
         <w:tc>
           <w:tcPr>
-            <w:tcW w:w="1044" w:type="dxa"/>
+            <w:tcW w:w="1003" w:type="dxa"/>
             <w:tcBorders>
               <w:top w:val="single" w:sz="4" w:space="0" w:color="BFC7D1"/>
               <w:left w:val="single" w:sz="4" w:space="0" w:color="BFC7D1"/>
@@ -8213,7 +8257,7 @@
         </w:tc>
         <w:tc>
           <w:tcPr>
-            <w:tcW w:w="4556" w:type="dxa"/>
+            <w:tcW w:w="4272" w:type="dxa"/>
             <w:tcBorders>
               <w:top w:val="single" w:sz="4" w:space="0" w:color="BFC7D1"/>
               <w:left w:val="single" w:sz="4" w:space="0" w:color="BFC7D1"/>
@@ -8253,7 +8297,7 @@
         <w:trPr/>
         <w:tc>
           <w:tcPr>
-            <w:tcW w:w="3415" w:type="dxa"/>
+            <w:tcW w:w="3739" w:type="dxa"/>
             <w:tcBorders>
               <w:top w:val="single" w:sz="4" w:space="0" w:color="BFC7D1"/>
               <w:left w:val="single" w:sz="4" w:space="0" w:color="BFC7D1"/>
@@ -8290,7 +8334,7 @@
         </w:tc>
         <w:tc>
           <w:tcPr>
-            <w:tcW w:w="1044" w:type="dxa"/>
+            <w:tcW w:w="1003" w:type="dxa"/>
             <w:tcBorders>
               <w:top w:val="single" w:sz="4" w:space="0" w:color="BFC7D1"/>
               <w:left w:val="single" w:sz="4" w:space="0" w:color="BFC7D1"/>
@@ -8327,7 +8371,7 @@
         </w:tc>
         <w:tc>
           <w:tcPr>
-            <w:tcW w:w="4556" w:type="dxa"/>
+            <w:tcW w:w="4272" w:type="dxa"/>
             <w:tcBorders>
               <w:top w:val="single" w:sz="4" w:space="0" w:color="BFC7D1"/>
               <w:left w:val="single" w:sz="4" w:space="0" w:color="BFC7D1"/>
@@ -8367,7 +8411,7 @@
         <w:trPr/>
         <w:tc>
           <w:tcPr>
-            <w:tcW w:w="3415" w:type="dxa"/>
+            <w:tcW w:w="3739" w:type="dxa"/>
             <w:tcBorders>
               <w:top w:val="single" w:sz="4" w:space="0" w:color="BFC7D1"/>
               <w:left w:val="single" w:sz="4" w:space="0" w:color="BFC7D1"/>
@@ -8404,7 +8448,7 @@
         </w:tc>
         <w:tc>
           <w:tcPr>
-            <w:tcW w:w="1044" w:type="dxa"/>
+            <w:tcW w:w="1003" w:type="dxa"/>
             <w:tcBorders>
               <w:top w:val="single" w:sz="4" w:space="0" w:color="BFC7D1"/>
               <w:left w:val="single" w:sz="4" w:space="0" w:color="BFC7D1"/>
@@ -8441,38 +8485,38 @@
         </w:tc>
         <w:tc>
           <w:tcPr>
-            <w:tcW w:w="4556" w:type="dxa"/>
-            <w:tcBorders>
-              <w:top w:val="single" w:sz="4" w:space="0" w:color="BFC7D1"/>
-              <w:left w:val="single" w:sz="4" w:space="0" w:color="BFC7D1"/>
-              <w:bottom w:val="single" w:sz="4" w:space="0" w:color="BFC7D1"/>
-              <w:right w:val="single" w:sz="4" w:space="0" w:color="BFC7D1"/>
-            </w:tcBorders>
-          </w:tcPr>
-          <w:p>
-            <w:pPr>
-              <w:pStyle w:val="Normal"/>
-              <w:widowControl/>
-              <w:spacing w:lineRule="auto" w:line="240" w:before="0" w:after="20"/>
-              <w:jc w:val="left"/>
-              <w:rPr>
-                <w:rFonts w:ascii="Aptos" w:hAnsi="Aptos" w:eastAsia="ＭＳ 明朝" w:cs="Arial"/>
-                <w:kern w:val="0"/>
-                <w:sz w:val="24"/>
-                <w:szCs w:val="24"/>
-                <w:lang w:val="en-US" w:eastAsia="ja-JP" w:bidi="ar-SA"/>
-              </w:rPr>
-            </w:pPr>
-            <w:r>
-              <w:rPr>
-                <w:rFonts w:eastAsia="Segoe UI" w:cs="Segoe UI" w:ascii="Segoe UI" w:hAnsi="Segoe UI"/>
-                <w:color w:val="101820"/>
-                <w:kern w:val="0"/>
-                <w:sz w:val="18"/>
-                <w:szCs w:val="24"/>
-                <w:lang w:val="en-US" w:eastAsia="ja-JP" w:bidi="ar-SA"/>
-              </w:rPr>
-              <w:t>1,035 in 97 files, all passed on 04 October 2026</w:t>
+            <w:tcW w:w="4272" w:type="dxa"/>
+            <w:tcBorders>
+              <w:top w:val="single" w:sz="4" w:space="0" w:color="BFC7D1"/>
+              <w:left w:val="single" w:sz="4" w:space="0" w:color="BFC7D1"/>
+              <w:bottom w:val="single" w:sz="4" w:space="0" w:color="BFC7D1"/>
+              <w:right w:val="single" w:sz="4" w:space="0" w:color="BFC7D1"/>
+            </w:tcBorders>
+          </w:tcPr>
+          <w:p>
+            <w:pPr>
+              <w:pStyle w:val="Normal"/>
+              <w:widowControl/>
+              <w:spacing w:lineRule="auto" w:line="240" w:before="0" w:after="20"/>
+              <w:jc w:val="left"/>
+              <w:rPr>
+                <w:rFonts w:ascii="Aptos" w:hAnsi="Aptos" w:eastAsia="ＭＳ 明朝" w:cs="Arial"/>
+                <w:kern w:val="0"/>
+                <w:sz w:val="24"/>
+                <w:szCs w:val="24"/>
+                <w:lang w:val="en-US" w:eastAsia="ja-JP" w:bidi="ar-SA"/>
+              </w:rPr>
+            </w:pPr>
+            <w:r>
+              <w:rPr>
+                <w:rFonts w:eastAsia="Segoe UI" w:cs="Segoe UI" w:ascii="Segoe UI" w:hAnsi="Segoe UI"/>
+                <w:color w:val="101820"/>
+                <w:kern w:val="0"/>
+                <w:sz w:val="18"/>
+                <w:szCs w:val="24"/>
+                <w:lang w:val="en-US" w:eastAsia="ja-JP" w:bidi="ar-SA"/>
+              </w:rPr>
+              <w:t>1,113 in 104 files, all passed on 04 October 2026 on the merged release</w:t>
             </w:r>
           </w:p>
         </w:tc>
@@ -8481,7 +8525,7 @@
         <w:trPr/>
         <w:tc>
           <w:tcPr>
-            <w:tcW w:w="3415" w:type="dxa"/>
+            <w:tcW w:w="3739" w:type="dxa"/>
             <w:tcBorders>
               <w:top w:val="single" w:sz="4" w:space="0" w:color="BFC7D1"/>
               <w:left w:val="single" w:sz="4" w:space="0" w:color="BFC7D1"/>
@@ -8518,7 +8562,7 @@
         </w:tc>
         <w:tc>
           <w:tcPr>
-            <w:tcW w:w="1044" w:type="dxa"/>
+            <w:tcW w:w="1003" w:type="dxa"/>
             <w:tcBorders>
               <w:top w:val="single" w:sz="4" w:space="0" w:color="BFC7D1"/>
               <w:left w:val="single" w:sz="4" w:space="0" w:color="BFC7D1"/>
@@ -8555,38 +8599,152 @@
         </w:tc>
         <w:tc>
           <w:tcPr>
-            <w:tcW w:w="4556" w:type="dxa"/>
-            <w:tcBorders>
-              <w:top w:val="single" w:sz="4" w:space="0" w:color="BFC7D1"/>
-              <w:left w:val="single" w:sz="4" w:space="0" w:color="BFC7D1"/>
-              <w:bottom w:val="single" w:sz="4" w:space="0" w:color="BFC7D1"/>
-              <w:right w:val="single" w:sz="4" w:space="0" w:color="BFC7D1"/>
-            </w:tcBorders>
-          </w:tcPr>
-          <w:p>
-            <w:pPr>
-              <w:pStyle w:val="Normal"/>
-              <w:widowControl/>
-              <w:spacing w:lineRule="auto" w:line="240" w:before="0" w:after="20"/>
-              <w:jc w:val="left"/>
-              <w:rPr>
-                <w:rFonts w:ascii="Aptos" w:hAnsi="Aptos" w:eastAsia="ＭＳ 明朝" w:cs="Arial"/>
-                <w:kern w:val="0"/>
-                <w:sz w:val="24"/>
-                <w:szCs w:val="24"/>
-                <w:lang w:val="en-US" w:eastAsia="ja-JP" w:bidi="ar-SA"/>
-              </w:rPr>
-            </w:pPr>
-            <w:r>
-              <w:rPr>
-                <w:rFonts w:eastAsia="Segoe UI" w:cs="Segoe UI" w:ascii="Segoe UI" w:hAnsi="Segoe UI"/>
-                <w:color w:val="101820"/>
-                <w:kern w:val="0"/>
-                <w:sz w:val="18"/>
-                <w:szCs w:val="24"/>
-                <w:lang w:val="en-US" w:eastAsia="ja-JP" w:bidi="ar-SA"/>
-              </w:rPr>
-              <w:t>162 in 31 suites, all passed</w:t>
+            <w:tcW w:w="4272" w:type="dxa"/>
+            <w:tcBorders>
+              <w:top w:val="single" w:sz="4" w:space="0" w:color="BFC7D1"/>
+              <w:left w:val="single" w:sz="4" w:space="0" w:color="BFC7D1"/>
+              <w:bottom w:val="single" w:sz="4" w:space="0" w:color="BFC7D1"/>
+              <w:right w:val="single" w:sz="4" w:space="0" w:color="BFC7D1"/>
+            </w:tcBorders>
+          </w:tcPr>
+          <w:p>
+            <w:pPr>
+              <w:pStyle w:val="Normal"/>
+              <w:widowControl/>
+              <w:spacing w:lineRule="auto" w:line="240" w:before="0" w:after="20"/>
+              <w:jc w:val="left"/>
+              <w:rPr>
+                <w:rFonts w:ascii="Aptos" w:hAnsi="Aptos" w:eastAsia="ＭＳ 明朝" w:cs="Arial"/>
+                <w:kern w:val="0"/>
+                <w:sz w:val="24"/>
+                <w:szCs w:val="24"/>
+                <w:lang w:val="en-US" w:eastAsia="ja-JP" w:bidi="ar-SA"/>
+              </w:rPr>
+            </w:pPr>
+            <w:r>
+              <w:rPr>
+                <w:rFonts w:eastAsia="Segoe UI" w:cs="Segoe UI" w:ascii="Segoe UI" w:hAnsi="Segoe UI"/>
+                <w:color w:val="101820"/>
+                <w:kern w:val="0"/>
+                <w:sz w:val="18"/>
+                <w:szCs w:val="24"/>
+                <w:lang w:val="en-US" w:eastAsia="ja-JP" w:bidi="ar-SA"/>
+              </w:rPr>
+              <w:t>175 in 33 suites, all passed</w:t>
+            </w:r>
+          </w:p>
+        </w:tc>
+      </w:tr>
+      <w:tr>
+        <w:trPr/>
+        <w:tc>
+          <w:tcPr>
+            <w:tcW w:w="3739" w:type="dxa"/>
+            <w:tcBorders>
+              <w:top w:val="single" w:sz="4" w:space="0" w:color="BFC7D1"/>
+              <w:left w:val="single" w:sz="4" w:space="0" w:color="BFC7D1"/>
+              <w:bottom w:val="single" w:sz="4" w:space="0" w:color="BFC7D1"/>
+              <w:right w:val="single" w:sz="4" w:space="0" w:color="BFC7D1"/>
+            </w:tcBorders>
+          </w:tcPr>
+          <w:p>
+            <w:pPr>
+              <w:pStyle w:val="Normal"/>
+              <w:widowControl/>
+              <w:spacing w:lineRule="auto" w:line="240" w:before="0" w:after="20"/>
+              <w:jc w:val="left"/>
+              <w:rPr>
+                <w:rFonts w:ascii="Aptos" w:hAnsi="Aptos" w:eastAsia="ＭＳ 明朝" w:cs="Arial"/>
+                <w:kern w:val="0"/>
+                <w:sz w:val="24"/>
+                <w:szCs w:val="24"/>
+                <w:lang w:val="en-US" w:eastAsia="ja-JP" w:bidi="ar-SA"/>
+              </w:rPr>
+            </w:pPr>
+            <w:r>
+              <w:rPr>
+                <w:rFonts w:eastAsia="Segoe UI" w:cs="Segoe UI" w:ascii="Segoe UI" w:hAnsi="Segoe UI"/>
+                <w:color w:val="101820"/>
+                <w:kern w:val="0"/>
+                <w:sz w:val="18"/>
+                <w:szCs w:val="24"/>
+                <w:lang w:val="en-US" w:eastAsia="ja-JP" w:bidi="ar-SA"/>
+              </w:rPr>
+              <w:t>End-to-end UAT cycle and go-live rehearsal</w:t>
+            </w:r>
+          </w:p>
+        </w:tc>
+        <w:tc>
+          <w:tcPr>
+            <w:tcW w:w="1003" w:type="dxa"/>
+            <w:tcBorders>
+              <w:top w:val="single" w:sz="4" w:space="0" w:color="BFC7D1"/>
+              <w:left w:val="single" w:sz="4" w:space="0" w:color="BFC7D1"/>
+              <w:bottom w:val="single" w:sz="4" w:space="0" w:color="BFC7D1"/>
+              <w:right w:val="single" w:sz="4" w:space="0" w:color="BFC7D1"/>
+            </w:tcBorders>
+          </w:tcPr>
+          <w:p>
+            <w:pPr>
+              <w:pStyle w:val="Normal"/>
+              <w:widowControl/>
+              <w:spacing w:lineRule="auto" w:line="240" w:before="0" w:after="20"/>
+              <w:jc w:val="left"/>
+              <w:rPr>
+                <w:rFonts w:ascii="Aptos" w:hAnsi="Aptos" w:eastAsia="ＭＳ 明朝" w:cs="Arial"/>
+                <w:kern w:val="0"/>
+                <w:sz w:val="24"/>
+                <w:szCs w:val="24"/>
+                <w:lang w:val="en-US" w:eastAsia="ja-JP" w:bidi="ar-SA"/>
+              </w:rPr>
+            </w:pPr>
+            <w:r>
+              <w:rPr>
+                <w:rFonts w:eastAsia="Segoe UI" w:cs="Segoe UI" w:ascii="Segoe UI" w:hAnsi="Segoe UI"/>
+                <w:color w:val="101820"/>
+                <w:kern w:val="0"/>
+                <w:sz w:val="18"/>
+                <w:szCs w:val="24"/>
+                <w:lang w:val="en-US" w:eastAsia="ja-JP" w:bidi="ar-SA"/>
+              </w:rPr>
+              <w:t>371 steps</w:t>
+            </w:r>
+          </w:p>
+        </w:tc>
+        <w:tc>
+          <w:tcPr>
+            <w:tcW w:w="4272" w:type="dxa"/>
+            <w:tcBorders>
+              <w:top w:val="single" w:sz="4" w:space="0" w:color="BFC7D1"/>
+              <w:left w:val="single" w:sz="4" w:space="0" w:color="BFC7D1"/>
+              <w:bottom w:val="single" w:sz="4" w:space="0" w:color="BFC7D1"/>
+              <w:right w:val="single" w:sz="4" w:space="0" w:color="BFC7D1"/>
+            </w:tcBorders>
+          </w:tcPr>
+          <w:p>
+            <w:pPr>
+              <w:pStyle w:val="Normal"/>
+              <w:widowControl/>
+              <w:spacing w:lineRule="auto" w:line="240" w:before="0" w:after="20"/>
+              <w:jc w:val="left"/>
+              <w:rPr>
+                <w:rFonts w:ascii="Aptos" w:hAnsi="Aptos" w:eastAsia="ＭＳ 明朝" w:cs="Arial"/>
+                <w:kern w:val="0"/>
+                <w:sz w:val="24"/>
+                <w:szCs w:val="24"/>
+                <w:lang w:val="en-US" w:eastAsia="ja-JP" w:bidi="ar-SA"/>
+              </w:rPr>
+            </w:pPr>
+            <w:r>
+              <w:rPr>
+                <w:rFonts w:eastAsia="Segoe UI" w:cs="Segoe UI" w:ascii="Segoe UI" w:hAnsi="Segoe UI"/>
+                <w:color w:val="101820"/>
+                <w:kern w:val="0"/>
+                <w:sz w:val="18"/>
+                <w:szCs w:val="24"/>
+                <w:lang w:val="en-US" w:eastAsia="ja-JP" w:bidi="ar-SA"/>
+              </w:rPr>
+              <w:t>433 steps in 12 phases (2,168 API calls) and 52 rehearsal checks, all passed on the final code</w:t>
             </w:r>
           </w:p>
         </w:tc>
@@ -8600,7 +8758,7 @@
       <w:r>
         <w:br w:type="page"/>
       </w:r>
-      <w:bookmarkStart w:id="9" w:name="__RefHeading___Toc3751_1879725379"/>
+      <w:bookmarkStart w:id="9" w:name="__RefHeading___Toc3799_1225279311"/>
       <w:bookmarkEnd w:id="9"/>
       <w:r>
         <w:rPr>
@@ -8617,7 +8775,7 @@
         <w:pStyle w:val="Heading2"/>
         <w:rPr/>
       </w:pPr>
-      <w:bookmarkStart w:id="10" w:name="__RefHeading___Toc3753_1879725379"/>
+      <w:bookmarkStart w:id="10" w:name="__RefHeading___Toc3801_1225279311"/>
       <w:bookmarkEnd w:id="10"/>
       <w:r>
         <w:rPr>
@@ -9429,7 +9587,7 @@
         <w:pStyle w:val="Heading2"/>
         <w:rPr/>
       </w:pPr>
-      <w:bookmarkStart w:id="11" w:name="__RefHeading___Toc3755_1879725379"/>
+      <w:bookmarkStart w:id="11" w:name="__RefHeading___Toc3803_1225279311"/>
       <w:bookmarkEnd w:id="11"/>
       <w:r>
         <w:rPr>
@@ -10175,7 +10333,7 @@
         <w:pStyle w:val="Heading2"/>
         <w:rPr/>
       </w:pPr>
-      <w:bookmarkStart w:id="12" w:name="__RefHeading___Toc3757_1879725379"/>
+      <w:bookmarkStart w:id="12" w:name="__RefHeading___Toc3805_1225279311"/>
       <w:bookmarkEnd w:id="12"/>
       <w:r>
         <w:rPr>
@@ -10811,7 +10969,7 @@
         <w:pStyle w:val="Heading2"/>
         <w:rPr/>
       </w:pPr>
-      <w:bookmarkStart w:id="13" w:name="__RefHeading___Toc3759_1879725379"/>
+      <w:bookmarkStart w:id="13" w:name="__RefHeading___Toc3807_1225279311"/>
       <w:bookmarkEnd w:id="13"/>
       <w:r>
         <w:rPr>
@@ -11425,7 +11583,7 @@
         <w:pStyle w:val="Heading2"/>
         <w:rPr/>
       </w:pPr>
-      <w:bookmarkStart w:id="14" w:name="__RefHeading___Toc3761_1879725379"/>
+      <w:bookmarkStart w:id="14" w:name="__RefHeading___Toc3809_1225279311"/>
       <w:bookmarkEnd w:id="14"/>
       <w:r>
         <w:rPr>
@@ -12171,7 +12329,7 @@
         <w:pStyle w:val="Heading2"/>
         <w:rPr/>
       </w:pPr>
-      <w:bookmarkStart w:id="15" w:name="__RefHeading___Toc3763_1879725379"/>
+      <w:bookmarkStart w:id="15" w:name="__RefHeading___Toc3811_1225279311"/>
       <w:bookmarkEnd w:id="15"/>
       <w:r>
         <w:rPr>
@@ -12994,7 +13152,7 @@
         <w:pStyle w:val="Heading2"/>
         <w:rPr/>
       </w:pPr>
-      <w:bookmarkStart w:id="16" w:name="__RefHeading___Toc3765_1879725379"/>
+      <w:bookmarkStart w:id="16" w:name="__RefHeading___Toc3813_1225279311"/>
       <w:bookmarkEnd w:id="16"/>
       <w:r>
         <w:rPr>
@@ -13527,7 +13685,7 @@
         <w:pStyle w:val="Heading1"/>
         <w:rPr/>
       </w:pPr>
-      <w:bookmarkStart w:id="17" w:name="__RefHeading___Toc3767_1879725379"/>
+      <w:bookmarkStart w:id="17" w:name="__RefHeading___Toc3815_1225279311"/>
       <w:bookmarkEnd w:id="17"/>
       <w:r>
         <w:rPr>
@@ -13544,7 +13702,7 @@
         <w:pStyle w:val="Heading2"/>
         <w:rPr/>
       </w:pPr>
-      <w:bookmarkStart w:id="18" w:name="__RefHeading___Toc3769_1879725379"/>
+      <w:bookmarkStart w:id="18" w:name="__RefHeading___Toc3817_1225279311"/>
       <w:bookmarkEnd w:id="18"/>
       <w:r>
         <w:rPr>
@@ -13592,7 +13750,7 @@
         <w:pStyle w:val="Heading2"/>
         <w:rPr/>
       </w:pPr>
-      <w:bookmarkStart w:id="19" w:name="__RefHeading___Toc3771_1879725379"/>
+      <w:bookmarkStart w:id="19" w:name="__RefHeading___Toc3819_1225279311"/>
       <w:bookmarkEnd w:id="19"/>
       <w:r>
         <w:rPr>
@@ -13990,7 +14148,7 @@
         <w:pStyle w:val="Heading2"/>
         <w:rPr/>
       </w:pPr>
-      <w:bookmarkStart w:id="20" w:name="__RefHeading___Toc3773_1879725379"/>
+      <w:bookmarkStart w:id="20" w:name="__RefHeading___Toc3821_1225279311"/>
       <w:bookmarkEnd w:id="20"/>
       <w:r>
         <w:rPr>
@@ -15168,7 +15326,7 @@
         <w:pStyle w:val="Heading2"/>
         <w:rPr/>
       </w:pPr>
-      <w:bookmarkStart w:id="21" w:name="__RefHeading___Toc3775_1879725379"/>
+      <w:bookmarkStart w:id="21" w:name="__RefHeading___Toc3823_1225279311"/>
       <w:bookmarkEnd w:id="21"/>
       <w:r>
         <w:rPr>
@@ -16623,7 +16781,7 @@
         <w:pStyle w:val="Heading2"/>
         <w:rPr/>
       </w:pPr>
-      <w:bookmarkStart w:id="22" w:name="__RefHeading___Toc3777_1879725379"/>
+      <w:bookmarkStart w:id="22" w:name="__RefHeading___Toc3825_1225279311"/>
       <w:bookmarkEnd w:id="22"/>
       <w:r>
         <w:rPr>
@@ -16651,7 +16809,7 @@
           <w:color w:val="101820"/>
           <w:sz w:val="21"/>
         </w:rPr>
-        <w:t>Merge package B and package G and run the full test suites again.</w:t>
+        <w:t>Done on 04 October 2026: packages B and G merged and the full suites run again on the merged release (1,113 backend tests, 175 front-end tests, UAT cycle of 433 steps, go-live rehearsal of 52 checks, data masking verified, environment comparison identical; Test Summary Report 1.3). The defects found in that verification, BV-DEF-009 to BV-DEF-014, are fixed and closed.</w:t>
       </w:r>
     </w:p>
     <w:p>
@@ -16670,7 +16828,7 @@
           <w:color w:val="101820"/>
           <w:sz w:val="21"/>
         </w:rPr>
-        <w:t xml:space="preserve">Change the number series prefix of the complaints register: migration </w:t>
+        <w:t xml:space="preserve">Done: the number series prefix of the complaints register (migration </w:t>
       </w:r>
       <w:r>
         <w:rPr>
@@ -16686,7 +16844,39 @@
           <w:color w:val="101820"/>
           <w:sz w:val="21"/>
         </w:rPr>
-        <w:t xml:space="preserve"> of package B seeds the prefix </w:t>
+        <w:t xml:space="preserve"> of package B) is </w:t>
+      </w:r>
+      <w:r>
+        <w:rPr>
+          <w:rFonts w:eastAsia="Consolas" w:cs="Consolas" w:ascii="Consolas" w:hAnsi="Consolas"/>
+          <w:color w:val="101820"/>
+          <w:sz w:val="19"/>
+        </w:rPr>
+        <w:t>CPT</w:t>
+      </w:r>
+      <w:r>
+        <w:rPr>
+          <w:rFonts w:eastAsia="Segoe UI" w:cs="Segoe UI" w:ascii="Segoe UI" w:hAnsi="Segoe UI"/>
+          <w:color w:val="101820"/>
+          <w:sz w:val="21"/>
+        </w:rPr>
+        <w:t xml:space="preserve">; the comparison report series of migration </w:t>
+      </w:r>
+      <w:r>
+        <w:rPr>
+          <w:rFonts w:eastAsia="Consolas" w:cs="Consolas" w:ascii="Consolas" w:hAnsi="Consolas"/>
+          <w:color w:val="101820"/>
+          <w:sz w:val="19"/>
+        </w:rPr>
+        <w:t>0306</w:t>
+      </w:r>
+      <w:r>
+        <w:rPr>
+          <w:rFonts w:eastAsia="Segoe UI" w:cs="Segoe UI" w:ascii="Segoe UI" w:hAnsi="Segoe UI"/>
+          <w:color w:val="101820"/>
+          <w:sz w:val="21"/>
+        </w:rPr>
+        <w:t xml:space="preserve"> keeps </w:t>
       </w:r>
       <w:r>
         <w:rPr>
@@ -16702,23 +16892,7 @@
           <w:color w:val="101820"/>
           <w:sz w:val="21"/>
         </w:rPr>
-        <w:t xml:space="preserve">, which the comparison report series of migration </w:t>
-      </w:r>
-      <w:r>
-        <w:rPr>
-          <w:rFonts w:eastAsia="Consolas" w:cs="Consolas" w:ascii="Consolas" w:hAnsi="Consolas"/>
-          <w:color w:val="101820"/>
-          <w:sz w:val="19"/>
-        </w:rPr>
-        <w:t>0306</w:t>
-      </w:r>
-      <w:r>
-        <w:rPr>
-          <w:rFonts w:eastAsia="Segoe UI" w:cs="Segoe UI" w:ascii="Segoe UI" w:hAnsi="Segoe UI"/>
-          <w:color w:val="101820"/>
-          <w:sz w:val="21"/>
-        </w:rPr>
-        <w:t xml:space="preserve"> already uses; the migration stops on a database that has both.</w:t>
+        <w:t>.</w:t>
       </w:r>
     </w:p>
     <w:p>
@@ -16783,7 +16957,7 @@
         <w:pStyle w:val="Heading1"/>
         <w:rPr/>
       </w:pPr>
-      <w:bookmarkStart w:id="23" w:name="__RefHeading___Toc3779_1879725379"/>
+      <w:bookmarkStart w:id="23" w:name="__RefHeading___Toc3827_1225279311"/>
       <w:bookmarkEnd w:id="23"/>
       <w:r>
         <w:rPr>
@@ -16800,7 +16974,7 @@
         <w:pStyle w:val="Heading2"/>
         <w:rPr/>
       </w:pPr>
-      <w:bookmarkStart w:id="24" w:name="__RefHeading___Toc3781_1879725379"/>
+      <w:bookmarkStart w:id="24" w:name="__RefHeading___Toc3829_1225279311"/>
       <w:bookmarkEnd w:id="24"/>
       <w:r>
         <w:rPr>
@@ -16848,7 +17022,7 @@
         <w:pStyle w:val="Heading2"/>
         <w:rPr/>
       </w:pPr>
-      <w:bookmarkStart w:id="25" w:name="__RefHeading___Toc3783_1879725379"/>
+      <w:bookmarkStart w:id="25" w:name="__RefHeading___Toc3831_1225279311"/>
       <w:bookmarkEnd w:id="25"/>
       <w:r>
         <w:rPr>
@@ -17344,6 +17518,120 @@
           </w:p>
         </w:tc>
       </w:tr>
+      <w:tr>
+        <w:trPr/>
+        <w:tc>
+          <w:tcPr>
+            <w:tcW w:w="2742" w:type="dxa"/>
+            <w:tcBorders>
+              <w:top w:val="single" w:sz="4" w:space="0" w:color="BFC7D1"/>
+              <w:left w:val="single" w:sz="4" w:space="0" w:color="BFC7D1"/>
+              <w:bottom w:val="single" w:sz="4" w:space="0" w:color="BFC7D1"/>
+              <w:right w:val="single" w:sz="4" w:space="0" w:color="BFC7D1"/>
+            </w:tcBorders>
+          </w:tcPr>
+          <w:p>
+            <w:pPr>
+              <w:pStyle w:val="Normal"/>
+              <w:widowControl/>
+              <w:spacing w:lineRule="auto" w:line="240" w:before="0" w:after="20"/>
+              <w:jc w:val="left"/>
+              <w:rPr>
+                <w:rFonts w:ascii="Aptos" w:hAnsi="Aptos" w:eastAsia="ＭＳ 明朝" w:cs="Arial"/>
+                <w:kern w:val="0"/>
+                <w:sz w:val="24"/>
+                <w:szCs w:val="24"/>
+                <w:lang w:val="en-US" w:eastAsia="ja-JP" w:bidi="ar-SA"/>
+              </w:rPr>
+            </w:pPr>
+            <w:r>
+              <w:rPr>
+                <w:rFonts w:eastAsia="Segoe UI" w:cs="Segoe UI" w:ascii="Segoe UI" w:hAnsi="Segoe UI"/>
+                <w:color w:val="101820"/>
+                <w:kern w:val="0"/>
+                <w:sz w:val="18"/>
+                <w:szCs w:val="24"/>
+                <w:lang w:val="en-US" w:eastAsia="ja-JP" w:bidi="ar-SA"/>
+              </w:rPr>
+              <w:t>BV-DEF-009 to BV-DEF-014</w:t>
+            </w:r>
+          </w:p>
+        </w:tc>
+        <w:tc>
+          <w:tcPr>
+            <w:tcW w:w="3136" w:type="dxa"/>
+            <w:tcBorders>
+              <w:top w:val="single" w:sz="4" w:space="0" w:color="BFC7D1"/>
+              <w:left w:val="single" w:sz="4" w:space="0" w:color="BFC7D1"/>
+              <w:bottom w:val="single" w:sz="4" w:space="0" w:color="BFC7D1"/>
+              <w:right w:val="single" w:sz="4" w:space="0" w:color="BFC7D1"/>
+            </w:tcBorders>
+          </w:tcPr>
+          <w:p>
+            <w:pPr>
+              <w:pStyle w:val="Normal"/>
+              <w:widowControl/>
+              <w:spacing w:lineRule="auto" w:line="240" w:before="0" w:after="20"/>
+              <w:jc w:val="left"/>
+              <w:rPr>
+                <w:rFonts w:ascii="Aptos" w:hAnsi="Aptos" w:eastAsia="ＭＳ 明朝" w:cs="Arial"/>
+                <w:kern w:val="0"/>
+                <w:sz w:val="24"/>
+                <w:szCs w:val="24"/>
+                <w:lang w:val="en-US" w:eastAsia="ja-JP" w:bidi="ar-SA"/>
+              </w:rPr>
+            </w:pPr>
+            <w:r>
+              <w:rPr>
+                <w:rFonts w:eastAsia="Segoe UI" w:cs="Segoe UI" w:ascii="Segoe UI" w:hAnsi="Segoe UI"/>
+                <w:color w:val="101820"/>
+                <w:kern w:val="0"/>
+                <w:sz w:val="18"/>
+                <w:szCs w:val="24"/>
+                <w:lang w:val="en-US" w:eastAsia="ja-JP" w:bidi="ar-SA"/>
+              </w:rPr>
+              <w:t>Found in the release verification of 04 October 2026 on the merged release (UAT scenario set-up, CTPL tariff cancellation, masking of SMS recipients and key columns, rehearsal migration headers, incentive period keys, sample data in two tests)</w:t>
+            </w:r>
+          </w:p>
+        </w:tc>
+        <w:tc>
+          <w:tcPr>
+            <w:tcW w:w="3135" w:type="dxa"/>
+            <w:tcBorders>
+              <w:top w:val="single" w:sz="4" w:space="0" w:color="BFC7D1"/>
+              <w:left w:val="single" w:sz="4" w:space="0" w:color="BFC7D1"/>
+              <w:bottom w:val="single" w:sz="4" w:space="0" w:color="BFC7D1"/>
+              <w:right w:val="single" w:sz="4" w:space="0" w:color="BFC7D1"/>
+            </w:tcBorders>
+          </w:tcPr>
+          <w:p>
+            <w:pPr>
+              <w:pStyle w:val="Normal"/>
+              <w:widowControl/>
+              <w:spacing w:lineRule="auto" w:line="240" w:before="0" w:after="20"/>
+              <w:jc w:val="left"/>
+              <w:rPr>
+                <w:rFonts w:ascii="Aptos" w:hAnsi="Aptos" w:eastAsia="ＭＳ 明朝" w:cs="Arial"/>
+                <w:kern w:val="0"/>
+                <w:sz w:val="24"/>
+                <w:szCs w:val="24"/>
+                <w:lang w:val="en-US" w:eastAsia="ja-JP" w:bidi="ar-SA"/>
+              </w:rPr>
+            </w:pPr>
+            <w:r>
+              <w:rPr>
+                <w:rFonts w:eastAsia="Segoe UI" w:cs="Segoe UI" w:ascii="Segoe UI" w:hAnsi="Segoe UI"/>
+                <w:color w:val="101820"/>
+                <w:kern w:val="0"/>
+                <w:sz w:val="18"/>
+                <w:szCs w:val="24"/>
+                <w:lang w:val="en-US" w:eastAsia="ja-JP" w:bidi="ar-SA"/>
+              </w:rPr>
+              <w:t>Fixed and closed before the tag; see the Test Summary Report 1.3</w:t>
+            </w:r>
+          </w:p>
+        </w:tc>
+      </w:tr>
     </w:tbl>
     <w:p>
       <w:pPr>
@@ -17360,7 +17648,7 @@
         <w:pStyle w:val="Heading2"/>
         <w:rPr/>
       </w:pPr>
-      <w:bookmarkStart w:id="26" w:name="__RefHeading___Toc3785_1879725379"/>
+      <w:bookmarkStart w:id="26" w:name="__RefHeading___Toc3833_1225279311"/>
       <w:bookmarkEnd w:id="26"/>
       <w:r>
         <w:rPr>
@@ -18321,7 +18609,7 @@
       <w:r>
         <w:br w:type="page"/>
       </w:r>
-      <w:bookmarkStart w:id="27" w:name="__RefHeading___Toc3787_1879725379"/>
+      <w:bookmarkStart w:id="27" w:name="__RefHeading___Toc3835_1225279311"/>
       <w:bookmarkEnd w:id="27"/>
       <w:r>
         <w:rPr>
@@ -18338,7 +18626,7 @@
         <w:pStyle w:val="Heading2"/>
         <w:rPr/>
       </w:pPr>
-      <w:bookmarkStart w:id="28" w:name="__RefHeading___Toc3789_1879725379"/>
+      <w:bookmarkStart w:id="28" w:name="__RefHeading___Toc3837_1225279311"/>
       <w:bookmarkEnd w:id="28"/>
       <w:r>
         <w:rPr>
@@ -19420,7 +19708,7 @@
         <w:pStyle w:val="Heading2"/>
         <w:rPr/>
       </w:pPr>
-      <w:bookmarkStart w:id="29" w:name="__RefHeading___Toc3791_1879725379"/>
+      <w:bookmarkStart w:id="29" w:name="__RefHeading___Toc3839_1225279311"/>
       <w:bookmarkEnd w:id="29"/>
       <w:r>
         <w:rPr>
@@ -19637,7 +19925,7 @@
         <w:pStyle w:val="Heading1"/>
         <w:rPr/>
       </w:pPr>
-      <w:bookmarkStart w:id="30" w:name="__RefHeading___Toc3793_1879725379"/>
+      <w:bookmarkStart w:id="30" w:name="__RefHeading___Toc3841_1225279311"/>
       <w:bookmarkEnd w:id="30"/>
       <w:r>
         <w:rPr>
@@ -19654,7 +19942,7 @@
         <w:pStyle w:val="Heading2"/>
         <w:rPr/>
       </w:pPr>
-      <w:bookmarkStart w:id="31" w:name="__RefHeading___Toc3795_1879725379"/>
+      <w:bookmarkStart w:id="31" w:name="__RefHeading___Toc3843_1225279311"/>
       <w:bookmarkEnd w:id="31"/>
       <w:r>
         <w:rPr>
@@ -20364,7 +20652,7 @@
         <w:pStyle w:val="Heading2"/>
         <w:rPr/>
       </w:pPr>
-      <w:bookmarkStart w:id="32" w:name="__RefHeading___Toc3797_1879725379"/>
+      <w:bookmarkStart w:id="32" w:name="__RefHeading___Toc3845_1225279311"/>
       <w:bookmarkEnd w:id="32"/>
       <w:r>
         <w:rPr>
@@ -20476,7 +20764,7 @@
         <w:pStyle w:val="Heading2"/>
         <w:rPr/>
       </w:pPr>
-      <w:bookmarkStart w:id="33" w:name="__RefHeading___Toc3799_1879725379"/>
+      <w:bookmarkStart w:id="33" w:name="__RefHeading___Toc3847_1225279311"/>
       <w:bookmarkEnd w:id="33"/>
       <w:r>
         <w:rPr>
@@ -20553,7 +20841,7 @@
         <w:pStyle w:val="Heading1"/>
         <w:rPr/>
       </w:pPr>
-      <w:bookmarkStart w:id="34" w:name="__RefHeading___Toc3801_1879725379"/>
+      <w:bookmarkStart w:id="34" w:name="__RefHeading___Toc3849_1225279311"/>
       <w:bookmarkEnd w:id="34"/>
       <w:r>
         <w:rPr>
@@ -20596,7 +20884,7 @@
         <w:pStyle w:val="Heading2"/>
         <w:rPr/>
       </w:pPr>
-      <w:bookmarkStart w:id="35" w:name="__RefHeading___Toc3803_1879725379"/>
+      <w:bookmarkStart w:id="35" w:name="__RefHeading___Toc3851_1225279311"/>
       <w:bookmarkEnd w:id="35"/>
       <w:r>
         <w:rPr>
@@ -21579,7 +21867,7 @@
         <w:pStyle w:val="Heading2"/>
         <w:rPr/>
       </w:pPr>
-      <w:bookmarkStart w:id="36" w:name="__RefHeading___Toc3805_1879725379"/>
+      <w:bookmarkStart w:id="36" w:name="__RefHeading___Toc3853_1225279311"/>
       <w:bookmarkEnd w:id="36"/>
       <w:r>
         <w:rPr>
@@ -21728,7 +22016,7 @@
                 <w:szCs w:val="24"/>
                 <w:lang w:val="en-US" w:eastAsia="ja-JP" w:bidi="ar-SA"/>
               </w:rPr>
-              <w:t>Merge of packages B and G and the rest of package G (supplier 2307, fixed asset disposal, sales activities, quote covers and risk fields)</w:t>
+              <w:t>Done on 04 October 2026: packages B and G merged (supplier 2307, fixed asset disposal, sales activities, quote covers and risk fields included) and verified on the final code</w:t>
             </w:r>
           </w:p>
         </w:tc>
@@ -21765,7 +22053,7 @@
                 <w:szCs w:val="24"/>
                 <w:lang w:val="en-US" w:eastAsia="ja-JP" w:bidi="ar-SA"/>
               </w:rPr>
-              <w:t>Complete release 1.1</w:t>
+              <w:t>Release 1.1 complete</w:t>
             </w:r>
           </w:p>
         </w:tc>
@@ -22094,7 +22382,7 @@
         <w:pStyle w:val="Heading2"/>
         <w:rPr/>
       </w:pPr>
-      <w:bookmarkStart w:id="37" w:name="__RefHeading___Toc3807_1879725379"/>
+      <w:bookmarkStart w:id="37" w:name="__RefHeading___Toc3855_1225279311"/>
       <w:bookmarkEnd w:id="37"/>
       <w:r>
         <w:rPr>
@@ -22532,7 +22820,7 @@
         <w:pStyle w:val="Heading2"/>
         <w:rPr/>
       </w:pPr>
-      <w:bookmarkStart w:id="38" w:name="__RefHeading___Toc3809_1879725379"/>
+      <w:bookmarkStart w:id="38" w:name="__RefHeading___Toc3857_1225279311"/>
       <w:bookmarkEnd w:id="38"/>
       <w:r>
         <w:rPr>
@@ -22925,7 +23213,7 @@
           <w:spacing w:val="0"/>
         </w:rPr>
       </w:pPr>
-      <w:bookmarkStart w:id="39" w:name="__RefHeading___Toc3811_1879725379"/>
+      <w:bookmarkStart w:id="39" w:name="__RefHeading___Toc3859_1225279311"/>
       <w:bookmarkStart w:id="40" w:name="_Toc233203395"/>
       <w:bookmarkEnd w:id="39"/>
       <w:r>
@@ -23222,7 +23510,7 @@
                 <w:szCs w:val="24"/>
                 <w:lang w:val="en-US" w:eastAsia="ja-JP" w:bidi="ar-SA"/>
               </w:rPr>
-              <w:t>Release tag of the 1.1 build to be confirmed; packages B and G to be merged before the tag; partner certifications per broker; roadmap dates indicative</w:t>
+              <w:t>Release tag of the 1.1 build to be confirmed; partner certifications per broker; roadmap dates indicative</w:t>
             </w:r>
           </w:p>
         </w:tc>
@@ -24684,7 +24972,7 @@
       <w:r>
         <w:rPr/>
         <w:drawing>
-          <wp:anchor behindDoc="1" distT="0" distB="0" distL="0" distR="0" simplePos="0" locked="0" layoutInCell="0" allowOverlap="1" relativeHeight="22">
+          <wp:anchor behindDoc="1" distT="0" distB="0" distL="0" distR="0" simplePos="0" locked="0" layoutInCell="0" allowOverlap="1" relativeHeight="23">
             <wp:simplePos x="0" y="0"/>
             <wp:positionH relativeFrom="margin">
               <wp:align>center</wp:align>
@@ -24755,7 +25043,7 @@
     <w:r>
       <w:rPr/>
       <w:drawing>
-        <wp:anchor behindDoc="1" distT="0" distB="0" distL="0" distR="0" simplePos="0" locked="0" layoutInCell="0" allowOverlap="1" relativeHeight="21">
+        <wp:anchor behindDoc="1" distT="0" distB="0" distL="0" distR="0" simplePos="0" locked="0" layoutInCell="0" allowOverlap="1" relativeHeight="22">
           <wp:simplePos x="0" y="0"/>
           <wp:positionH relativeFrom="page">
             <wp:align>left</wp:align>
@@ -24814,7 +25102,7 @@
     <w:r>
       <w:rPr/>
       <w:drawing>
-        <wp:anchor behindDoc="1" distT="0" distB="0" distL="0" distR="0" simplePos="0" locked="0" layoutInCell="0" allowOverlap="1" relativeHeight="21">
+        <wp:anchor behindDoc="1" distT="0" distB="0" distL="0" distR="0" simplePos="0" locked="0" layoutInCell="0" allowOverlap="1" relativeHeight="22">
           <wp:simplePos x="0" y="0"/>
           <wp:positionH relativeFrom="page">
             <wp:align>left</wp:align>

--- a/docs/package/06_Support/BrokerVerse_Release_Notes_and_Roadmap.docx
+++ b/docs/package/06_Support/BrokerVerse_Release_Notes_and_Roadmap.docx
@@ -789,7 +789,7 @@
             </w:rPr>
             <w:fldChar w:fldCharType="separate"/>
           </w:r>
-          <w:hyperlink w:anchor="__RefHeading___Toc3789_1225279311">
+          <w:hyperlink w:anchor="__RefHeading___Toc99610_1894618434">
             <w:r>
               <w:rPr>
                 <w:webHidden/>
@@ -824,7 +824,7 @@
             </w:tabs>
             <w:rPr/>
           </w:pPr>
-          <w:hyperlink w:anchor="__RefHeading___Toc3791_1225279311">
+          <w:hyperlink w:anchor="__RefHeading___Toc99612_1894618434">
             <w:r>
               <w:rPr>
                 <w:webHidden/>
@@ -839,7 +839,7 @@
                 <w:rStyle w:val="IndexLink"/>
               </w:rPr>
               <w:tab/>
-              <w:t>3</w:t>
+              <w:t>4</w:t>
             </w:r>
           </w:hyperlink>
         </w:p>
@@ -853,7 +853,7 @@
             </w:tabs>
             <w:rPr/>
           </w:pPr>
-          <w:hyperlink w:anchor="__RefHeading___Toc3793_1225279311">
+          <w:hyperlink w:anchor="__RefHeading___Toc99614_1894618434">
             <w:r>
               <w:rPr>
                 <w:webHidden/>
@@ -875,7 +875,7 @@
             </w:tabs>
             <w:rPr/>
           </w:pPr>
-          <w:hyperlink w:anchor="__RefHeading___Toc3795_1225279311">
+          <w:hyperlink w:anchor="__RefHeading___Toc99616_1894618434">
             <w:r>
               <w:rPr>
                 <w:webHidden/>
@@ -897,7 +897,7 @@
             </w:tabs>
             <w:rPr/>
           </w:pPr>
-          <w:hyperlink w:anchor="__RefHeading___Toc3797_1225279311">
+          <w:hyperlink w:anchor="__RefHeading___Toc99618_1894618434">
             <w:r>
               <w:rPr>
                 <w:webHidden/>
@@ -919,7 +919,7 @@
             </w:tabs>
             <w:rPr/>
           </w:pPr>
-          <w:hyperlink w:anchor="__RefHeading___Toc3799_1225279311">
+          <w:hyperlink w:anchor="__RefHeading___Toc99620_1894618434">
             <w:r>
               <w:rPr>
                 <w:webHidden/>
@@ -941,7 +941,7 @@
             </w:tabs>
             <w:rPr/>
           </w:pPr>
-          <w:hyperlink w:anchor="__RefHeading___Toc3801_1225279311">
+          <w:hyperlink w:anchor="__RefHeading___Toc99622_1894618434">
             <w:r>
               <w:rPr>
                 <w:webHidden/>
@@ -963,7 +963,7 @@
             </w:tabs>
             <w:rPr/>
           </w:pPr>
-          <w:hyperlink w:anchor="__RefHeading___Toc3803_1225279311">
+          <w:hyperlink w:anchor="__RefHeading___Toc99624_1894618434">
             <w:r>
               <w:rPr>
                 <w:webHidden/>
@@ -985,7 +985,7 @@
             </w:tabs>
             <w:rPr/>
           </w:pPr>
-          <w:hyperlink w:anchor="__RefHeading___Toc3805_1225279311">
+          <w:hyperlink w:anchor="__RefHeading___Toc99626_1894618434">
             <w:r>
               <w:rPr>
                 <w:webHidden/>
@@ -1007,7 +1007,7 @@
             </w:tabs>
             <w:rPr/>
           </w:pPr>
-          <w:hyperlink w:anchor="__RefHeading___Toc3807_1225279311">
+          <w:hyperlink w:anchor="__RefHeading___Toc99628_1894618434">
             <w:r>
               <w:rPr>
                 <w:webHidden/>
@@ -1029,7 +1029,7 @@
             </w:tabs>
             <w:rPr/>
           </w:pPr>
-          <w:hyperlink w:anchor="__RefHeading___Toc3809_1225279311">
+          <w:hyperlink w:anchor="__RefHeading___Toc99630_1894618434">
             <w:r>
               <w:rPr>
                 <w:webHidden/>
@@ -1051,7 +1051,7 @@
             </w:tabs>
             <w:rPr/>
           </w:pPr>
-          <w:hyperlink w:anchor="__RefHeading___Toc3811_1225279311">
+          <w:hyperlink w:anchor="__RefHeading___Toc99632_1894618434">
             <w:r>
               <w:rPr>
                 <w:webHidden/>
@@ -1073,7 +1073,7 @@
             </w:tabs>
             <w:rPr/>
           </w:pPr>
-          <w:hyperlink w:anchor="__RefHeading___Toc3813_1225279311">
+          <w:hyperlink w:anchor="__RefHeading___Toc99634_1894618434">
             <w:r>
               <w:rPr>
                 <w:webHidden/>
@@ -1095,7 +1095,7 @@
             </w:tabs>
             <w:rPr/>
           </w:pPr>
-          <w:hyperlink w:anchor="__RefHeading___Toc3815_1225279311">
+          <w:hyperlink w:anchor="__RefHeading___Toc99636_1894618434">
             <w:r>
               <w:rPr>
                 <w:webHidden/>
@@ -1117,7 +1117,7 @@
             </w:tabs>
             <w:rPr/>
           </w:pPr>
-          <w:hyperlink w:anchor="__RefHeading___Toc3817_1225279311">
+          <w:hyperlink w:anchor="__RefHeading___Toc99638_1894618434">
             <w:r>
               <w:rPr>
                 <w:webHidden/>
@@ -1139,7 +1139,7 @@
             </w:tabs>
             <w:rPr/>
           </w:pPr>
-          <w:hyperlink w:anchor="__RefHeading___Toc3819_1225279311">
+          <w:hyperlink w:anchor="__RefHeading___Toc99640_1894618434">
             <w:r>
               <w:rPr>
                 <w:webHidden/>
@@ -1161,7 +1161,7 @@
             </w:tabs>
             <w:rPr/>
           </w:pPr>
-          <w:hyperlink w:anchor="__RefHeading___Toc3821_1225279311">
+          <w:hyperlink w:anchor="__RefHeading___Toc99642_1894618434">
             <w:r>
               <w:rPr>
                 <w:webHidden/>
@@ -1183,7 +1183,7 @@
             </w:tabs>
             <w:rPr/>
           </w:pPr>
-          <w:hyperlink w:anchor="__RefHeading___Toc3823_1225279311">
+          <w:hyperlink w:anchor="__RefHeading___Toc99644_1894618434">
             <w:r>
               <w:rPr>
                 <w:webHidden/>
@@ -1205,7 +1205,7 @@
             </w:tabs>
             <w:rPr/>
           </w:pPr>
-          <w:hyperlink w:anchor="__RefHeading___Toc3825_1225279311">
+          <w:hyperlink w:anchor="__RefHeading___Toc99646_1894618434">
             <w:r>
               <w:rPr>
                 <w:webHidden/>
@@ -1227,7 +1227,7 @@
             </w:tabs>
             <w:rPr/>
           </w:pPr>
-          <w:hyperlink w:anchor="__RefHeading___Toc3827_1225279311">
+          <w:hyperlink w:anchor="__RefHeading___Toc99648_1894618434">
             <w:r>
               <w:rPr>
                 <w:webHidden/>
@@ -1249,7 +1249,7 @@
             </w:tabs>
             <w:rPr/>
           </w:pPr>
-          <w:hyperlink w:anchor="__RefHeading___Toc3829_1225279311">
+          <w:hyperlink w:anchor="__RefHeading___Toc99650_1894618434">
             <w:r>
               <w:rPr>
                 <w:webHidden/>
@@ -1271,7 +1271,7 @@
             </w:tabs>
             <w:rPr/>
           </w:pPr>
-          <w:hyperlink w:anchor="__RefHeading___Toc3831_1225279311">
+          <w:hyperlink w:anchor="__RefHeading___Toc99652_1894618434">
             <w:r>
               <w:rPr>
                 <w:webHidden/>
@@ -1293,7 +1293,7 @@
             </w:tabs>
             <w:rPr/>
           </w:pPr>
-          <w:hyperlink w:anchor="__RefHeading___Toc3833_1225279311">
+          <w:hyperlink w:anchor="__RefHeading___Toc99654_1894618434">
             <w:r>
               <w:rPr>
                 <w:webHidden/>
@@ -1315,7 +1315,7 @@
             </w:tabs>
             <w:rPr/>
           </w:pPr>
-          <w:hyperlink w:anchor="__RefHeading___Toc3835_1225279311">
+          <w:hyperlink w:anchor="__RefHeading___Toc99656_1894618434">
             <w:r>
               <w:rPr>
                 <w:webHidden/>
@@ -1337,7 +1337,7 @@
             </w:tabs>
             <w:rPr/>
           </w:pPr>
-          <w:hyperlink w:anchor="__RefHeading___Toc3837_1225279311">
+          <w:hyperlink w:anchor="__RefHeading___Toc99658_1894618434">
             <w:r>
               <w:rPr>
                 <w:webHidden/>
@@ -1359,7 +1359,7 @@
             </w:tabs>
             <w:rPr/>
           </w:pPr>
-          <w:hyperlink w:anchor="__RefHeading___Toc3839_1225279311">
+          <w:hyperlink w:anchor="__RefHeading___Toc99660_1894618434">
             <w:r>
               <w:rPr>
                 <w:webHidden/>
@@ -1381,7 +1381,7 @@
             </w:tabs>
             <w:rPr/>
           </w:pPr>
-          <w:hyperlink w:anchor="__RefHeading___Toc3841_1225279311">
+          <w:hyperlink w:anchor="__RefHeading___Toc99662_1894618434">
             <w:r>
               <w:rPr>
                 <w:webHidden/>
@@ -1403,7 +1403,7 @@
             </w:tabs>
             <w:rPr/>
           </w:pPr>
-          <w:hyperlink w:anchor="__RefHeading___Toc3843_1225279311">
+          <w:hyperlink w:anchor="__RefHeading___Toc99664_1894618434">
             <w:r>
               <w:rPr>
                 <w:webHidden/>
@@ -1425,7 +1425,7 @@
             </w:tabs>
             <w:rPr/>
           </w:pPr>
-          <w:hyperlink w:anchor="__RefHeading___Toc3845_1225279311">
+          <w:hyperlink w:anchor="__RefHeading___Toc99666_1894618434">
             <w:r>
               <w:rPr>
                 <w:webHidden/>
@@ -1447,7 +1447,7 @@
             </w:tabs>
             <w:rPr/>
           </w:pPr>
-          <w:hyperlink w:anchor="__RefHeading___Toc3847_1225279311">
+          <w:hyperlink w:anchor="__RefHeading___Toc99668_1894618434">
             <w:r>
               <w:rPr>
                 <w:webHidden/>
@@ -1469,7 +1469,7 @@
             </w:tabs>
             <w:rPr/>
           </w:pPr>
-          <w:hyperlink w:anchor="__RefHeading___Toc3849_1225279311">
+          <w:hyperlink w:anchor="__RefHeading___Toc99670_1894618434">
             <w:r>
               <w:rPr>
                 <w:webHidden/>
@@ -1491,7 +1491,7 @@
             </w:tabs>
             <w:rPr/>
           </w:pPr>
-          <w:hyperlink w:anchor="__RefHeading___Toc3851_1225279311">
+          <w:hyperlink w:anchor="__RefHeading___Toc99672_1894618434">
             <w:r>
               <w:rPr>
                 <w:webHidden/>
@@ -1513,7 +1513,7 @@
             </w:tabs>
             <w:rPr/>
           </w:pPr>
-          <w:hyperlink w:anchor="__RefHeading___Toc3853_1225279311">
+          <w:hyperlink w:anchor="__RefHeading___Toc99674_1894618434">
             <w:r>
               <w:rPr>
                 <w:webHidden/>
@@ -1535,7 +1535,7 @@
             </w:tabs>
             <w:rPr/>
           </w:pPr>
-          <w:hyperlink w:anchor="__RefHeading___Toc3855_1225279311">
+          <w:hyperlink w:anchor="__RefHeading___Toc99676_1894618434">
             <w:r>
               <w:rPr>
                 <w:webHidden/>
@@ -1557,7 +1557,7 @@
             </w:tabs>
             <w:rPr/>
           </w:pPr>
-          <w:hyperlink w:anchor="__RefHeading___Toc3857_1225279311">
+          <w:hyperlink w:anchor="__RefHeading___Toc99678_1894618434">
             <w:r>
               <w:rPr>
                 <w:webHidden/>
@@ -1579,7 +1579,7 @@
             </w:tabs>
             <w:rPr/>
           </w:pPr>
-          <w:hyperlink w:anchor="__RefHeading___Toc3859_1225279311">
+          <w:hyperlink w:anchor="__RefHeading___Toc99680_1894618434">
             <w:r>
               <w:rPr>
                 <w:webHidden/>
@@ -1627,7 +1627,7 @@
       <w:r>
         <w:br w:type="page"/>
       </w:r>
-      <w:bookmarkStart w:id="0" w:name="__RefHeading___Toc3789_1225279311"/>
+      <w:bookmarkStart w:id="0" w:name="__RefHeading___Toc99610_1894618434"/>
       <w:bookmarkStart w:id="1" w:name="_Toc48319687"/>
       <w:bookmarkStart w:id="2" w:name="_Toc11824118"/>
       <w:bookmarkEnd w:id="0"/>
@@ -2021,7 +2021,7 @@
                 <w:szCs w:val="24"/>
                 <w:lang w:val="en-US" w:eastAsia="ja-JP" w:bidi="ar-SA"/>
               </w:rPr>
-              <w:t>1.1.1</w:t>
+              <w:t>1.1.2</w:t>
             </w:r>
           </w:p>
         </w:tc>
@@ -2167,7 +2167,7 @@
                 <w:szCs w:val="24"/>
                 <w:lang w:val="en-US" w:eastAsia="ja-JP" w:bidi="ar-SA"/>
               </w:rPr>
-              <w:t>Version 1.1.1: release figures aligned with the release verification of 04 October 2026 (packages B and G merged, migrations to 0331, 1,113 backend tests in 104 files, 175 front-end tests in 33 suites, UAT cycle of 433 steps, rehearsal of 52 checks, defects BV-DEF-009 to 014 closed). Version 1.1: release 1.1 entry (migrations 0243 to 0329): Philippine masters, enterprise menu and help, My Work, Product Configurator in the flow, audit trail, go-live workbench, release pipeline, AML/CFT, IC and NPC compliance, BIR, operations and accounting, distribution, integrations, branding and e-signatures; upgrade notes; roadmap of partner certifications</w:t>
+              <w:t>Version 1.1.2: Client brand packs: basis is the client's contract with iorta TechNXT (management decision of 04 October 2026). Version 1.1.1: release figures aligned with the release verification of 04 October 2026 (packages B and G merged, migrations to 0331, 1,113 backend tests in 104 files, 175 front-end tests in 33 suites, UAT cycle of 433 steps, rehearsal of 52 checks, defects BV-DEF-009 to 014 closed). Version 1.1: release 1.1 entry (migrations 0243 to 0329): Philippine masters, enterprise menu and help, My Work, Product Configurator in the flow, audit trail, go-live workbench, release pipeline, AML/CFT, IC and NPC compliance, BIR, operations and accounting, distribution, integrations, branding and e-signatures; upgrade notes; roadmap of partner certifications</w:t>
             </w:r>
           </w:p>
         </w:tc>
@@ -2270,7 +2270,7 @@
           <w:spacing w:val="0"/>
         </w:rPr>
       </w:pPr>
-      <w:bookmarkStart w:id="4" w:name="__RefHeading___Toc3791_1225279311"/>
+      <w:bookmarkStart w:id="4" w:name="__RefHeading___Toc99612_1894618434"/>
       <w:bookmarkStart w:id="5" w:name="_Toc233203388"/>
       <w:bookmarkEnd w:id="4"/>
       <w:r>
@@ -6024,7 +6024,7 @@
         <w:pageBreakBefore w:val="false"/>
         <w:rPr/>
       </w:pPr>
-      <w:bookmarkStart w:id="6" w:name="__RefHeading___Toc3793_1225279311"/>
+      <w:bookmarkStart w:id="6" w:name="__RefHeading___Toc99614_1894618434"/>
       <w:bookmarkEnd w:id="6"/>
       <w:r>
         <w:rPr>
@@ -6041,7 +6041,7 @@
         <w:pStyle w:val="Heading2"/>
         <w:rPr/>
       </w:pPr>
-      <w:bookmarkStart w:id="7" w:name="__RefHeading___Toc3795_1225279311"/>
+      <w:bookmarkStart w:id="7" w:name="__RefHeading___Toc99616_1894618434"/>
       <w:bookmarkEnd w:id="7"/>
       <w:r>
         <w:rPr>
@@ -7227,7 +7227,7 @@
         <w:pStyle w:val="Heading2"/>
         <w:rPr/>
       </w:pPr>
-      <w:bookmarkStart w:id="8" w:name="__RefHeading___Toc3797_1225279311"/>
+      <w:bookmarkStart w:id="8" w:name="__RefHeading___Toc99618_1894618434"/>
       <w:bookmarkEnd w:id="8"/>
       <w:r>
         <w:rPr>
@@ -8758,7 +8758,7 @@
       <w:r>
         <w:br w:type="page"/>
       </w:r>
-      <w:bookmarkStart w:id="9" w:name="__RefHeading___Toc3799_1225279311"/>
+      <w:bookmarkStart w:id="9" w:name="__RefHeading___Toc99620_1894618434"/>
       <w:bookmarkEnd w:id="9"/>
       <w:r>
         <w:rPr>
@@ -8775,7 +8775,7 @@
         <w:pStyle w:val="Heading2"/>
         <w:rPr/>
       </w:pPr>
-      <w:bookmarkStart w:id="10" w:name="__RefHeading___Toc3801_1225279311"/>
+      <w:bookmarkStart w:id="10" w:name="__RefHeading___Toc99622_1894618434"/>
       <w:bookmarkEnd w:id="10"/>
       <w:r>
         <w:rPr>
@@ -9529,7 +9529,7 @@
                 <w:szCs w:val="24"/>
                 <w:lang w:val="en-US" w:eastAsia="ja-JP" w:bidi="ar-SA"/>
               </w:rPr>
-              <w:t>Theme and Branding: themes, logo, favicon, sign-in picture, brand packs (the optional Toyota Insurance Services pack only with the client's written permission); branded documents, report files and e-mails; e-signatures captured with consent and mapped to document slots (migration 0254)</w:t>
+              <w:t>Theme and Branding: themes, logo, favicon, sign-in picture, brand packs (the optional Toyota Insurance Services pack is a client pack, applied only in that client's environments under its contract with iorta TechNXT); branded documents, report files and e-mails; e-signatures captured with consent and mapped to document slots (migration 0254)</w:t>
             </w:r>
           </w:p>
         </w:tc>
@@ -9587,7 +9587,7 @@
         <w:pStyle w:val="Heading2"/>
         <w:rPr/>
       </w:pPr>
-      <w:bookmarkStart w:id="11" w:name="__RefHeading___Toc3803_1225279311"/>
+      <w:bookmarkStart w:id="11" w:name="__RefHeading___Toc99624_1894618434"/>
       <w:bookmarkEnd w:id="11"/>
       <w:r>
         <w:rPr>
@@ -10333,7 +10333,7 @@
         <w:pStyle w:val="Heading2"/>
         <w:rPr/>
       </w:pPr>
-      <w:bookmarkStart w:id="12" w:name="__RefHeading___Toc3805_1225279311"/>
+      <w:bookmarkStart w:id="12" w:name="__RefHeading___Toc99626_1894618434"/>
       <w:bookmarkEnd w:id="12"/>
       <w:r>
         <w:rPr>
@@ -10969,7 +10969,7 @@
         <w:pStyle w:val="Heading2"/>
         <w:rPr/>
       </w:pPr>
-      <w:bookmarkStart w:id="13" w:name="__RefHeading___Toc3807_1225279311"/>
+      <w:bookmarkStart w:id="13" w:name="__RefHeading___Toc99628_1894618434"/>
       <w:bookmarkEnd w:id="13"/>
       <w:r>
         <w:rPr>
@@ -11583,7 +11583,7 @@
         <w:pStyle w:val="Heading2"/>
         <w:rPr/>
       </w:pPr>
-      <w:bookmarkStart w:id="14" w:name="__RefHeading___Toc3809_1225279311"/>
+      <w:bookmarkStart w:id="14" w:name="__RefHeading___Toc99630_1894618434"/>
       <w:bookmarkEnd w:id="14"/>
       <w:r>
         <w:rPr>
@@ -12329,7 +12329,7 @@
         <w:pStyle w:val="Heading2"/>
         <w:rPr/>
       </w:pPr>
-      <w:bookmarkStart w:id="15" w:name="__RefHeading___Toc3811_1225279311"/>
+      <w:bookmarkStart w:id="15" w:name="__RefHeading___Toc99632_1894618434"/>
       <w:bookmarkEnd w:id="15"/>
       <w:r>
         <w:rPr>
@@ -13152,7 +13152,7 @@
         <w:pStyle w:val="Heading2"/>
         <w:rPr/>
       </w:pPr>
-      <w:bookmarkStart w:id="16" w:name="__RefHeading___Toc3813_1225279311"/>
+      <w:bookmarkStart w:id="16" w:name="__RefHeading___Toc99634_1894618434"/>
       <w:bookmarkEnd w:id="16"/>
       <w:r>
         <w:rPr>
@@ -13685,7 +13685,7 @@
         <w:pStyle w:val="Heading1"/>
         <w:rPr/>
       </w:pPr>
-      <w:bookmarkStart w:id="17" w:name="__RefHeading___Toc3815_1225279311"/>
+      <w:bookmarkStart w:id="17" w:name="__RefHeading___Toc99636_1894618434"/>
       <w:bookmarkEnd w:id="17"/>
       <w:r>
         <w:rPr>
@@ -13702,7 +13702,7 @@
         <w:pStyle w:val="Heading2"/>
         <w:rPr/>
       </w:pPr>
-      <w:bookmarkStart w:id="18" w:name="__RefHeading___Toc3817_1225279311"/>
+      <w:bookmarkStart w:id="18" w:name="__RefHeading___Toc99638_1894618434"/>
       <w:bookmarkEnd w:id="18"/>
       <w:r>
         <w:rPr>
@@ -13750,7 +13750,7 @@
         <w:pStyle w:val="Heading2"/>
         <w:rPr/>
       </w:pPr>
-      <w:bookmarkStart w:id="19" w:name="__RefHeading___Toc3819_1225279311"/>
+      <w:bookmarkStart w:id="19" w:name="__RefHeading___Toc99640_1894618434"/>
       <w:bookmarkEnd w:id="19"/>
       <w:r>
         <w:rPr>
@@ -14148,7 +14148,7 @@
         <w:pStyle w:val="Heading2"/>
         <w:rPr/>
       </w:pPr>
-      <w:bookmarkStart w:id="20" w:name="__RefHeading___Toc3821_1225279311"/>
+      <w:bookmarkStart w:id="20" w:name="__RefHeading___Toc99642_1894618434"/>
       <w:bookmarkEnd w:id="20"/>
       <w:r>
         <w:rPr>
@@ -15326,7 +15326,7 @@
         <w:pStyle w:val="Heading2"/>
         <w:rPr/>
       </w:pPr>
-      <w:bookmarkStart w:id="21" w:name="__RefHeading___Toc3823_1225279311"/>
+      <w:bookmarkStart w:id="21" w:name="__RefHeading___Toc99644_1894618434"/>
       <w:bookmarkEnd w:id="21"/>
       <w:r>
         <w:rPr>
@@ -16781,7 +16781,7 @@
         <w:pStyle w:val="Heading2"/>
         <w:rPr/>
       </w:pPr>
-      <w:bookmarkStart w:id="22" w:name="__RefHeading___Toc3825_1225279311"/>
+      <w:bookmarkStart w:id="22" w:name="__RefHeading___Toc99646_1894618434"/>
       <w:bookmarkEnd w:id="22"/>
       <w:r>
         <w:rPr>
@@ -16957,7 +16957,7 @@
         <w:pStyle w:val="Heading1"/>
         <w:rPr/>
       </w:pPr>
-      <w:bookmarkStart w:id="23" w:name="__RefHeading___Toc3827_1225279311"/>
+      <w:bookmarkStart w:id="23" w:name="__RefHeading___Toc99648_1894618434"/>
       <w:bookmarkEnd w:id="23"/>
       <w:r>
         <w:rPr>
@@ -16974,7 +16974,7 @@
         <w:pStyle w:val="Heading2"/>
         <w:rPr/>
       </w:pPr>
-      <w:bookmarkStart w:id="24" w:name="__RefHeading___Toc3829_1225279311"/>
+      <w:bookmarkStart w:id="24" w:name="__RefHeading___Toc99650_1894618434"/>
       <w:bookmarkEnd w:id="24"/>
       <w:r>
         <w:rPr>
@@ -17022,7 +17022,7 @@
         <w:pStyle w:val="Heading2"/>
         <w:rPr/>
       </w:pPr>
-      <w:bookmarkStart w:id="25" w:name="__RefHeading___Toc3831_1225279311"/>
+      <w:bookmarkStart w:id="25" w:name="__RefHeading___Toc99652_1894618434"/>
       <w:bookmarkEnd w:id="25"/>
       <w:r>
         <w:rPr>
@@ -17648,7 +17648,7 @@
         <w:pStyle w:val="Heading2"/>
         <w:rPr/>
       </w:pPr>
-      <w:bookmarkStart w:id="26" w:name="__RefHeading___Toc3833_1225279311"/>
+      <w:bookmarkStart w:id="26" w:name="__RefHeading___Toc99654_1894618434"/>
       <w:bookmarkEnd w:id="26"/>
       <w:r>
         <w:rPr>
@@ -18609,7 +18609,7 @@
       <w:r>
         <w:br w:type="page"/>
       </w:r>
-      <w:bookmarkStart w:id="27" w:name="__RefHeading___Toc3835_1225279311"/>
+      <w:bookmarkStart w:id="27" w:name="__RefHeading___Toc99656_1894618434"/>
       <w:bookmarkEnd w:id="27"/>
       <w:r>
         <w:rPr>
@@ -18626,7 +18626,7 @@
         <w:pStyle w:val="Heading2"/>
         <w:rPr/>
       </w:pPr>
-      <w:bookmarkStart w:id="28" w:name="__RefHeading___Toc3837_1225279311"/>
+      <w:bookmarkStart w:id="28" w:name="__RefHeading___Toc99658_1894618434"/>
       <w:bookmarkEnd w:id="28"/>
       <w:r>
         <w:rPr>
@@ -19708,7 +19708,7 @@
         <w:pStyle w:val="Heading2"/>
         <w:rPr/>
       </w:pPr>
-      <w:bookmarkStart w:id="29" w:name="__RefHeading___Toc3839_1225279311"/>
+      <w:bookmarkStart w:id="29" w:name="__RefHeading___Toc99660_1894618434"/>
       <w:bookmarkEnd w:id="29"/>
       <w:r>
         <w:rPr>
@@ -19925,7 +19925,7 @@
         <w:pStyle w:val="Heading1"/>
         <w:rPr/>
       </w:pPr>
-      <w:bookmarkStart w:id="30" w:name="__RefHeading___Toc3841_1225279311"/>
+      <w:bookmarkStart w:id="30" w:name="__RefHeading___Toc99662_1894618434"/>
       <w:bookmarkEnd w:id="30"/>
       <w:r>
         <w:rPr>
@@ -19942,7 +19942,7 @@
         <w:pStyle w:val="Heading2"/>
         <w:rPr/>
       </w:pPr>
-      <w:bookmarkStart w:id="31" w:name="__RefHeading___Toc3843_1225279311"/>
+      <w:bookmarkStart w:id="31" w:name="__RefHeading___Toc99664_1894618434"/>
       <w:bookmarkEnd w:id="31"/>
       <w:r>
         <w:rPr>
@@ -20652,7 +20652,7 @@
         <w:pStyle w:val="Heading2"/>
         <w:rPr/>
       </w:pPr>
-      <w:bookmarkStart w:id="32" w:name="__RefHeading___Toc3845_1225279311"/>
+      <w:bookmarkStart w:id="32" w:name="__RefHeading___Toc99666_1894618434"/>
       <w:bookmarkEnd w:id="32"/>
       <w:r>
         <w:rPr>
@@ -20764,7 +20764,7 @@
         <w:pStyle w:val="Heading2"/>
         <w:rPr/>
       </w:pPr>
-      <w:bookmarkStart w:id="33" w:name="__RefHeading___Toc3847_1225279311"/>
+      <w:bookmarkStart w:id="33" w:name="__RefHeading___Toc99668_1894618434"/>
       <w:bookmarkEnd w:id="33"/>
       <w:r>
         <w:rPr>
@@ -20841,7 +20841,7 @@
         <w:pStyle w:val="Heading1"/>
         <w:rPr/>
       </w:pPr>
-      <w:bookmarkStart w:id="34" w:name="__RefHeading___Toc3849_1225279311"/>
+      <w:bookmarkStart w:id="34" w:name="__RefHeading___Toc99670_1894618434"/>
       <w:bookmarkEnd w:id="34"/>
       <w:r>
         <w:rPr>
@@ -20884,7 +20884,7 @@
         <w:pStyle w:val="Heading2"/>
         <w:rPr/>
       </w:pPr>
-      <w:bookmarkStart w:id="35" w:name="__RefHeading___Toc3851_1225279311"/>
+      <w:bookmarkStart w:id="35" w:name="__RefHeading___Toc99672_1894618434"/>
       <w:bookmarkEnd w:id="35"/>
       <w:r>
         <w:rPr>
@@ -21867,7 +21867,7 @@
         <w:pStyle w:val="Heading2"/>
         <w:rPr/>
       </w:pPr>
-      <w:bookmarkStart w:id="36" w:name="__RefHeading___Toc3853_1225279311"/>
+      <w:bookmarkStart w:id="36" w:name="__RefHeading___Toc99674_1894618434"/>
       <w:bookmarkEnd w:id="36"/>
       <w:r>
         <w:rPr>
@@ -22382,7 +22382,7 @@
         <w:pStyle w:val="Heading2"/>
         <w:rPr/>
       </w:pPr>
-      <w:bookmarkStart w:id="37" w:name="__RefHeading___Toc3855_1225279311"/>
+      <w:bookmarkStart w:id="37" w:name="__RefHeading___Toc99676_1894618434"/>
       <w:bookmarkEnd w:id="37"/>
       <w:r>
         <w:rPr>
@@ -22820,7 +22820,7 @@
         <w:pStyle w:val="Heading2"/>
         <w:rPr/>
       </w:pPr>
-      <w:bookmarkStart w:id="38" w:name="__RefHeading___Toc3857_1225279311"/>
+      <w:bookmarkStart w:id="38" w:name="__RefHeading___Toc99678_1894618434"/>
       <w:bookmarkEnd w:id="38"/>
       <w:r>
         <w:rPr>
@@ -23213,7 +23213,7 @@
           <w:spacing w:val="0"/>
         </w:rPr>
       </w:pPr>
-      <w:bookmarkStart w:id="39" w:name="__RefHeading___Toc3859_1225279311"/>
+      <w:bookmarkStart w:id="39" w:name="__RefHeading___Toc99680_1894618434"/>
       <w:bookmarkStart w:id="40" w:name="_Toc233203395"/>
       <w:bookmarkEnd w:id="39"/>
       <w:r>

--- a/docs/package/06_Support/BrokerVerse_Release_Notes_and_Roadmap.docx
+++ b/docs/package/06_Support/BrokerVerse_Release_Notes_and_Roadmap.docx
@@ -789,7 +789,7 @@
             </w:rPr>
             <w:fldChar w:fldCharType="separate"/>
           </w:r>
-          <w:hyperlink w:anchor="__RefHeading___Toc99610_1894618434">
+          <w:hyperlink w:anchor="__RefHeading___Toc28921_3679192306">
             <w:r>
               <w:rPr>
                 <w:webHidden/>
@@ -824,7 +824,7 @@
             </w:tabs>
             <w:rPr/>
           </w:pPr>
-          <w:hyperlink w:anchor="__RefHeading___Toc99612_1894618434">
+          <w:hyperlink w:anchor="__RefHeading___Toc28923_3679192306">
             <w:r>
               <w:rPr>
                 <w:webHidden/>
@@ -853,7 +853,7 @@
             </w:tabs>
             <w:rPr/>
           </w:pPr>
-          <w:hyperlink w:anchor="__RefHeading___Toc99614_1894618434">
+          <w:hyperlink w:anchor="__RefHeading___Toc28925_3679192306">
             <w:r>
               <w:rPr>
                 <w:webHidden/>
@@ -875,7 +875,7 @@
             </w:tabs>
             <w:rPr/>
           </w:pPr>
-          <w:hyperlink w:anchor="__RefHeading___Toc99616_1894618434">
+          <w:hyperlink w:anchor="__RefHeading___Toc28927_3679192306">
             <w:r>
               <w:rPr>
                 <w:webHidden/>
@@ -897,7 +897,7 @@
             </w:tabs>
             <w:rPr/>
           </w:pPr>
-          <w:hyperlink w:anchor="__RefHeading___Toc99618_1894618434">
+          <w:hyperlink w:anchor="__RefHeading___Toc28929_3679192306">
             <w:r>
               <w:rPr>
                 <w:webHidden/>
@@ -919,7 +919,7 @@
             </w:tabs>
             <w:rPr/>
           </w:pPr>
-          <w:hyperlink w:anchor="__RefHeading___Toc99620_1894618434">
+          <w:hyperlink w:anchor="__RefHeading___Toc28931_3679192306">
             <w:r>
               <w:rPr>
                 <w:webHidden/>
@@ -941,7 +941,7 @@
             </w:tabs>
             <w:rPr/>
           </w:pPr>
-          <w:hyperlink w:anchor="__RefHeading___Toc99622_1894618434">
+          <w:hyperlink w:anchor="__RefHeading___Toc28933_3679192306">
             <w:r>
               <w:rPr>
                 <w:webHidden/>
@@ -963,7 +963,7 @@
             </w:tabs>
             <w:rPr/>
           </w:pPr>
-          <w:hyperlink w:anchor="__RefHeading___Toc99624_1894618434">
+          <w:hyperlink w:anchor="__RefHeading___Toc28935_3679192306">
             <w:r>
               <w:rPr>
                 <w:webHidden/>
@@ -971,7 +971,7 @@
               </w:rPr>
               <w:t>4.2 Go-live and release tooling</w:t>
               <w:tab/>
-              <w:t>7</w:t>
+              <w:t>8</w:t>
             </w:r>
           </w:hyperlink>
         </w:p>
@@ -985,7 +985,7 @@
             </w:tabs>
             <w:rPr/>
           </w:pPr>
-          <w:hyperlink w:anchor="__RefHeading___Toc99626_1894618434">
+          <w:hyperlink w:anchor="__RefHeading___Toc28937_3679192306">
             <w:r>
               <w:rPr>
                 <w:webHidden/>
@@ -1007,7 +1007,7 @@
             </w:tabs>
             <w:rPr/>
           </w:pPr>
-          <w:hyperlink w:anchor="__RefHeading___Toc99628_1894618434">
+          <w:hyperlink w:anchor="__RefHeading___Toc28939_3679192306">
             <w:r>
               <w:rPr>
                 <w:webHidden/>
@@ -1029,7 +1029,7 @@
             </w:tabs>
             <w:rPr/>
           </w:pPr>
-          <w:hyperlink w:anchor="__RefHeading___Toc99630_1894618434">
+          <w:hyperlink w:anchor="__RefHeading___Toc28941_3679192306">
             <w:r>
               <w:rPr>
                 <w:webHidden/>
@@ -1051,7 +1051,7 @@
             </w:tabs>
             <w:rPr/>
           </w:pPr>
-          <w:hyperlink w:anchor="__RefHeading___Toc99632_1894618434">
+          <w:hyperlink w:anchor="__RefHeading___Toc28943_3679192306">
             <w:r>
               <w:rPr>
                 <w:webHidden/>
@@ -1073,7 +1073,7 @@
             </w:tabs>
             <w:rPr/>
           </w:pPr>
-          <w:hyperlink w:anchor="__RefHeading___Toc99634_1894618434">
+          <w:hyperlink w:anchor="__RefHeading___Toc28945_3679192306">
             <w:r>
               <w:rPr>
                 <w:webHidden/>
@@ -1095,7 +1095,7 @@
             </w:tabs>
             <w:rPr/>
           </w:pPr>
-          <w:hyperlink w:anchor="__RefHeading___Toc99636_1894618434">
+          <w:hyperlink w:anchor="__RefHeading___Toc28947_3679192306">
             <w:r>
               <w:rPr>
                 <w:webHidden/>
@@ -1117,7 +1117,7 @@
             </w:tabs>
             <w:rPr/>
           </w:pPr>
-          <w:hyperlink w:anchor="__RefHeading___Toc99638_1894618434">
+          <w:hyperlink w:anchor="__RefHeading___Toc28949_3679192306">
             <w:r>
               <w:rPr>
                 <w:webHidden/>
@@ -1139,7 +1139,7 @@
             </w:tabs>
             <w:rPr/>
           </w:pPr>
-          <w:hyperlink w:anchor="__RefHeading___Toc99640_1894618434">
+          <w:hyperlink w:anchor="__RefHeading___Toc28951_3679192306">
             <w:r>
               <w:rPr>
                 <w:webHidden/>
@@ -1161,7 +1161,7 @@
             </w:tabs>
             <w:rPr/>
           </w:pPr>
-          <w:hyperlink w:anchor="__RefHeading___Toc99642_1894618434">
+          <w:hyperlink w:anchor="__RefHeading___Toc28953_3679192306">
             <w:r>
               <w:rPr>
                 <w:webHidden/>
@@ -1183,7 +1183,7 @@
             </w:tabs>
             <w:rPr/>
           </w:pPr>
-          <w:hyperlink w:anchor="__RefHeading___Toc99644_1894618434">
+          <w:hyperlink w:anchor="__RefHeading___Toc28955_3679192306">
             <w:r>
               <w:rPr>
                 <w:webHidden/>
@@ -1205,7 +1205,7 @@
             </w:tabs>
             <w:rPr/>
           </w:pPr>
-          <w:hyperlink w:anchor="__RefHeading___Toc99646_1894618434">
+          <w:hyperlink w:anchor="__RefHeading___Toc28957_3679192306">
             <w:r>
               <w:rPr>
                 <w:webHidden/>
@@ -1227,7 +1227,7 @@
             </w:tabs>
             <w:rPr/>
           </w:pPr>
-          <w:hyperlink w:anchor="__RefHeading___Toc99648_1894618434">
+          <w:hyperlink w:anchor="__RefHeading___Toc28959_3679192306">
             <w:r>
               <w:rPr>
                 <w:webHidden/>
@@ -1249,7 +1249,7 @@
             </w:tabs>
             <w:rPr/>
           </w:pPr>
-          <w:hyperlink w:anchor="__RefHeading___Toc99650_1894618434">
+          <w:hyperlink w:anchor="__RefHeading___Toc28961_3679192306">
             <w:r>
               <w:rPr>
                 <w:webHidden/>
@@ -1271,7 +1271,7 @@
             </w:tabs>
             <w:rPr/>
           </w:pPr>
-          <w:hyperlink w:anchor="__RefHeading___Toc99652_1894618434">
+          <w:hyperlink w:anchor="__RefHeading___Toc28963_3679192306">
             <w:r>
               <w:rPr>
                 <w:webHidden/>
@@ -1293,7 +1293,7 @@
             </w:tabs>
             <w:rPr/>
           </w:pPr>
-          <w:hyperlink w:anchor="__RefHeading___Toc99654_1894618434">
+          <w:hyperlink w:anchor="__RefHeading___Toc28965_3679192306">
             <w:r>
               <w:rPr>
                 <w:webHidden/>
@@ -1315,7 +1315,7 @@
             </w:tabs>
             <w:rPr/>
           </w:pPr>
-          <w:hyperlink w:anchor="__RefHeading___Toc99656_1894618434">
+          <w:hyperlink w:anchor="__RefHeading___Toc28967_3679192306">
             <w:r>
               <w:rPr>
                 <w:webHidden/>
@@ -1337,7 +1337,7 @@
             </w:tabs>
             <w:rPr/>
           </w:pPr>
-          <w:hyperlink w:anchor="__RefHeading___Toc99658_1894618434">
+          <w:hyperlink w:anchor="__RefHeading___Toc28969_3679192306">
             <w:r>
               <w:rPr>
                 <w:webHidden/>
@@ -1359,7 +1359,7 @@
             </w:tabs>
             <w:rPr/>
           </w:pPr>
-          <w:hyperlink w:anchor="__RefHeading___Toc99660_1894618434">
+          <w:hyperlink w:anchor="__RefHeading___Toc28971_3679192306">
             <w:r>
               <w:rPr>
                 <w:webHidden/>
@@ -1381,7 +1381,7 @@
             </w:tabs>
             <w:rPr/>
           </w:pPr>
-          <w:hyperlink w:anchor="__RefHeading___Toc99662_1894618434">
+          <w:hyperlink w:anchor="__RefHeading___Toc28973_3679192306">
             <w:r>
               <w:rPr>
                 <w:webHidden/>
@@ -1403,7 +1403,7 @@
             </w:tabs>
             <w:rPr/>
           </w:pPr>
-          <w:hyperlink w:anchor="__RefHeading___Toc99664_1894618434">
+          <w:hyperlink w:anchor="__RefHeading___Toc28975_3679192306">
             <w:r>
               <w:rPr>
                 <w:webHidden/>
@@ -1425,7 +1425,7 @@
             </w:tabs>
             <w:rPr/>
           </w:pPr>
-          <w:hyperlink w:anchor="__RefHeading___Toc99666_1894618434">
+          <w:hyperlink w:anchor="__RefHeading___Toc28977_3679192306">
             <w:r>
               <w:rPr>
                 <w:webHidden/>
@@ -1447,7 +1447,7 @@
             </w:tabs>
             <w:rPr/>
           </w:pPr>
-          <w:hyperlink w:anchor="__RefHeading___Toc99668_1894618434">
+          <w:hyperlink w:anchor="__RefHeading___Toc28979_3679192306">
             <w:r>
               <w:rPr>
                 <w:webHidden/>
@@ -1469,7 +1469,7 @@
             </w:tabs>
             <w:rPr/>
           </w:pPr>
-          <w:hyperlink w:anchor="__RefHeading___Toc99670_1894618434">
+          <w:hyperlink w:anchor="__RefHeading___Toc28981_3679192306">
             <w:r>
               <w:rPr>
                 <w:webHidden/>
@@ -1491,7 +1491,7 @@
             </w:tabs>
             <w:rPr/>
           </w:pPr>
-          <w:hyperlink w:anchor="__RefHeading___Toc99672_1894618434">
+          <w:hyperlink w:anchor="__RefHeading___Toc28983_3679192306">
             <w:r>
               <w:rPr>
                 <w:webHidden/>
@@ -1513,7 +1513,7 @@
             </w:tabs>
             <w:rPr/>
           </w:pPr>
-          <w:hyperlink w:anchor="__RefHeading___Toc99674_1894618434">
+          <w:hyperlink w:anchor="__RefHeading___Toc28985_3679192306">
             <w:r>
               <w:rPr>
                 <w:webHidden/>
@@ -1535,7 +1535,7 @@
             </w:tabs>
             <w:rPr/>
           </w:pPr>
-          <w:hyperlink w:anchor="__RefHeading___Toc99676_1894618434">
+          <w:hyperlink w:anchor="__RefHeading___Toc28987_3679192306">
             <w:r>
               <w:rPr>
                 <w:webHidden/>
@@ -1557,7 +1557,7 @@
             </w:tabs>
             <w:rPr/>
           </w:pPr>
-          <w:hyperlink w:anchor="__RefHeading___Toc99678_1894618434">
+          <w:hyperlink w:anchor="__RefHeading___Toc28989_3679192306">
             <w:r>
               <w:rPr>
                 <w:webHidden/>
@@ -1579,7 +1579,7 @@
             </w:tabs>
             <w:rPr/>
           </w:pPr>
-          <w:hyperlink w:anchor="__RefHeading___Toc99680_1894618434">
+          <w:hyperlink w:anchor="__RefHeading___Toc28991_3679192306">
             <w:r>
               <w:rPr>
                 <w:webHidden/>
@@ -1627,7 +1627,7 @@
       <w:r>
         <w:br w:type="page"/>
       </w:r>
-      <w:bookmarkStart w:id="0" w:name="__RefHeading___Toc99610_1894618434"/>
+      <w:bookmarkStart w:id="0" w:name="__RefHeading___Toc28921_3679192306"/>
       <w:bookmarkStart w:id="1" w:name="_Toc48319687"/>
       <w:bookmarkStart w:id="2" w:name="_Toc11824118"/>
       <w:bookmarkEnd w:id="0"/>
@@ -2270,7 +2270,7 @@
           <w:spacing w:val="0"/>
         </w:rPr>
       </w:pPr>
-      <w:bookmarkStart w:id="4" w:name="__RefHeading___Toc99612_1894618434"/>
+      <w:bookmarkStart w:id="4" w:name="__RefHeading___Toc28923_3679192306"/>
       <w:bookmarkStart w:id="5" w:name="_Toc233203388"/>
       <w:bookmarkEnd w:id="4"/>
       <w:r>
@@ -6024,7 +6024,7 @@
         <w:pageBreakBefore w:val="false"/>
         <w:rPr/>
       </w:pPr>
-      <w:bookmarkStart w:id="6" w:name="__RefHeading___Toc99614_1894618434"/>
+      <w:bookmarkStart w:id="6" w:name="__RefHeading___Toc28925_3679192306"/>
       <w:bookmarkEnd w:id="6"/>
       <w:r>
         <w:rPr>
@@ -6041,7 +6041,7 @@
         <w:pStyle w:val="Heading2"/>
         <w:rPr/>
       </w:pPr>
-      <w:bookmarkStart w:id="7" w:name="__RefHeading___Toc99616_1894618434"/>
+      <w:bookmarkStart w:id="7" w:name="__RefHeading___Toc28927_3679192306"/>
       <w:bookmarkEnd w:id="7"/>
       <w:r>
         <w:rPr>
@@ -7227,7 +7227,7 @@
         <w:pStyle w:val="Heading2"/>
         <w:rPr/>
       </w:pPr>
-      <w:bookmarkStart w:id="8" w:name="__RefHeading___Toc99618_1894618434"/>
+      <w:bookmarkStart w:id="8" w:name="__RefHeading___Toc28929_3679192306"/>
       <w:bookmarkEnd w:id="8"/>
       <w:r>
         <w:rPr>
@@ -8758,7 +8758,7 @@
       <w:r>
         <w:br w:type="page"/>
       </w:r>
-      <w:bookmarkStart w:id="9" w:name="__RefHeading___Toc99620_1894618434"/>
+      <w:bookmarkStart w:id="9" w:name="__RefHeading___Toc28931_3679192306"/>
       <w:bookmarkEnd w:id="9"/>
       <w:r>
         <w:rPr>
@@ -8775,7 +8775,7 @@
         <w:pStyle w:val="Heading2"/>
         <w:rPr/>
       </w:pPr>
-      <w:bookmarkStart w:id="10" w:name="__RefHeading___Toc99622_1894618434"/>
+      <w:bookmarkStart w:id="10" w:name="__RefHeading___Toc28933_3679192306"/>
       <w:bookmarkEnd w:id="10"/>
       <w:r>
         <w:rPr>
@@ -9375,6 +9375,105 @@
                 <w:szCs w:val="24"/>
                 <w:lang w:val="en-US" w:eastAsia="ja-JP" w:bidi="ar-SA"/>
               </w:rPr>
+              <w:t>Home is My Work with a role preset and the landing page of every role after sign-in: the role's categories first, its default scope, its Calendar categories, one primary button and two or three role figures (</w:t>
+            </w:r>
+            <w:r>
+              <w:rPr>
+                <w:rFonts w:eastAsia="Consolas" w:cs="Consolas" w:ascii="Consolas" w:hAnsi="Consolas"/>
+                <w:color w:val="101820"/>
+                <w:kern w:val="0"/>
+                <w:sz w:val="16"/>
+                <w:szCs w:val="24"/>
+                <w:lang w:val="en-US" w:eastAsia="ja-JP" w:bidi="ar-SA"/>
+              </w:rPr>
+              <w:t>GET /my-work/figures</w:t>
+            </w:r>
+            <w:r>
+              <w:rPr>
+                <w:rFonts w:eastAsia="Segoe UI" w:cs="Segoe UI" w:ascii="Segoe UI" w:hAnsi="Segoe UI"/>
+                <w:color w:val="101820"/>
+                <w:kern w:val="0"/>
+                <w:sz w:val="18"/>
+                <w:szCs w:val="24"/>
+                <w:lang w:val="en-US" w:eastAsia="ja-JP" w:bidi="ar-SA"/>
+              </w:rPr>
+              <w:t>); new My Work sources for the compliance officer (EDD reviews, compliance deadlines, breach register), the accounting manager (bank reconciliations, period close) and the system administrator (users and access, system health); the former Home dashboard and Open Items pages are withdrawn and their addresses open Home</w:t>
+            </w:r>
+          </w:p>
+        </w:tc>
+        <w:tc>
+          <w:tcPr>
+            <w:tcW w:w="4506" w:type="dxa"/>
+            <w:tcBorders>
+              <w:top w:val="single" w:sz="4" w:space="0" w:color="BFC7D1"/>
+              <w:left w:val="single" w:sz="4" w:space="0" w:color="BFC7D1"/>
+              <w:bottom w:val="single" w:sz="4" w:space="0" w:color="BFC7D1"/>
+              <w:right w:val="single" w:sz="4" w:space="0" w:color="BFC7D1"/>
+            </w:tcBorders>
+          </w:tcPr>
+          <w:p>
+            <w:pPr>
+              <w:pStyle w:val="Normal"/>
+              <w:widowControl/>
+              <w:spacing w:lineRule="auto" w:line="240" w:before="0" w:after="20"/>
+              <w:jc w:val="left"/>
+              <w:rPr>
+                <w:rFonts w:ascii="Aptos" w:hAnsi="Aptos" w:eastAsia="ＭＳ 明朝" w:cs="Arial"/>
+                <w:kern w:val="0"/>
+                <w:sz w:val="24"/>
+                <w:szCs w:val="24"/>
+                <w:lang w:val="en-US" w:eastAsia="ja-JP" w:bidi="ar-SA"/>
+              </w:rPr>
+            </w:pPr>
+            <w:r>
+              <w:rPr>
+                <w:rFonts w:eastAsia="Segoe UI" w:cs="Segoe UI" w:ascii="Segoe UI" w:hAnsi="Segoe UI"/>
+                <w:color w:val="101820"/>
+                <w:kern w:val="0"/>
+                <w:sz w:val="18"/>
+                <w:szCs w:val="24"/>
+                <w:lang w:val="en-US" w:eastAsia="ja-JP" w:bidi="ar-SA"/>
+              </w:rPr>
+              <w:t>Home; Operations &gt; My Work</w:t>
+            </w:r>
+          </w:p>
+        </w:tc>
+      </w:tr>
+      <w:tr>
+        <w:trPr/>
+        <w:tc>
+          <w:tcPr>
+            <w:tcW w:w="4507" w:type="dxa"/>
+            <w:tcBorders>
+              <w:top w:val="single" w:sz="4" w:space="0" w:color="BFC7D1"/>
+              <w:left w:val="single" w:sz="4" w:space="0" w:color="BFC7D1"/>
+              <w:bottom w:val="single" w:sz="4" w:space="0" w:color="BFC7D1"/>
+              <w:right w:val="single" w:sz="4" w:space="0" w:color="BFC7D1"/>
+            </w:tcBorders>
+          </w:tcPr>
+          <w:p>
+            <w:pPr>
+              <w:pStyle w:val="Normal"/>
+              <w:widowControl/>
+              <w:spacing w:lineRule="auto" w:line="240" w:before="0" w:after="20"/>
+              <w:jc w:val="left"/>
+              <w:rPr>
+                <w:rFonts w:ascii="Aptos" w:hAnsi="Aptos" w:eastAsia="ＭＳ 明朝" w:cs="Arial"/>
+                <w:kern w:val="0"/>
+                <w:sz w:val="24"/>
+                <w:szCs w:val="24"/>
+                <w:lang w:val="en-US" w:eastAsia="ja-JP" w:bidi="ar-SA"/>
+              </w:rPr>
+            </w:pPr>
+            <w:r>
+              <w:rPr>
+                <w:rFonts w:eastAsia="Segoe UI" w:cs="Segoe UI" w:ascii="Segoe UI" w:hAnsi="Segoe UI"/>
+                <w:color w:val="101820"/>
+                <w:kern w:val="0"/>
+                <w:sz w:val="18"/>
+                <w:szCs w:val="24"/>
+                <w:lang w:val="en-US" w:eastAsia="ja-JP" w:bidi="ar-SA"/>
+              </w:rPr>
               <w:t>Product Configurator in the business flow: acceptance rules (refer, decline, loading) with authority, rating factors, document templates with merge fields, market mapping and the governing template applied to quotations (migration 0252)</w:t>
             </w:r>
           </w:p>
@@ -9587,7 +9686,7 @@
         <w:pStyle w:val="Heading2"/>
         <w:rPr/>
       </w:pPr>
-      <w:bookmarkStart w:id="11" w:name="__RefHeading___Toc99624_1894618434"/>
+      <w:bookmarkStart w:id="11" w:name="__RefHeading___Toc28935_3679192306"/>
       <w:bookmarkEnd w:id="11"/>
       <w:r>
         <w:rPr>
@@ -10333,7 +10432,7 @@
         <w:pStyle w:val="Heading2"/>
         <w:rPr/>
       </w:pPr>
-      <w:bookmarkStart w:id="12" w:name="__RefHeading___Toc99626_1894618434"/>
+      <w:bookmarkStart w:id="12" w:name="__RefHeading___Toc28937_3679192306"/>
       <w:bookmarkEnd w:id="12"/>
       <w:r>
         <w:rPr>
@@ -10969,7 +11068,7 @@
         <w:pStyle w:val="Heading2"/>
         <w:rPr/>
       </w:pPr>
-      <w:bookmarkStart w:id="13" w:name="__RefHeading___Toc99628_1894618434"/>
+      <w:bookmarkStart w:id="13" w:name="__RefHeading___Toc28939_3679192306"/>
       <w:bookmarkEnd w:id="13"/>
       <w:r>
         <w:rPr>
@@ -11583,7 +11682,7 @@
         <w:pStyle w:val="Heading2"/>
         <w:rPr/>
       </w:pPr>
-      <w:bookmarkStart w:id="14" w:name="__RefHeading___Toc99630_1894618434"/>
+      <w:bookmarkStart w:id="14" w:name="__RefHeading___Toc28941_3679192306"/>
       <w:bookmarkEnd w:id="14"/>
       <w:r>
         <w:rPr>
@@ -12329,7 +12428,7 @@
         <w:pStyle w:val="Heading2"/>
         <w:rPr/>
       </w:pPr>
-      <w:bookmarkStart w:id="15" w:name="__RefHeading___Toc99632_1894618434"/>
+      <w:bookmarkStart w:id="15" w:name="__RefHeading___Toc28943_3679192306"/>
       <w:bookmarkEnd w:id="15"/>
       <w:r>
         <w:rPr>
@@ -13152,7 +13251,7 @@
         <w:pStyle w:val="Heading2"/>
         <w:rPr/>
       </w:pPr>
-      <w:bookmarkStart w:id="16" w:name="__RefHeading___Toc99634_1894618434"/>
+      <w:bookmarkStart w:id="16" w:name="__RefHeading___Toc28945_3679192306"/>
       <w:bookmarkEnd w:id="16"/>
       <w:r>
         <w:rPr>
@@ -13685,7 +13784,7 @@
         <w:pStyle w:val="Heading1"/>
         <w:rPr/>
       </w:pPr>
-      <w:bookmarkStart w:id="17" w:name="__RefHeading___Toc99636_1894618434"/>
+      <w:bookmarkStart w:id="17" w:name="__RefHeading___Toc28947_3679192306"/>
       <w:bookmarkEnd w:id="17"/>
       <w:r>
         <w:rPr>
@@ -13702,7 +13801,7 @@
         <w:pStyle w:val="Heading2"/>
         <w:rPr/>
       </w:pPr>
-      <w:bookmarkStart w:id="18" w:name="__RefHeading___Toc99638_1894618434"/>
+      <w:bookmarkStart w:id="18" w:name="__RefHeading___Toc28949_3679192306"/>
       <w:bookmarkEnd w:id="18"/>
       <w:r>
         <w:rPr>
@@ -13750,7 +13849,7 @@
         <w:pStyle w:val="Heading2"/>
         <w:rPr/>
       </w:pPr>
-      <w:bookmarkStart w:id="19" w:name="__RefHeading___Toc99640_1894618434"/>
+      <w:bookmarkStart w:id="19" w:name="__RefHeading___Toc28951_3679192306"/>
       <w:bookmarkEnd w:id="19"/>
       <w:r>
         <w:rPr>
@@ -14148,7 +14247,7 @@
         <w:pStyle w:val="Heading2"/>
         <w:rPr/>
       </w:pPr>
-      <w:bookmarkStart w:id="20" w:name="__RefHeading___Toc99642_1894618434"/>
+      <w:bookmarkStart w:id="20" w:name="__RefHeading___Toc28953_3679192306"/>
       <w:bookmarkEnd w:id="20"/>
       <w:r>
         <w:rPr>
@@ -15326,7 +15425,7 @@
         <w:pStyle w:val="Heading2"/>
         <w:rPr/>
       </w:pPr>
-      <w:bookmarkStart w:id="21" w:name="__RefHeading___Toc99644_1894618434"/>
+      <w:bookmarkStart w:id="21" w:name="__RefHeading___Toc28955_3679192306"/>
       <w:bookmarkEnd w:id="21"/>
       <w:r>
         <w:rPr>
@@ -16781,7 +16880,7 @@
         <w:pStyle w:val="Heading2"/>
         <w:rPr/>
       </w:pPr>
-      <w:bookmarkStart w:id="22" w:name="__RefHeading___Toc99646_1894618434"/>
+      <w:bookmarkStart w:id="22" w:name="__RefHeading___Toc28957_3679192306"/>
       <w:bookmarkEnd w:id="22"/>
       <w:r>
         <w:rPr>
@@ -16957,7 +17056,7 @@
         <w:pStyle w:val="Heading1"/>
         <w:rPr/>
       </w:pPr>
-      <w:bookmarkStart w:id="23" w:name="__RefHeading___Toc99648_1894618434"/>
+      <w:bookmarkStart w:id="23" w:name="__RefHeading___Toc28959_3679192306"/>
       <w:bookmarkEnd w:id="23"/>
       <w:r>
         <w:rPr>
@@ -16974,7 +17073,7 @@
         <w:pStyle w:val="Heading2"/>
         <w:rPr/>
       </w:pPr>
-      <w:bookmarkStart w:id="24" w:name="__RefHeading___Toc99650_1894618434"/>
+      <w:bookmarkStart w:id="24" w:name="__RefHeading___Toc28961_3679192306"/>
       <w:bookmarkEnd w:id="24"/>
       <w:r>
         <w:rPr>
@@ -17022,7 +17121,7 @@
         <w:pStyle w:val="Heading2"/>
         <w:rPr/>
       </w:pPr>
-      <w:bookmarkStart w:id="25" w:name="__RefHeading___Toc99652_1894618434"/>
+      <w:bookmarkStart w:id="25" w:name="__RefHeading___Toc28963_3679192306"/>
       <w:bookmarkEnd w:id="25"/>
       <w:r>
         <w:rPr>
@@ -17648,7 +17747,7 @@
         <w:pStyle w:val="Heading2"/>
         <w:rPr/>
       </w:pPr>
-      <w:bookmarkStart w:id="26" w:name="__RefHeading___Toc99654_1894618434"/>
+      <w:bookmarkStart w:id="26" w:name="__RefHeading___Toc28965_3679192306"/>
       <w:bookmarkEnd w:id="26"/>
       <w:r>
         <w:rPr>
@@ -18609,7 +18708,7 @@
       <w:r>
         <w:br w:type="page"/>
       </w:r>
-      <w:bookmarkStart w:id="27" w:name="__RefHeading___Toc99656_1894618434"/>
+      <w:bookmarkStart w:id="27" w:name="__RefHeading___Toc28967_3679192306"/>
       <w:bookmarkEnd w:id="27"/>
       <w:r>
         <w:rPr>
@@ -18626,7 +18725,7 @@
         <w:pStyle w:val="Heading2"/>
         <w:rPr/>
       </w:pPr>
-      <w:bookmarkStart w:id="28" w:name="__RefHeading___Toc99658_1894618434"/>
+      <w:bookmarkStart w:id="28" w:name="__RefHeading___Toc28969_3679192306"/>
       <w:bookmarkEnd w:id="28"/>
       <w:r>
         <w:rPr>
@@ -19708,7 +19807,7 @@
         <w:pStyle w:val="Heading2"/>
         <w:rPr/>
       </w:pPr>
-      <w:bookmarkStart w:id="29" w:name="__RefHeading___Toc99660_1894618434"/>
+      <w:bookmarkStart w:id="29" w:name="__RefHeading___Toc28971_3679192306"/>
       <w:bookmarkEnd w:id="29"/>
       <w:r>
         <w:rPr>
@@ -19925,7 +20024,7 @@
         <w:pStyle w:val="Heading1"/>
         <w:rPr/>
       </w:pPr>
-      <w:bookmarkStart w:id="30" w:name="__RefHeading___Toc99662_1894618434"/>
+      <w:bookmarkStart w:id="30" w:name="__RefHeading___Toc28973_3679192306"/>
       <w:bookmarkEnd w:id="30"/>
       <w:r>
         <w:rPr>
@@ -19942,7 +20041,7 @@
         <w:pStyle w:val="Heading2"/>
         <w:rPr/>
       </w:pPr>
-      <w:bookmarkStart w:id="31" w:name="__RefHeading___Toc99664_1894618434"/>
+      <w:bookmarkStart w:id="31" w:name="__RefHeading___Toc28975_3679192306"/>
       <w:bookmarkEnd w:id="31"/>
       <w:r>
         <w:rPr>
@@ -20652,7 +20751,7 @@
         <w:pStyle w:val="Heading2"/>
         <w:rPr/>
       </w:pPr>
-      <w:bookmarkStart w:id="32" w:name="__RefHeading___Toc99666_1894618434"/>
+      <w:bookmarkStart w:id="32" w:name="__RefHeading___Toc28977_3679192306"/>
       <w:bookmarkEnd w:id="32"/>
       <w:r>
         <w:rPr>
@@ -20764,7 +20863,7 @@
         <w:pStyle w:val="Heading2"/>
         <w:rPr/>
       </w:pPr>
-      <w:bookmarkStart w:id="33" w:name="__RefHeading___Toc99668_1894618434"/>
+      <w:bookmarkStart w:id="33" w:name="__RefHeading___Toc28979_3679192306"/>
       <w:bookmarkEnd w:id="33"/>
       <w:r>
         <w:rPr>
@@ -20841,7 +20940,7 @@
         <w:pStyle w:val="Heading1"/>
         <w:rPr/>
       </w:pPr>
-      <w:bookmarkStart w:id="34" w:name="__RefHeading___Toc99670_1894618434"/>
+      <w:bookmarkStart w:id="34" w:name="__RefHeading___Toc28981_3679192306"/>
       <w:bookmarkEnd w:id="34"/>
       <w:r>
         <w:rPr>
@@ -20884,7 +20983,7 @@
         <w:pStyle w:val="Heading2"/>
         <w:rPr/>
       </w:pPr>
-      <w:bookmarkStart w:id="35" w:name="__RefHeading___Toc99672_1894618434"/>
+      <w:bookmarkStart w:id="35" w:name="__RefHeading___Toc28983_3679192306"/>
       <w:bookmarkEnd w:id="35"/>
       <w:r>
         <w:rPr>
@@ -21867,7 +21966,7 @@
         <w:pStyle w:val="Heading2"/>
         <w:rPr/>
       </w:pPr>
-      <w:bookmarkStart w:id="36" w:name="__RefHeading___Toc99674_1894618434"/>
+      <w:bookmarkStart w:id="36" w:name="__RefHeading___Toc28985_3679192306"/>
       <w:bookmarkEnd w:id="36"/>
       <w:r>
         <w:rPr>
@@ -22382,7 +22481,7 @@
         <w:pStyle w:val="Heading2"/>
         <w:rPr/>
       </w:pPr>
-      <w:bookmarkStart w:id="37" w:name="__RefHeading___Toc99676_1894618434"/>
+      <w:bookmarkStart w:id="37" w:name="__RefHeading___Toc28987_3679192306"/>
       <w:bookmarkEnd w:id="37"/>
       <w:r>
         <w:rPr>
@@ -22820,7 +22919,7 @@
         <w:pStyle w:val="Heading2"/>
         <w:rPr/>
       </w:pPr>
-      <w:bookmarkStart w:id="38" w:name="__RefHeading___Toc99678_1894618434"/>
+      <w:bookmarkStart w:id="38" w:name="__RefHeading___Toc28989_3679192306"/>
       <w:bookmarkEnd w:id="38"/>
       <w:r>
         <w:rPr>
@@ -23213,7 +23312,7 @@
           <w:spacing w:val="0"/>
         </w:rPr>
       </w:pPr>
-      <w:bookmarkStart w:id="39" w:name="__RefHeading___Toc99680_1894618434"/>
+      <w:bookmarkStart w:id="39" w:name="__RefHeading___Toc28991_3679192306"/>
       <w:bookmarkStart w:id="40" w:name="_Toc233203395"/>
       <w:bookmarkEnd w:id="39"/>
       <w:r>
